--- a/docs/软件设计说明书.docx
+++ b/docs/软件设计说明书.docx
@@ -10,7 +10,6 @@
         <w:rPr>
           <w:rFonts w:ascii="Calibri" w:eastAsia="黑体" w:hAnsi="Calibri"/>
           <w:b/>
-          <w:color w:val="000000"/>
           <w:sz w:val="48"/>
         </w:rPr>
         <w:t>软件设计说明书</w:t>
@@ -268,7 +267,6 @@
         <w:rPr>
           <w:rFonts w:asciiTheme="minorHAnsi" w:eastAsiaTheme="minorEastAsia" w:hAnsiTheme="minorHAnsi"/>
           <w:noProof/>
-          <w:color w:val="auto"/>
           <w:kern w:val="2"/>
           <w:szCs w:val="24"/>
           <w:lang w:eastAsia="zh-CN"/>
@@ -284,7 +282,7 @@
       <w:r>
         <w:fldChar w:fldCharType="separate"/>
       </w:r>
-      <w:hyperlink w:anchor="_Toc241948496" w:history="1">
+      <w:hyperlink w:anchor="_Toc242037377" w:history="1">
         <w:r>
           <w:rPr>
             <w:rStyle w:val="aff9"/>
@@ -318,7 +316,7 @@
             <w:noProof/>
             <w:webHidden/>
           </w:rPr>
-          <w:instrText xml:space="preserve"> PAGEREF _Toc241948496 \h </w:instrText>
+          <w:instrText xml:space="preserve"> PAGEREF _Toc242037377 \h </w:instrText>
         </w:r>
         <w:r>
           <w:rPr>
@@ -358,14 +356,13 @@
         <w:rPr>
           <w:rFonts w:asciiTheme="minorHAnsi" w:eastAsiaTheme="minorEastAsia" w:hAnsiTheme="minorHAnsi"/>
           <w:noProof/>
-          <w:color w:val="auto"/>
           <w:kern w:val="2"/>
           <w:szCs w:val="24"/>
           <w:lang w:eastAsia="zh-CN"/>
           <w14:ligatures w14:val="standardContextual"/>
         </w:rPr>
       </w:pPr>
-      <w:hyperlink w:anchor="_Toc241948497" w:history="1">
+      <w:hyperlink w:anchor="_Toc242037378" w:history="1">
         <w:r>
           <w:rPr>
             <w:rStyle w:val="aff9"/>
@@ -399,7 +396,7 @@
             <w:noProof/>
             <w:webHidden/>
           </w:rPr>
-          <w:instrText xml:space="preserve"> PAGEREF _Toc241948497 \h </w:instrText>
+          <w:instrText xml:space="preserve"> PAGEREF _Toc242037378 \h </w:instrText>
         </w:r>
         <w:r>
           <w:rPr>
@@ -439,14 +436,13 @@
         <w:rPr>
           <w:rFonts w:asciiTheme="minorHAnsi" w:eastAsiaTheme="minorEastAsia" w:hAnsiTheme="minorHAnsi"/>
           <w:noProof/>
-          <w:color w:val="auto"/>
           <w:kern w:val="2"/>
           <w:szCs w:val="24"/>
           <w:lang w:eastAsia="zh-CN"/>
           <w14:ligatures w14:val="standardContextual"/>
         </w:rPr>
       </w:pPr>
-      <w:hyperlink w:anchor="_Toc241948498" w:history="1">
+      <w:hyperlink w:anchor="_Toc242037379" w:history="1">
         <w:r>
           <w:rPr>
             <w:rStyle w:val="aff9"/>
@@ -480,7 +476,7 @@
             <w:noProof/>
             <w:webHidden/>
           </w:rPr>
-          <w:instrText xml:space="preserve"> PAGEREF _Toc241948498 \h </w:instrText>
+          <w:instrText xml:space="preserve"> PAGEREF _Toc242037379 \h </w:instrText>
         </w:r>
         <w:r>
           <w:rPr>
@@ -520,14 +516,13 @@
         <w:rPr>
           <w:rFonts w:asciiTheme="minorHAnsi" w:eastAsiaTheme="minorEastAsia" w:hAnsiTheme="minorHAnsi"/>
           <w:noProof/>
-          <w:color w:val="auto"/>
           <w:kern w:val="2"/>
           <w:szCs w:val="24"/>
           <w:lang w:eastAsia="zh-CN"/>
           <w14:ligatures w14:val="standardContextual"/>
         </w:rPr>
       </w:pPr>
-      <w:hyperlink w:anchor="_Toc241948499" w:history="1">
+      <w:hyperlink w:anchor="_Toc242037380" w:history="1">
         <w:r>
           <w:rPr>
             <w:rStyle w:val="aff9"/>
@@ -561,7 +556,7 @@
             <w:noProof/>
             <w:webHidden/>
           </w:rPr>
-          <w:instrText xml:space="preserve"> PAGEREF _Toc241948499 \h </w:instrText>
+          <w:instrText xml:space="preserve"> PAGEREF _Toc242037380 \h </w:instrText>
         </w:r>
         <w:r>
           <w:rPr>
@@ -601,14 +596,13 @@
         <w:rPr>
           <w:rFonts w:asciiTheme="minorHAnsi" w:eastAsiaTheme="minorEastAsia" w:hAnsiTheme="minorHAnsi"/>
           <w:noProof/>
-          <w:color w:val="auto"/>
           <w:kern w:val="2"/>
           <w:szCs w:val="24"/>
           <w:lang w:eastAsia="zh-CN"/>
           <w14:ligatures w14:val="standardContextual"/>
         </w:rPr>
       </w:pPr>
-      <w:hyperlink w:anchor="_Toc241948500" w:history="1">
+      <w:hyperlink w:anchor="_Toc242037381" w:history="1">
         <w:r>
           <w:rPr>
             <w:rStyle w:val="aff9"/>
@@ -642,7 +636,7 @@
             <w:noProof/>
             <w:webHidden/>
           </w:rPr>
-          <w:instrText xml:space="preserve"> PAGEREF _Toc241948500 \h </w:instrText>
+          <w:instrText xml:space="preserve"> PAGEREF _Toc242037381 \h </w:instrText>
         </w:r>
         <w:r>
           <w:rPr>
@@ -682,14 +676,13 @@
         <w:rPr>
           <w:rFonts w:asciiTheme="minorHAnsi" w:eastAsiaTheme="minorEastAsia" w:hAnsiTheme="minorHAnsi"/>
           <w:noProof/>
-          <w:color w:val="auto"/>
           <w:kern w:val="2"/>
           <w:szCs w:val="24"/>
           <w:lang w:eastAsia="zh-CN"/>
           <w14:ligatures w14:val="standardContextual"/>
         </w:rPr>
       </w:pPr>
-      <w:hyperlink w:anchor="_Toc241948501" w:history="1">
+      <w:hyperlink w:anchor="_Toc242037382" w:history="1">
         <w:r>
           <w:rPr>
             <w:rStyle w:val="aff9"/>
@@ -723,7 +716,7 @@
             <w:noProof/>
             <w:webHidden/>
           </w:rPr>
-          <w:instrText xml:space="preserve"> PAGEREF _Toc241948501 \h </w:instrText>
+          <w:instrText xml:space="preserve"> PAGEREF _Toc242037382 \h </w:instrText>
         </w:r>
         <w:r>
           <w:rPr>
@@ -763,14 +756,13 @@
         <w:rPr>
           <w:rFonts w:asciiTheme="minorHAnsi" w:eastAsiaTheme="minorEastAsia" w:hAnsiTheme="minorHAnsi"/>
           <w:noProof/>
-          <w:color w:val="auto"/>
           <w:kern w:val="2"/>
           <w:szCs w:val="24"/>
           <w:lang w:eastAsia="zh-CN"/>
           <w14:ligatures w14:val="standardContextual"/>
         </w:rPr>
       </w:pPr>
-      <w:hyperlink w:anchor="_Toc241948502" w:history="1">
+      <w:hyperlink w:anchor="_Toc242037383" w:history="1">
         <w:r>
           <w:rPr>
             <w:rStyle w:val="aff9"/>
@@ -804,7 +796,7 @@
             <w:noProof/>
             <w:webHidden/>
           </w:rPr>
-          <w:instrText xml:space="preserve"> PAGEREF _Toc241948502 \h </w:instrText>
+          <w:instrText xml:space="preserve"> PAGEREF _Toc242037383 \h </w:instrText>
         </w:r>
         <w:r>
           <w:rPr>
@@ -844,14 +836,13 @@
         <w:rPr>
           <w:rFonts w:asciiTheme="minorHAnsi" w:eastAsiaTheme="minorEastAsia" w:hAnsiTheme="minorHAnsi"/>
           <w:noProof/>
-          <w:color w:val="auto"/>
           <w:kern w:val="2"/>
           <w:szCs w:val="24"/>
           <w:lang w:eastAsia="zh-CN"/>
           <w14:ligatures w14:val="standardContextual"/>
         </w:rPr>
       </w:pPr>
-      <w:hyperlink w:anchor="_Toc241948503" w:history="1">
+      <w:hyperlink w:anchor="_Toc242037384" w:history="1">
         <w:r>
           <w:rPr>
             <w:rStyle w:val="aff9"/>
@@ -885,7 +876,7 @@
             <w:noProof/>
             <w:webHidden/>
           </w:rPr>
-          <w:instrText xml:space="preserve"> PAGEREF _Toc241948503 \h </w:instrText>
+          <w:instrText xml:space="preserve"> PAGEREF _Toc242037384 \h </w:instrText>
         </w:r>
         <w:r>
           <w:rPr>
@@ -925,14 +916,13 @@
         <w:rPr>
           <w:rFonts w:asciiTheme="minorHAnsi" w:eastAsiaTheme="minorEastAsia" w:hAnsiTheme="minorHAnsi"/>
           <w:noProof/>
-          <w:color w:val="auto"/>
           <w:kern w:val="2"/>
           <w:szCs w:val="24"/>
           <w:lang w:eastAsia="zh-CN"/>
           <w14:ligatures w14:val="standardContextual"/>
         </w:rPr>
       </w:pPr>
-      <w:hyperlink w:anchor="_Toc241948504" w:history="1">
+      <w:hyperlink w:anchor="_Toc242037385" w:history="1">
         <w:r>
           <w:rPr>
             <w:rStyle w:val="aff9"/>
@@ -966,7 +956,7 @@
             <w:noProof/>
             <w:webHidden/>
           </w:rPr>
-          <w:instrText xml:space="preserve"> PAGEREF _Toc241948504 \h </w:instrText>
+          <w:instrText xml:space="preserve"> PAGEREF _Toc242037385 \h </w:instrText>
         </w:r>
         <w:r>
           <w:rPr>
@@ -1006,14 +996,13 @@
         <w:rPr>
           <w:rFonts w:asciiTheme="minorHAnsi" w:eastAsiaTheme="minorEastAsia" w:hAnsiTheme="minorHAnsi"/>
           <w:noProof/>
-          <w:color w:val="auto"/>
           <w:kern w:val="2"/>
           <w:szCs w:val="24"/>
           <w:lang w:eastAsia="zh-CN"/>
           <w14:ligatures w14:val="standardContextual"/>
         </w:rPr>
       </w:pPr>
-      <w:hyperlink w:anchor="_Toc241948505" w:history="1">
+      <w:hyperlink w:anchor="_Toc242037386" w:history="1">
         <w:r>
           <w:rPr>
             <w:rStyle w:val="aff9"/>
@@ -1047,7 +1036,7 @@
             <w:noProof/>
             <w:webHidden/>
           </w:rPr>
-          <w:instrText xml:space="preserve"> PAGEREF _Toc241948505 \h </w:instrText>
+          <w:instrText xml:space="preserve"> PAGEREF _Toc242037386 \h </w:instrText>
         </w:r>
         <w:r>
           <w:rPr>
@@ -1087,14 +1076,13 @@
         <w:rPr>
           <w:rFonts w:asciiTheme="minorHAnsi" w:eastAsiaTheme="minorEastAsia" w:hAnsiTheme="minorHAnsi"/>
           <w:noProof/>
-          <w:color w:val="auto"/>
           <w:kern w:val="2"/>
           <w:szCs w:val="24"/>
           <w:lang w:eastAsia="zh-CN"/>
           <w14:ligatures w14:val="standardContextual"/>
         </w:rPr>
       </w:pPr>
-      <w:hyperlink w:anchor="_Toc241948506" w:history="1">
+      <w:hyperlink w:anchor="_Toc242037387" w:history="1">
         <w:r>
           <w:rPr>
             <w:rStyle w:val="aff9"/>
@@ -1128,7 +1116,7 @@
             <w:noProof/>
             <w:webHidden/>
           </w:rPr>
-          <w:instrText xml:space="preserve"> PAGEREF _Toc241948506 \h </w:instrText>
+          <w:instrText xml:space="preserve"> PAGEREF _Toc242037387 \h </w:instrText>
         </w:r>
         <w:r>
           <w:rPr>
@@ -1168,14 +1156,13 @@
         <w:rPr>
           <w:rFonts w:asciiTheme="minorHAnsi" w:eastAsiaTheme="minorEastAsia" w:hAnsiTheme="minorHAnsi"/>
           <w:noProof/>
-          <w:color w:val="auto"/>
           <w:kern w:val="2"/>
           <w:szCs w:val="24"/>
           <w:lang w:eastAsia="zh-CN"/>
           <w14:ligatures w14:val="standardContextual"/>
         </w:rPr>
       </w:pPr>
-      <w:hyperlink w:anchor="_Toc241948507" w:history="1">
+      <w:hyperlink w:anchor="_Toc242037388" w:history="1">
         <w:r>
           <w:rPr>
             <w:rStyle w:val="aff9"/>
@@ -1209,7 +1196,7 @@
             <w:noProof/>
             <w:webHidden/>
           </w:rPr>
-          <w:instrText xml:space="preserve"> PAGEREF _Toc241948507 \h </w:instrText>
+          <w:instrText xml:space="preserve"> PAGEREF _Toc242037388 \h </w:instrText>
         </w:r>
         <w:r>
           <w:rPr>
@@ -1254,7 +1241,7 @@
       <w:pPr>
         <w:pStyle w:val="1"/>
       </w:pPr>
-      <w:bookmarkStart w:id="0" w:name="_Toc241948496"/>
+      <w:bookmarkStart w:id="0" w:name="_Toc242037377"/>
       <w:r>
         <w:lastRenderedPageBreak/>
         <w:t xml:space="preserve">1 </w:t>
@@ -1489,7 +1476,7 @@
       <w:pPr>
         <w:pStyle w:val="1"/>
       </w:pPr>
-      <w:bookmarkStart w:id="1" w:name="_Toc241948497"/>
+      <w:bookmarkStart w:id="1" w:name="_Toc242037378"/>
       <w:r>
         <w:t xml:space="preserve">2 </w:t>
       </w:r>
@@ -2132,7 +2119,7 @@
       <w:pPr>
         <w:pStyle w:val="1"/>
       </w:pPr>
-      <w:bookmarkStart w:id="2" w:name="_Toc241948498"/>
+      <w:bookmarkStart w:id="2" w:name="_Toc242037379"/>
       <w:r>
         <w:t xml:space="preserve">3 </w:t>
       </w:r>
@@ -3308,7 +3295,7 @@
       <w:pPr>
         <w:pStyle w:val="1"/>
       </w:pPr>
-      <w:bookmarkStart w:id="3" w:name="_Toc241948499"/>
+      <w:bookmarkStart w:id="3" w:name="_Toc242037380"/>
       <w:r>
         <w:t xml:space="preserve">4 </w:t>
       </w:r>
@@ -3644,7 +3631,7 @@
       <w:pPr>
         <w:pStyle w:val="1"/>
       </w:pPr>
-      <w:bookmarkStart w:id="4" w:name="_Toc241948500"/>
+      <w:bookmarkStart w:id="4" w:name="_Toc242037381"/>
       <w:r>
         <w:t xml:space="preserve">5 </w:t>
       </w:r>
@@ -4395,7 +4382,7 @@
       <w:pPr>
         <w:pStyle w:val="1"/>
       </w:pPr>
-      <w:bookmarkStart w:id="5" w:name="_Toc241948501"/>
+      <w:bookmarkStart w:id="5" w:name="_Toc242037382"/>
       <w:r>
         <w:t xml:space="preserve">6 HTTP </w:t>
       </w:r>
@@ -5667,7 +5654,7 @@
       <w:pPr>
         <w:pStyle w:val="1"/>
       </w:pPr>
-      <w:bookmarkStart w:id="6" w:name="_Toc241948502"/>
+      <w:bookmarkStart w:id="6" w:name="_Toc242037383"/>
       <w:r>
         <w:t xml:space="preserve">7 </w:t>
       </w:r>
@@ -5773,7 +5760,7 @@
       <w:pPr>
         <w:pStyle w:val="1"/>
       </w:pPr>
-      <w:bookmarkStart w:id="7" w:name="_Toc241948503"/>
+      <w:bookmarkStart w:id="7" w:name="_Toc242037384"/>
       <w:r>
         <w:lastRenderedPageBreak/>
         <w:t xml:space="preserve">8 </w:t>
@@ -7093,7 +7080,7 @@
       <w:pPr>
         <w:pStyle w:val="1"/>
       </w:pPr>
-      <w:bookmarkStart w:id="8" w:name="_Toc241948504"/>
+      <w:bookmarkStart w:id="8" w:name="_Toc242037385"/>
       <w:r>
         <w:lastRenderedPageBreak/>
         <w:t xml:space="preserve">9 </w:t>
@@ -7207,7 +7194,7 @@
       <w:pPr>
         <w:pStyle w:val="1"/>
       </w:pPr>
-      <w:bookmarkStart w:id="9" w:name="_Toc241948505"/>
+      <w:bookmarkStart w:id="9" w:name="_Toc242037386"/>
       <w:r>
         <w:t xml:space="preserve">10 HTTP </w:t>
       </w:r>
@@ -15115,7 +15102,7 @@
       <w:pPr>
         <w:pStyle w:val="1"/>
       </w:pPr>
-      <w:bookmarkStart w:id="10" w:name="_Toc241948506"/>
+      <w:bookmarkStart w:id="10" w:name="_Toc242037387"/>
       <w:r>
         <w:t xml:space="preserve">11 </w:t>
       </w:r>
@@ -15427,7 +15414,7 @@
       <w:pPr>
         <w:pStyle w:val="1"/>
       </w:pPr>
-      <w:bookmarkStart w:id="11" w:name="_Toc241948507"/>
+      <w:bookmarkStart w:id="11" w:name="_Toc242037388"/>
       <w:r>
         <w:lastRenderedPageBreak/>
         <w:t xml:space="preserve">12 </w:t>
@@ -16384,6 +16371,7 @@
       </w:pPr>
       <w:rPr>
         <w:rFonts w:ascii="Symbol" w:hAnsi="Symbol" w:hint="default"/>
+        <w:color w:val="000000"/>
       </w:rPr>
     </w:lvl>
   </w:abstractNum>
@@ -16405,6 +16393,7 @@
       </w:pPr>
       <w:rPr>
         <w:rFonts w:ascii="Symbol" w:hAnsi="Symbol" w:hint="default"/>
+        <w:color w:val="000000"/>
       </w:rPr>
     </w:lvl>
   </w:abstractNum>
@@ -16426,6 +16415,7 @@
       </w:pPr>
       <w:rPr>
         <w:rFonts w:ascii="Symbol" w:hAnsi="Symbol" w:hint="default"/>
+        <w:color w:val="000000"/>
       </w:rPr>
     </w:lvl>
   </w:abstractNum>
@@ -16465,6 +16455,7 @@
       </w:pPr>
       <w:rPr>
         <w:rFonts w:ascii="Symbol" w:hAnsi="Symbol" w:hint="default"/>
+        <w:color w:val="000000"/>
       </w:rPr>
     </w:lvl>
   </w:abstractNum>
@@ -16504,6 +16495,7 @@
     <w:rPrDefault>
       <w:rPr>
         <w:rFonts w:asciiTheme="minorHAnsi" w:eastAsiaTheme="minorEastAsia" w:hAnsiTheme="minorHAnsi" w:cstheme="minorBidi"/>
+        <w:color w:val="000000"/>
         <w:sz w:val="22"/>
         <w:szCs w:val="22"/>
         <w:lang w:val="en-US" w:eastAsia="en-US" w:bidi="ar-SA"/>
@@ -16893,7 +16885,6 @@
     </w:pPr>
     <w:rPr>
       <w:rFonts w:ascii="Calibri" w:eastAsia="宋体" w:hAnsi="Calibri"/>
-      <w:color w:val="000000"/>
     </w:rPr>
   </w:style>
   <w:style w:type="paragraph" w:styleId="1">
@@ -16984,7 +16975,6 @@
       <w:bCs/>
       <w:i/>
       <w:iCs/>
-      <w:color w:val="4F81BD" w:themeColor="accent1"/>
     </w:rPr>
   </w:style>
   <w:style w:type="paragraph" w:styleId="5">
@@ -17005,7 +16995,6 @@
     </w:pPr>
     <w:rPr>
       <w:rFonts w:asciiTheme="majorHAnsi" w:eastAsiaTheme="majorEastAsia" w:hAnsiTheme="majorHAnsi" w:cstheme="majorBidi"/>
-      <w:color w:val="243F60" w:themeColor="accent1" w:themeShade="7F"/>
     </w:rPr>
   </w:style>
   <w:style w:type="paragraph" w:styleId="6">
@@ -17028,7 +17017,6 @@
       <w:rFonts w:asciiTheme="majorHAnsi" w:eastAsiaTheme="majorEastAsia" w:hAnsiTheme="majorHAnsi" w:cstheme="majorBidi"/>
       <w:i/>
       <w:iCs/>
-      <w:color w:val="243F60" w:themeColor="accent1" w:themeShade="7F"/>
     </w:rPr>
   </w:style>
   <w:style w:type="paragraph" w:styleId="7">
@@ -17051,7 +17039,6 @@
       <w:rFonts w:asciiTheme="majorHAnsi" w:eastAsiaTheme="majorEastAsia" w:hAnsiTheme="majorHAnsi" w:cstheme="majorBidi"/>
       <w:i/>
       <w:iCs/>
-      <w:color w:val="404040" w:themeColor="text1" w:themeTint="BF"/>
     </w:rPr>
   </w:style>
   <w:style w:type="paragraph" w:styleId="8">
@@ -17072,7 +17059,6 @@
     </w:pPr>
     <w:rPr>
       <w:rFonts w:asciiTheme="majorHAnsi" w:eastAsiaTheme="majorEastAsia" w:hAnsiTheme="majorHAnsi" w:cstheme="majorBidi"/>
-      <w:color w:val="4F81BD" w:themeColor="accent1"/>
       <w:sz w:val="20"/>
       <w:szCs w:val="20"/>
     </w:rPr>
@@ -17097,7 +17083,6 @@
       <w:rFonts w:asciiTheme="majorHAnsi" w:eastAsiaTheme="majorEastAsia" w:hAnsiTheme="majorHAnsi" w:cstheme="majorBidi"/>
       <w:i/>
       <w:iCs/>
-      <w:color w:val="404040" w:themeColor="text1" w:themeTint="BF"/>
       <w:sz w:val="20"/>
       <w:szCs w:val="20"/>
     </w:rPr>
@@ -17150,6 +17135,9 @@
     <w:link w:val="a5"/>
     <w:uiPriority w:val="99"/>
     <w:rsid w:val="00E618BF"/>
+    <w:rPr>
+      <w:color w:val="000000"/>
+    </w:rPr>
   </w:style>
   <w:style w:type="paragraph" w:styleId="a7">
     <w:name w:val="footer"/>
@@ -17172,6 +17160,9 @@
     <w:link w:val="a7"/>
     <w:uiPriority w:val="99"/>
     <w:rsid w:val="00E618BF"/>
+    <w:rPr>
+      <w:color w:val="000000"/>
+    </w:rPr>
   </w:style>
   <w:style w:type="paragraph" w:styleId="a9">
     <w:name w:val="No Spacing"/>
@@ -17192,7 +17183,7 @@
       <w:rFonts w:asciiTheme="majorHAnsi" w:eastAsiaTheme="majorEastAsia" w:hAnsiTheme="majorHAnsi" w:cstheme="majorBidi"/>
       <w:b/>
       <w:bCs/>
-      <w:color w:val="365F91" w:themeColor="accent1" w:themeShade="BF"/>
+      <w:color w:val="000000"/>
       <w:sz w:val="28"/>
       <w:szCs w:val="28"/>
     </w:rPr>
@@ -17207,7 +17198,7 @@
       <w:rFonts w:asciiTheme="majorHAnsi" w:eastAsiaTheme="majorEastAsia" w:hAnsiTheme="majorHAnsi" w:cstheme="majorBidi"/>
       <w:b/>
       <w:bCs/>
-      <w:color w:val="4F81BD" w:themeColor="accent1"/>
+      <w:color w:val="000000"/>
       <w:sz w:val="26"/>
       <w:szCs w:val="26"/>
     </w:rPr>
@@ -17222,7 +17213,7 @@
       <w:rFonts w:asciiTheme="majorHAnsi" w:eastAsiaTheme="majorEastAsia" w:hAnsiTheme="majorHAnsi" w:cstheme="majorBidi"/>
       <w:b/>
       <w:bCs/>
-      <w:color w:val="4F81BD" w:themeColor="accent1"/>
+      <w:color w:val="000000"/>
     </w:rPr>
   </w:style>
   <w:style w:type="paragraph" w:styleId="aa">
@@ -17239,7 +17230,6 @@
     </w:pPr>
     <w:rPr>
       <w:rFonts w:asciiTheme="majorHAnsi" w:eastAsiaTheme="majorEastAsia" w:hAnsiTheme="majorHAnsi" w:cstheme="majorBidi"/>
-      <w:color w:val="17365D" w:themeColor="text2" w:themeShade="BF"/>
       <w:spacing w:val="5"/>
       <w:kern w:val="28"/>
       <w:sz w:val="52"/>
@@ -17254,7 +17244,7 @@
     <w:rsid w:val="00FC693F"/>
     <w:rPr>
       <w:rFonts w:asciiTheme="majorHAnsi" w:eastAsiaTheme="majorEastAsia" w:hAnsiTheme="majorHAnsi" w:cstheme="majorBidi"/>
-      <w:color w:val="17365D" w:themeColor="text2" w:themeShade="BF"/>
+      <w:color w:val="000000"/>
       <w:spacing w:val="5"/>
       <w:kern w:val="28"/>
       <w:sz w:val="52"/>
@@ -17278,7 +17268,6 @@
       <w:rFonts w:asciiTheme="majorHAnsi" w:eastAsiaTheme="majorEastAsia" w:hAnsiTheme="majorHAnsi" w:cstheme="majorBidi"/>
       <w:i/>
       <w:iCs/>
-      <w:color w:val="4F81BD" w:themeColor="accent1"/>
       <w:spacing w:val="15"/>
       <w:sz w:val="24"/>
       <w:szCs w:val="24"/>
@@ -17294,7 +17283,7 @@
       <w:rFonts w:asciiTheme="majorHAnsi" w:eastAsiaTheme="majorEastAsia" w:hAnsiTheme="majorHAnsi" w:cstheme="majorBidi"/>
       <w:i/>
       <w:iCs/>
-      <w:color w:val="4F81BD" w:themeColor="accent1"/>
+      <w:color w:val="000000"/>
       <w:spacing w:val="15"/>
       <w:sz w:val="24"/>
       <w:szCs w:val="24"/>
@@ -17325,6 +17314,9 @@
     <w:link w:val="af"/>
     <w:uiPriority w:val="99"/>
     <w:rsid w:val="00AA1D8D"/>
+    <w:rPr>
+      <w:color w:val="000000"/>
+    </w:rPr>
   </w:style>
   <w:style w:type="paragraph" w:styleId="23">
     <w:name w:val="Body Text 2"/>
@@ -17343,6 +17335,9 @@
     <w:link w:val="23"/>
     <w:uiPriority w:val="99"/>
     <w:rsid w:val="00AA1D8D"/>
+    <w:rPr>
+      <w:color w:val="000000"/>
+    </w:rPr>
   </w:style>
   <w:style w:type="paragraph" w:styleId="33">
     <w:name w:val="Body Text 3"/>
@@ -17366,6 +17361,7 @@
     <w:uiPriority w:val="99"/>
     <w:rsid w:val="00AA1D8D"/>
     <w:rPr>
+      <w:color w:val="000000"/>
       <w:sz w:val="16"/>
       <w:szCs w:val="16"/>
     </w:rPr>
@@ -17548,6 +17544,7 @@
     <w:rsid w:val="0029639D"/>
     <w:rPr>
       <w:rFonts w:ascii="Courier" w:hAnsi="Courier"/>
+      <w:color w:val="000000"/>
       <w:sz w:val="20"/>
       <w:szCs w:val="20"/>
     </w:rPr>
@@ -17563,7 +17560,6 @@
     <w:rPr>
       <w:i/>
       <w:iCs/>
-      <w:color w:val="000000" w:themeColor="text1"/>
     </w:rPr>
   </w:style>
   <w:style w:type="character" w:customStyle="1" w:styleId="af6">
@@ -17575,7 +17571,7 @@
     <w:rPr>
       <w:i/>
       <w:iCs/>
-      <w:color w:val="000000" w:themeColor="text1"/>
+      <w:color w:val="000000"/>
     </w:rPr>
   </w:style>
   <w:style w:type="character" w:customStyle="1" w:styleId="40">
@@ -17591,7 +17587,7 @@
       <w:bCs/>
       <w:i/>
       <w:iCs/>
-      <w:color w:val="4F81BD" w:themeColor="accent1"/>
+      <w:color w:val="000000"/>
     </w:rPr>
   </w:style>
   <w:style w:type="character" w:customStyle="1" w:styleId="50">
@@ -17603,7 +17599,7 @@
     <w:rsid w:val="00FC693F"/>
     <w:rPr>
       <w:rFonts w:asciiTheme="majorHAnsi" w:eastAsiaTheme="majorEastAsia" w:hAnsiTheme="majorHAnsi" w:cstheme="majorBidi"/>
-      <w:color w:val="243F60" w:themeColor="accent1" w:themeShade="7F"/>
+      <w:color w:val="000000"/>
     </w:rPr>
   </w:style>
   <w:style w:type="character" w:customStyle="1" w:styleId="60">
@@ -17617,7 +17613,7 @@
       <w:rFonts w:asciiTheme="majorHAnsi" w:eastAsiaTheme="majorEastAsia" w:hAnsiTheme="majorHAnsi" w:cstheme="majorBidi"/>
       <w:i/>
       <w:iCs/>
-      <w:color w:val="243F60" w:themeColor="accent1" w:themeShade="7F"/>
+      <w:color w:val="000000"/>
     </w:rPr>
   </w:style>
   <w:style w:type="character" w:customStyle="1" w:styleId="70">
@@ -17631,7 +17627,7 @@
       <w:rFonts w:asciiTheme="majorHAnsi" w:eastAsiaTheme="majorEastAsia" w:hAnsiTheme="majorHAnsi" w:cstheme="majorBidi"/>
       <w:i/>
       <w:iCs/>
-      <w:color w:val="404040" w:themeColor="text1" w:themeTint="BF"/>
+      <w:color w:val="000000"/>
     </w:rPr>
   </w:style>
   <w:style w:type="character" w:customStyle="1" w:styleId="80">
@@ -17643,7 +17639,7 @@
     <w:rsid w:val="00FC693F"/>
     <w:rPr>
       <w:rFonts w:asciiTheme="majorHAnsi" w:eastAsiaTheme="majorEastAsia" w:hAnsiTheme="majorHAnsi" w:cstheme="majorBidi"/>
-      <w:color w:val="4F81BD" w:themeColor="accent1"/>
+      <w:color w:val="000000"/>
       <w:sz w:val="20"/>
       <w:szCs w:val="20"/>
     </w:rPr>
@@ -17659,7 +17655,7 @@
       <w:rFonts w:asciiTheme="majorHAnsi" w:eastAsiaTheme="majorEastAsia" w:hAnsiTheme="majorHAnsi" w:cstheme="majorBidi"/>
       <w:i/>
       <w:iCs/>
-      <w:color w:val="404040" w:themeColor="text1" w:themeTint="BF"/>
+      <w:color w:val="000000"/>
       <w:sz w:val="20"/>
       <w:szCs w:val="20"/>
     </w:rPr>
@@ -17679,7 +17675,6 @@
     <w:rPr>
       <w:b/>
       <w:bCs/>
-      <w:color w:val="4F81BD" w:themeColor="accent1"/>
       <w:sz w:val="18"/>
       <w:szCs w:val="18"/>
     </w:rPr>
@@ -17693,6 +17688,7 @@
     <w:rPr>
       <w:b/>
       <w:bCs/>
+      <w:color w:val="000000"/>
     </w:rPr>
   </w:style>
   <w:style w:type="character" w:styleId="af9">
@@ -17704,6 +17700,7 @@
     <w:rPr>
       <w:i/>
       <w:iCs/>
+      <w:color w:val="000000"/>
     </w:rPr>
   </w:style>
   <w:style w:type="paragraph" w:styleId="afa">
@@ -17723,7 +17720,6 @@
       <w:bCs/>
       <w:i/>
       <w:iCs/>
-      <w:color w:val="4F81BD" w:themeColor="accent1"/>
     </w:rPr>
   </w:style>
   <w:style w:type="character" w:customStyle="1" w:styleId="afb">
@@ -17737,7 +17733,7 @@
       <w:bCs/>
       <w:i/>
       <w:iCs/>
-      <w:color w:val="4F81BD" w:themeColor="accent1"/>
+      <w:color w:val="000000"/>
     </w:rPr>
   </w:style>
   <w:style w:type="character" w:styleId="afc">
@@ -17749,7 +17745,7 @@
     <w:rPr>
       <w:i/>
       <w:iCs/>
-      <w:color w:val="808080" w:themeColor="text1" w:themeTint="7F"/>
+      <w:color w:val="000000"/>
     </w:rPr>
   </w:style>
   <w:style w:type="character" w:styleId="afd">
@@ -17763,7 +17759,7 @@
       <w:bCs/>
       <w:i/>
       <w:iCs/>
-      <w:color w:val="4F81BD" w:themeColor="accent1"/>
+      <w:color w:val="000000"/>
     </w:rPr>
   </w:style>
   <w:style w:type="character" w:styleId="afe">
@@ -17774,7 +17770,7 @@
     <w:rsid w:val="00FC693F"/>
     <w:rPr>
       <w:smallCaps/>
-      <w:color w:val="C0504D" w:themeColor="accent2"/>
+      <w:color w:val="000000"/>
       <w:u w:val="single"/>
     </w:rPr>
   </w:style>
@@ -17788,7 +17784,7 @@
       <w:b/>
       <w:bCs/>
       <w:smallCaps/>
-      <w:color w:val="C0504D" w:themeColor="accent2"/>
+      <w:color w:val="000000"/>
       <w:spacing w:val="5"/>
       <w:u w:val="single"/>
     </w:rPr>
@@ -17803,6 +17799,7 @@
       <w:b/>
       <w:bCs/>
       <w:smallCaps/>
+      <w:color w:val="000000"/>
       <w:spacing w:val="5"/>
     </w:rPr>
   </w:style>
@@ -17846,9 +17843,6 @@
     <w:pPr>
       <w:spacing w:after="0" w:line="240" w:lineRule="auto"/>
     </w:pPr>
-    <w:rPr>
-      <w:color w:val="000000" w:themeColor="text1" w:themeShade="BF"/>
-    </w:rPr>
     <w:tblPr>
       <w:tblStyleRowBandSize w:val="1"/>
       <w:tblStyleColBandSize w:val="1"/>
@@ -17864,6 +17858,7 @@
       <w:rPr>
         <w:b/>
         <w:bCs/>
+        <w:color w:val="000000"/>
       </w:rPr>
       <w:tblPr/>
       <w:tcPr>
@@ -17884,6 +17879,7 @@
       <w:rPr>
         <w:b/>
         <w:bCs/>
+        <w:color w:val="000000"/>
       </w:rPr>
       <w:tblPr/>
       <w:tcPr>
@@ -17901,12 +17897,14 @@
       <w:rPr>
         <w:b/>
         <w:bCs/>
+        <w:color w:val="000000"/>
       </w:rPr>
     </w:tblStylePr>
     <w:tblStylePr w:type="lastCol">
       <w:rPr>
         <w:b/>
         <w:bCs/>
+        <w:color w:val="000000"/>
       </w:rPr>
     </w:tblStylePr>
     <w:tblStylePr w:type="band1Vert">
@@ -17942,9 +17940,6 @@
     <w:pPr>
       <w:spacing w:after="0" w:line="240" w:lineRule="auto"/>
     </w:pPr>
-    <w:rPr>
-      <w:color w:val="365F91" w:themeColor="accent1" w:themeShade="BF"/>
-    </w:rPr>
     <w:tblPr>
       <w:tblStyleRowBandSize w:val="1"/>
       <w:tblStyleColBandSize w:val="1"/>
@@ -17960,6 +17955,7 @@
       <w:rPr>
         <w:b/>
         <w:bCs/>
+        <w:color w:val="000000"/>
       </w:rPr>
       <w:tblPr/>
       <w:tcPr>
@@ -17980,6 +17976,7 @@
       <w:rPr>
         <w:b/>
         <w:bCs/>
+        <w:color w:val="000000"/>
       </w:rPr>
       <w:tblPr/>
       <w:tcPr>
@@ -17997,12 +17994,14 @@
       <w:rPr>
         <w:b/>
         <w:bCs/>
+        <w:color w:val="000000"/>
       </w:rPr>
     </w:tblStylePr>
     <w:tblStylePr w:type="lastCol">
       <w:rPr>
         <w:b/>
         <w:bCs/>
+        <w:color w:val="000000"/>
       </w:rPr>
     </w:tblStylePr>
     <w:tblStylePr w:type="band1Vert">
@@ -18038,9 +18037,6 @@
     <w:pPr>
       <w:spacing w:after="0" w:line="240" w:lineRule="auto"/>
     </w:pPr>
-    <w:rPr>
-      <w:color w:val="943634" w:themeColor="accent2" w:themeShade="BF"/>
-    </w:rPr>
     <w:tblPr>
       <w:tblStyleRowBandSize w:val="1"/>
       <w:tblStyleColBandSize w:val="1"/>
@@ -18056,6 +18052,7 @@
       <w:rPr>
         <w:b/>
         <w:bCs/>
+        <w:color w:val="000000"/>
       </w:rPr>
       <w:tblPr/>
       <w:tcPr>
@@ -18076,6 +18073,7 @@
       <w:rPr>
         <w:b/>
         <w:bCs/>
+        <w:color w:val="000000"/>
       </w:rPr>
       <w:tblPr/>
       <w:tcPr>
@@ -18093,12 +18091,14 @@
       <w:rPr>
         <w:b/>
         <w:bCs/>
+        <w:color w:val="000000"/>
       </w:rPr>
     </w:tblStylePr>
     <w:tblStylePr w:type="lastCol">
       <w:rPr>
         <w:b/>
         <w:bCs/>
+        <w:color w:val="000000"/>
       </w:rPr>
     </w:tblStylePr>
     <w:tblStylePr w:type="band1Vert">
@@ -18134,9 +18134,6 @@
     <w:pPr>
       <w:spacing w:after="0" w:line="240" w:lineRule="auto"/>
     </w:pPr>
-    <w:rPr>
-      <w:color w:val="76923C" w:themeColor="accent3" w:themeShade="BF"/>
-    </w:rPr>
     <w:tblPr>
       <w:tblStyleRowBandSize w:val="1"/>
       <w:tblStyleColBandSize w:val="1"/>
@@ -18152,6 +18149,7 @@
       <w:rPr>
         <w:b/>
         <w:bCs/>
+        <w:color w:val="000000"/>
       </w:rPr>
       <w:tblPr/>
       <w:tcPr>
@@ -18172,6 +18170,7 @@
       <w:rPr>
         <w:b/>
         <w:bCs/>
+        <w:color w:val="000000"/>
       </w:rPr>
       <w:tblPr/>
       <w:tcPr>
@@ -18189,12 +18188,14 @@
       <w:rPr>
         <w:b/>
         <w:bCs/>
+        <w:color w:val="000000"/>
       </w:rPr>
     </w:tblStylePr>
     <w:tblStylePr w:type="lastCol">
       <w:rPr>
         <w:b/>
         <w:bCs/>
+        <w:color w:val="000000"/>
       </w:rPr>
     </w:tblStylePr>
     <w:tblStylePr w:type="band1Vert">
@@ -18230,9 +18231,6 @@
     <w:pPr>
       <w:spacing w:after="0" w:line="240" w:lineRule="auto"/>
     </w:pPr>
-    <w:rPr>
-      <w:color w:val="5F497A" w:themeColor="accent4" w:themeShade="BF"/>
-    </w:rPr>
     <w:tblPr>
       <w:tblStyleRowBandSize w:val="1"/>
       <w:tblStyleColBandSize w:val="1"/>
@@ -18248,6 +18246,7 @@
       <w:rPr>
         <w:b/>
         <w:bCs/>
+        <w:color w:val="000000"/>
       </w:rPr>
       <w:tblPr/>
       <w:tcPr>
@@ -18268,6 +18267,7 @@
       <w:rPr>
         <w:b/>
         <w:bCs/>
+        <w:color w:val="000000"/>
       </w:rPr>
       <w:tblPr/>
       <w:tcPr>
@@ -18285,12 +18285,14 @@
       <w:rPr>
         <w:b/>
         <w:bCs/>
+        <w:color w:val="000000"/>
       </w:rPr>
     </w:tblStylePr>
     <w:tblStylePr w:type="lastCol">
       <w:rPr>
         <w:b/>
         <w:bCs/>
+        <w:color w:val="000000"/>
       </w:rPr>
     </w:tblStylePr>
     <w:tblStylePr w:type="band1Vert">
@@ -18326,9 +18328,6 @@
     <w:pPr>
       <w:spacing w:after="0" w:line="240" w:lineRule="auto"/>
     </w:pPr>
-    <w:rPr>
-      <w:color w:val="31849B" w:themeColor="accent5" w:themeShade="BF"/>
-    </w:rPr>
     <w:tblPr>
       <w:tblStyleRowBandSize w:val="1"/>
       <w:tblStyleColBandSize w:val="1"/>
@@ -18344,6 +18343,7 @@
       <w:rPr>
         <w:b/>
         <w:bCs/>
+        <w:color w:val="000000"/>
       </w:rPr>
       <w:tblPr/>
       <w:tcPr>
@@ -18364,6 +18364,7 @@
       <w:rPr>
         <w:b/>
         <w:bCs/>
+        <w:color w:val="000000"/>
       </w:rPr>
       <w:tblPr/>
       <w:tcPr>
@@ -18381,12 +18382,14 @@
       <w:rPr>
         <w:b/>
         <w:bCs/>
+        <w:color w:val="000000"/>
       </w:rPr>
     </w:tblStylePr>
     <w:tblStylePr w:type="lastCol">
       <w:rPr>
         <w:b/>
         <w:bCs/>
+        <w:color w:val="000000"/>
       </w:rPr>
     </w:tblStylePr>
     <w:tblStylePr w:type="band1Vert">
@@ -18422,9 +18425,6 @@
     <w:pPr>
       <w:spacing w:after="0" w:line="240" w:lineRule="auto"/>
     </w:pPr>
-    <w:rPr>
-      <w:color w:val="E36C0A" w:themeColor="accent6" w:themeShade="BF"/>
-    </w:rPr>
     <w:tblPr>
       <w:tblStyleRowBandSize w:val="1"/>
       <w:tblStyleColBandSize w:val="1"/>
@@ -18440,6 +18440,7 @@
       <w:rPr>
         <w:b/>
         <w:bCs/>
+        <w:color w:val="000000"/>
       </w:rPr>
       <w:tblPr/>
       <w:tcPr>
@@ -18460,6 +18461,7 @@
       <w:rPr>
         <w:b/>
         <w:bCs/>
+        <w:color w:val="000000"/>
       </w:rPr>
       <w:tblPr/>
       <w:tcPr>
@@ -18477,12 +18479,14 @@
       <w:rPr>
         <w:b/>
         <w:bCs/>
+        <w:color w:val="000000"/>
       </w:rPr>
     </w:tblStylePr>
     <w:tblStylePr w:type="lastCol">
       <w:rPr>
         <w:b/>
         <w:bCs/>
+        <w:color w:val="000000"/>
       </w:rPr>
     </w:tblStylePr>
     <w:tblStylePr w:type="band1Vert">
@@ -18532,11 +18536,6 @@
       <w:pPr>
         <w:spacing w:before="0" w:after="0" w:line="240" w:lineRule="auto"/>
       </w:pPr>
-      <w:rPr>
-        <w:b/>
-        <w:bCs/>
-        <w:color w:val="FFFFFF" w:themeColor="background1"/>
-      </w:rPr>
       <w:tblPr/>
       <w:tcPr>
         <w:shd w:val="clear" w:color="auto" w:fill="000000" w:themeFill="text1"/>
@@ -18546,10 +18545,6 @@
       <w:pPr>
         <w:spacing w:before="0" w:after="0" w:line="240" w:lineRule="auto"/>
       </w:pPr>
-      <w:rPr>
-        <w:b/>
-        <w:bCs/>
-      </w:rPr>
       <w:tblPr/>
       <w:tcPr>
         <w:tcBorders>
@@ -18559,18 +18554,6 @@
           <w:right w:val="single" w:sz="8" w:space="0" w:color="000000" w:themeColor="text1"/>
         </w:tcBorders>
       </w:tcPr>
-    </w:tblStylePr>
-    <w:tblStylePr w:type="firstCol">
-      <w:rPr>
-        <w:b/>
-        <w:bCs/>
-      </w:rPr>
-    </w:tblStylePr>
-    <w:tblStylePr w:type="lastCol">
-      <w:rPr>
-        <w:b/>
-        <w:bCs/>
-      </w:rPr>
     </w:tblStylePr>
     <w:tblStylePr w:type="band1Vert">
       <w:tblPr/>
@@ -18617,11 +18600,6 @@
       <w:pPr>
         <w:spacing w:before="0" w:after="0" w:line="240" w:lineRule="auto"/>
       </w:pPr>
-      <w:rPr>
-        <w:b/>
-        <w:bCs/>
-        <w:color w:val="FFFFFF" w:themeColor="background1"/>
-      </w:rPr>
       <w:tblPr/>
       <w:tcPr>
         <w:shd w:val="clear" w:color="auto" w:fill="4F81BD" w:themeFill="accent1"/>
@@ -18631,10 +18609,6 @@
       <w:pPr>
         <w:spacing w:before="0" w:after="0" w:line="240" w:lineRule="auto"/>
       </w:pPr>
-      <w:rPr>
-        <w:b/>
-        <w:bCs/>
-      </w:rPr>
       <w:tblPr/>
       <w:tcPr>
         <w:tcBorders>
@@ -18644,18 +18618,6 @@
           <w:right w:val="single" w:sz="8" w:space="0" w:color="4F81BD" w:themeColor="accent1"/>
         </w:tcBorders>
       </w:tcPr>
-    </w:tblStylePr>
-    <w:tblStylePr w:type="firstCol">
-      <w:rPr>
-        <w:b/>
-        <w:bCs/>
-      </w:rPr>
-    </w:tblStylePr>
-    <w:tblStylePr w:type="lastCol">
-      <w:rPr>
-        <w:b/>
-        <w:bCs/>
-      </w:rPr>
     </w:tblStylePr>
     <w:tblStylePr w:type="band1Vert">
       <w:tblPr/>
@@ -18702,11 +18664,6 @@
       <w:pPr>
         <w:spacing w:before="0" w:after="0" w:line="240" w:lineRule="auto"/>
       </w:pPr>
-      <w:rPr>
-        <w:b/>
-        <w:bCs/>
-        <w:color w:val="FFFFFF" w:themeColor="background1"/>
-      </w:rPr>
       <w:tblPr/>
       <w:tcPr>
         <w:shd w:val="clear" w:color="auto" w:fill="C0504D" w:themeFill="accent2"/>
@@ -18716,10 +18673,6 @@
       <w:pPr>
         <w:spacing w:before="0" w:after="0" w:line="240" w:lineRule="auto"/>
       </w:pPr>
-      <w:rPr>
-        <w:b/>
-        <w:bCs/>
-      </w:rPr>
       <w:tblPr/>
       <w:tcPr>
         <w:tcBorders>
@@ -18729,18 +18682,6 @@
           <w:right w:val="single" w:sz="8" w:space="0" w:color="C0504D" w:themeColor="accent2"/>
         </w:tcBorders>
       </w:tcPr>
-    </w:tblStylePr>
-    <w:tblStylePr w:type="firstCol">
-      <w:rPr>
-        <w:b/>
-        <w:bCs/>
-      </w:rPr>
-    </w:tblStylePr>
-    <w:tblStylePr w:type="lastCol">
-      <w:rPr>
-        <w:b/>
-        <w:bCs/>
-      </w:rPr>
     </w:tblStylePr>
     <w:tblStylePr w:type="band1Vert">
       <w:tblPr/>
@@ -18787,11 +18728,6 @@
       <w:pPr>
         <w:spacing w:before="0" w:after="0" w:line="240" w:lineRule="auto"/>
       </w:pPr>
-      <w:rPr>
-        <w:b/>
-        <w:bCs/>
-        <w:color w:val="FFFFFF" w:themeColor="background1"/>
-      </w:rPr>
       <w:tblPr/>
       <w:tcPr>
         <w:shd w:val="clear" w:color="auto" w:fill="9BBB59" w:themeFill="accent3"/>
@@ -18801,10 +18737,6 @@
       <w:pPr>
         <w:spacing w:before="0" w:after="0" w:line="240" w:lineRule="auto"/>
       </w:pPr>
-      <w:rPr>
-        <w:b/>
-        <w:bCs/>
-      </w:rPr>
       <w:tblPr/>
       <w:tcPr>
         <w:tcBorders>
@@ -18814,18 +18746,6 @@
           <w:right w:val="single" w:sz="8" w:space="0" w:color="9BBB59" w:themeColor="accent3"/>
         </w:tcBorders>
       </w:tcPr>
-    </w:tblStylePr>
-    <w:tblStylePr w:type="firstCol">
-      <w:rPr>
-        <w:b/>
-        <w:bCs/>
-      </w:rPr>
-    </w:tblStylePr>
-    <w:tblStylePr w:type="lastCol">
-      <w:rPr>
-        <w:b/>
-        <w:bCs/>
-      </w:rPr>
     </w:tblStylePr>
     <w:tblStylePr w:type="band1Vert">
       <w:tblPr/>
@@ -18872,11 +18792,6 @@
       <w:pPr>
         <w:spacing w:before="0" w:after="0" w:line="240" w:lineRule="auto"/>
       </w:pPr>
-      <w:rPr>
-        <w:b/>
-        <w:bCs/>
-        <w:color w:val="FFFFFF" w:themeColor="background1"/>
-      </w:rPr>
       <w:tblPr/>
       <w:tcPr>
         <w:shd w:val="clear" w:color="auto" w:fill="8064A2" w:themeFill="accent4"/>
@@ -18886,10 +18801,6 @@
       <w:pPr>
         <w:spacing w:before="0" w:after="0" w:line="240" w:lineRule="auto"/>
       </w:pPr>
-      <w:rPr>
-        <w:b/>
-        <w:bCs/>
-      </w:rPr>
       <w:tblPr/>
       <w:tcPr>
         <w:tcBorders>
@@ -18899,18 +18810,6 @@
           <w:right w:val="single" w:sz="8" w:space="0" w:color="8064A2" w:themeColor="accent4"/>
         </w:tcBorders>
       </w:tcPr>
-    </w:tblStylePr>
-    <w:tblStylePr w:type="firstCol">
-      <w:rPr>
-        <w:b/>
-        <w:bCs/>
-      </w:rPr>
-    </w:tblStylePr>
-    <w:tblStylePr w:type="lastCol">
-      <w:rPr>
-        <w:b/>
-        <w:bCs/>
-      </w:rPr>
     </w:tblStylePr>
     <w:tblStylePr w:type="band1Vert">
       <w:tblPr/>
@@ -18957,11 +18856,6 @@
       <w:pPr>
         <w:spacing w:before="0" w:after="0" w:line="240" w:lineRule="auto"/>
       </w:pPr>
-      <w:rPr>
-        <w:b/>
-        <w:bCs/>
-        <w:color w:val="FFFFFF" w:themeColor="background1"/>
-      </w:rPr>
       <w:tblPr/>
       <w:tcPr>
         <w:shd w:val="clear" w:color="auto" w:fill="4BACC6" w:themeFill="accent5"/>
@@ -18971,10 +18865,6 @@
       <w:pPr>
         <w:spacing w:before="0" w:after="0" w:line="240" w:lineRule="auto"/>
       </w:pPr>
-      <w:rPr>
-        <w:b/>
-        <w:bCs/>
-      </w:rPr>
       <w:tblPr/>
       <w:tcPr>
         <w:tcBorders>
@@ -18984,18 +18874,6 @@
           <w:right w:val="single" w:sz="8" w:space="0" w:color="4BACC6" w:themeColor="accent5"/>
         </w:tcBorders>
       </w:tcPr>
-    </w:tblStylePr>
-    <w:tblStylePr w:type="firstCol">
-      <w:rPr>
-        <w:b/>
-        <w:bCs/>
-      </w:rPr>
-    </w:tblStylePr>
-    <w:tblStylePr w:type="lastCol">
-      <w:rPr>
-        <w:b/>
-        <w:bCs/>
-      </w:rPr>
     </w:tblStylePr>
     <w:tblStylePr w:type="band1Vert">
       <w:tblPr/>
@@ -19042,11 +18920,6 @@
       <w:pPr>
         <w:spacing w:before="0" w:after="0" w:line="240" w:lineRule="auto"/>
       </w:pPr>
-      <w:rPr>
-        <w:b/>
-        <w:bCs/>
-        <w:color w:val="FFFFFF" w:themeColor="background1"/>
-      </w:rPr>
       <w:tblPr/>
       <w:tcPr>
         <w:shd w:val="clear" w:color="auto" w:fill="F79646" w:themeFill="accent6"/>
@@ -19056,10 +18929,6 @@
       <w:pPr>
         <w:spacing w:before="0" w:after="0" w:line="240" w:lineRule="auto"/>
       </w:pPr>
-      <w:rPr>
-        <w:b/>
-        <w:bCs/>
-      </w:rPr>
       <w:tblPr/>
       <w:tcPr>
         <w:tcBorders>
@@ -19069,18 +18938,6 @@
           <w:right w:val="single" w:sz="8" w:space="0" w:color="F79646" w:themeColor="accent6"/>
         </w:tcBorders>
       </w:tcPr>
-    </w:tblStylePr>
-    <w:tblStylePr w:type="firstCol">
-      <w:rPr>
-        <w:b/>
-        <w:bCs/>
-      </w:rPr>
-    </w:tblStylePr>
-    <w:tblStylePr w:type="lastCol">
-      <w:rPr>
-        <w:b/>
-        <w:bCs/>
-      </w:rPr>
     </w:tblStylePr>
     <w:tblStylePr w:type="band1Vert">
       <w:tblPr/>
@@ -19129,11 +18986,6 @@
       <w:pPr>
         <w:spacing w:before="0" w:after="0" w:line="240" w:lineRule="auto"/>
       </w:pPr>
-      <w:rPr>
-        <w:rFonts w:asciiTheme="majorHAnsi" w:eastAsiaTheme="majorEastAsia" w:hAnsiTheme="majorHAnsi" w:cstheme="majorBidi"/>
-        <w:b/>
-        <w:bCs/>
-      </w:rPr>
       <w:tblPr/>
       <w:tcPr>
         <w:tcBorders>
@@ -19150,11 +19002,6 @@
       <w:pPr>
         <w:spacing w:before="0" w:after="0" w:line="240" w:lineRule="auto"/>
       </w:pPr>
-      <w:rPr>
-        <w:rFonts w:asciiTheme="majorHAnsi" w:eastAsiaTheme="majorEastAsia" w:hAnsiTheme="majorHAnsi" w:cstheme="majorBidi"/>
-        <w:b/>
-        <w:bCs/>
-      </w:rPr>
       <w:tblPr/>
       <w:tcPr>
         <w:tcBorders>
@@ -19167,19 +19014,7 @@
         </w:tcBorders>
       </w:tcPr>
     </w:tblStylePr>
-    <w:tblStylePr w:type="firstCol">
-      <w:rPr>
-        <w:rFonts w:asciiTheme="majorHAnsi" w:eastAsiaTheme="majorEastAsia" w:hAnsiTheme="majorHAnsi" w:cstheme="majorBidi"/>
-        <w:b/>
-        <w:bCs/>
-      </w:rPr>
-    </w:tblStylePr>
     <w:tblStylePr w:type="lastCol">
-      <w:rPr>
-        <w:rFonts w:asciiTheme="majorHAnsi" w:eastAsiaTheme="majorEastAsia" w:hAnsiTheme="majorHAnsi" w:cstheme="majorBidi"/>
-        <w:b/>
-        <w:bCs/>
-      </w:rPr>
       <w:tblPr/>
       <w:tcPr>
         <w:tcBorders>
@@ -19252,11 +19087,6 @@
       <w:pPr>
         <w:spacing w:before="0" w:after="0" w:line="240" w:lineRule="auto"/>
       </w:pPr>
-      <w:rPr>
-        <w:rFonts w:asciiTheme="majorHAnsi" w:eastAsiaTheme="majorEastAsia" w:hAnsiTheme="majorHAnsi" w:cstheme="majorBidi"/>
-        <w:b/>
-        <w:bCs/>
-      </w:rPr>
       <w:tblPr/>
       <w:tcPr>
         <w:tcBorders>
@@ -19273,11 +19103,6 @@
       <w:pPr>
         <w:spacing w:before="0" w:after="0" w:line="240" w:lineRule="auto"/>
       </w:pPr>
-      <w:rPr>
-        <w:rFonts w:asciiTheme="majorHAnsi" w:eastAsiaTheme="majorEastAsia" w:hAnsiTheme="majorHAnsi" w:cstheme="majorBidi"/>
-        <w:b/>
-        <w:bCs/>
-      </w:rPr>
       <w:tblPr/>
       <w:tcPr>
         <w:tcBorders>
@@ -19290,19 +19115,7 @@
         </w:tcBorders>
       </w:tcPr>
     </w:tblStylePr>
-    <w:tblStylePr w:type="firstCol">
-      <w:rPr>
-        <w:rFonts w:asciiTheme="majorHAnsi" w:eastAsiaTheme="majorEastAsia" w:hAnsiTheme="majorHAnsi" w:cstheme="majorBidi"/>
-        <w:b/>
-        <w:bCs/>
-      </w:rPr>
-    </w:tblStylePr>
     <w:tblStylePr w:type="lastCol">
-      <w:rPr>
-        <w:rFonts w:asciiTheme="majorHAnsi" w:eastAsiaTheme="majorEastAsia" w:hAnsiTheme="majorHAnsi" w:cstheme="majorBidi"/>
-        <w:b/>
-        <w:bCs/>
-      </w:rPr>
       <w:tblPr/>
       <w:tcPr>
         <w:tcBorders>
@@ -19375,11 +19188,6 @@
       <w:pPr>
         <w:spacing w:before="0" w:after="0" w:line="240" w:lineRule="auto"/>
       </w:pPr>
-      <w:rPr>
-        <w:rFonts w:asciiTheme="majorHAnsi" w:eastAsiaTheme="majorEastAsia" w:hAnsiTheme="majorHAnsi" w:cstheme="majorBidi"/>
-        <w:b/>
-        <w:bCs/>
-      </w:rPr>
       <w:tblPr/>
       <w:tcPr>
         <w:tcBorders>
@@ -19396,11 +19204,6 @@
       <w:pPr>
         <w:spacing w:before="0" w:after="0" w:line="240" w:lineRule="auto"/>
       </w:pPr>
-      <w:rPr>
-        <w:rFonts w:asciiTheme="majorHAnsi" w:eastAsiaTheme="majorEastAsia" w:hAnsiTheme="majorHAnsi" w:cstheme="majorBidi"/>
-        <w:b/>
-        <w:bCs/>
-      </w:rPr>
       <w:tblPr/>
       <w:tcPr>
         <w:tcBorders>
@@ -19413,19 +19216,7 @@
         </w:tcBorders>
       </w:tcPr>
     </w:tblStylePr>
-    <w:tblStylePr w:type="firstCol">
-      <w:rPr>
-        <w:rFonts w:asciiTheme="majorHAnsi" w:eastAsiaTheme="majorEastAsia" w:hAnsiTheme="majorHAnsi" w:cstheme="majorBidi"/>
-        <w:b/>
-        <w:bCs/>
-      </w:rPr>
-    </w:tblStylePr>
     <w:tblStylePr w:type="lastCol">
-      <w:rPr>
-        <w:rFonts w:asciiTheme="majorHAnsi" w:eastAsiaTheme="majorEastAsia" w:hAnsiTheme="majorHAnsi" w:cstheme="majorBidi"/>
-        <w:b/>
-        <w:bCs/>
-      </w:rPr>
       <w:tblPr/>
       <w:tcPr>
         <w:tcBorders>
@@ -19498,11 +19289,6 @@
       <w:pPr>
         <w:spacing w:before="0" w:after="0" w:line="240" w:lineRule="auto"/>
       </w:pPr>
-      <w:rPr>
-        <w:rFonts w:asciiTheme="majorHAnsi" w:eastAsiaTheme="majorEastAsia" w:hAnsiTheme="majorHAnsi" w:cstheme="majorBidi"/>
-        <w:b/>
-        <w:bCs/>
-      </w:rPr>
       <w:tblPr/>
       <w:tcPr>
         <w:tcBorders>
@@ -19519,11 +19305,6 @@
       <w:pPr>
         <w:spacing w:before="0" w:after="0" w:line="240" w:lineRule="auto"/>
       </w:pPr>
-      <w:rPr>
-        <w:rFonts w:asciiTheme="majorHAnsi" w:eastAsiaTheme="majorEastAsia" w:hAnsiTheme="majorHAnsi" w:cstheme="majorBidi"/>
-        <w:b/>
-        <w:bCs/>
-      </w:rPr>
       <w:tblPr/>
       <w:tcPr>
         <w:tcBorders>
@@ -19536,19 +19317,7 @@
         </w:tcBorders>
       </w:tcPr>
     </w:tblStylePr>
-    <w:tblStylePr w:type="firstCol">
-      <w:rPr>
-        <w:rFonts w:asciiTheme="majorHAnsi" w:eastAsiaTheme="majorEastAsia" w:hAnsiTheme="majorHAnsi" w:cstheme="majorBidi"/>
-        <w:b/>
-        <w:bCs/>
-      </w:rPr>
-    </w:tblStylePr>
     <w:tblStylePr w:type="lastCol">
-      <w:rPr>
-        <w:rFonts w:asciiTheme="majorHAnsi" w:eastAsiaTheme="majorEastAsia" w:hAnsiTheme="majorHAnsi" w:cstheme="majorBidi"/>
-        <w:b/>
-        <w:bCs/>
-      </w:rPr>
       <w:tblPr/>
       <w:tcPr>
         <w:tcBorders>
@@ -19621,11 +19390,6 @@
       <w:pPr>
         <w:spacing w:before="0" w:after="0" w:line="240" w:lineRule="auto"/>
       </w:pPr>
-      <w:rPr>
-        <w:rFonts w:asciiTheme="majorHAnsi" w:eastAsiaTheme="majorEastAsia" w:hAnsiTheme="majorHAnsi" w:cstheme="majorBidi"/>
-        <w:b/>
-        <w:bCs/>
-      </w:rPr>
       <w:tblPr/>
       <w:tcPr>
         <w:tcBorders>
@@ -19642,11 +19406,6 @@
       <w:pPr>
         <w:spacing w:before="0" w:after="0" w:line="240" w:lineRule="auto"/>
       </w:pPr>
-      <w:rPr>
-        <w:rFonts w:asciiTheme="majorHAnsi" w:eastAsiaTheme="majorEastAsia" w:hAnsiTheme="majorHAnsi" w:cstheme="majorBidi"/>
-        <w:b/>
-        <w:bCs/>
-      </w:rPr>
       <w:tblPr/>
       <w:tcPr>
         <w:tcBorders>
@@ -19659,19 +19418,7 @@
         </w:tcBorders>
       </w:tcPr>
     </w:tblStylePr>
-    <w:tblStylePr w:type="firstCol">
-      <w:rPr>
-        <w:rFonts w:asciiTheme="majorHAnsi" w:eastAsiaTheme="majorEastAsia" w:hAnsiTheme="majorHAnsi" w:cstheme="majorBidi"/>
-        <w:b/>
-        <w:bCs/>
-      </w:rPr>
-    </w:tblStylePr>
     <w:tblStylePr w:type="lastCol">
-      <w:rPr>
-        <w:rFonts w:asciiTheme="majorHAnsi" w:eastAsiaTheme="majorEastAsia" w:hAnsiTheme="majorHAnsi" w:cstheme="majorBidi"/>
-        <w:b/>
-        <w:bCs/>
-      </w:rPr>
       <w:tblPr/>
       <w:tcPr>
         <w:tcBorders>
@@ -19744,11 +19491,6 @@
       <w:pPr>
         <w:spacing w:before="0" w:after="0" w:line="240" w:lineRule="auto"/>
       </w:pPr>
-      <w:rPr>
-        <w:rFonts w:asciiTheme="majorHAnsi" w:eastAsiaTheme="majorEastAsia" w:hAnsiTheme="majorHAnsi" w:cstheme="majorBidi"/>
-        <w:b/>
-        <w:bCs/>
-      </w:rPr>
       <w:tblPr/>
       <w:tcPr>
         <w:tcBorders>
@@ -19765,11 +19507,6 @@
       <w:pPr>
         <w:spacing w:before="0" w:after="0" w:line="240" w:lineRule="auto"/>
       </w:pPr>
-      <w:rPr>
-        <w:rFonts w:asciiTheme="majorHAnsi" w:eastAsiaTheme="majorEastAsia" w:hAnsiTheme="majorHAnsi" w:cstheme="majorBidi"/>
-        <w:b/>
-        <w:bCs/>
-      </w:rPr>
       <w:tblPr/>
       <w:tcPr>
         <w:tcBorders>
@@ -19782,19 +19519,7 @@
         </w:tcBorders>
       </w:tcPr>
     </w:tblStylePr>
-    <w:tblStylePr w:type="firstCol">
-      <w:rPr>
-        <w:rFonts w:asciiTheme="majorHAnsi" w:eastAsiaTheme="majorEastAsia" w:hAnsiTheme="majorHAnsi" w:cstheme="majorBidi"/>
-        <w:b/>
-        <w:bCs/>
-      </w:rPr>
-    </w:tblStylePr>
     <w:tblStylePr w:type="lastCol">
-      <w:rPr>
-        <w:rFonts w:asciiTheme="majorHAnsi" w:eastAsiaTheme="majorEastAsia" w:hAnsiTheme="majorHAnsi" w:cstheme="majorBidi"/>
-        <w:b/>
-        <w:bCs/>
-      </w:rPr>
       <w:tblPr/>
       <w:tcPr>
         <w:tcBorders>
@@ -19867,11 +19592,6 @@
       <w:pPr>
         <w:spacing w:before="0" w:after="0" w:line="240" w:lineRule="auto"/>
       </w:pPr>
-      <w:rPr>
-        <w:rFonts w:asciiTheme="majorHAnsi" w:eastAsiaTheme="majorEastAsia" w:hAnsiTheme="majorHAnsi" w:cstheme="majorBidi"/>
-        <w:b/>
-        <w:bCs/>
-      </w:rPr>
       <w:tblPr/>
       <w:tcPr>
         <w:tcBorders>
@@ -19888,11 +19608,6 @@
       <w:pPr>
         <w:spacing w:before="0" w:after="0" w:line="240" w:lineRule="auto"/>
       </w:pPr>
-      <w:rPr>
-        <w:rFonts w:asciiTheme="majorHAnsi" w:eastAsiaTheme="majorEastAsia" w:hAnsiTheme="majorHAnsi" w:cstheme="majorBidi"/>
-        <w:b/>
-        <w:bCs/>
-      </w:rPr>
       <w:tblPr/>
       <w:tcPr>
         <w:tcBorders>
@@ -19905,19 +19620,7 @@
         </w:tcBorders>
       </w:tcPr>
     </w:tblStylePr>
-    <w:tblStylePr w:type="firstCol">
-      <w:rPr>
-        <w:rFonts w:asciiTheme="majorHAnsi" w:eastAsiaTheme="majorEastAsia" w:hAnsiTheme="majorHAnsi" w:cstheme="majorBidi"/>
-        <w:b/>
-        <w:bCs/>
-      </w:rPr>
-    </w:tblStylePr>
     <w:tblStylePr w:type="lastCol">
-      <w:rPr>
-        <w:rFonts w:asciiTheme="majorHAnsi" w:eastAsiaTheme="majorEastAsia" w:hAnsiTheme="majorHAnsi" w:cstheme="majorBidi"/>
-        <w:b/>
-        <w:bCs/>
-      </w:rPr>
       <w:tblPr/>
       <w:tcPr>
         <w:tcBorders>
@@ -19989,11 +19692,6 @@
       <w:pPr>
         <w:spacing w:before="0" w:after="0" w:line="240" w:lineRule="auto"/>
       </w:pPr>
-      <w:rPr>
-        <w:b/>
-        <w:bCs/>
-        <w:color w:val="FFFFFF" w:themeColor="background1"/>
-      </w:rPr>
       <w:tblPr/>
       <w:tcPr>
         <w:tcBorders>
@@ -20011,10 +19709,6 @@
       <w:pPr>
         <w:spacing w:before="0" w:after="0" w:line="240" w:lineRule="auto"/>
       </w:pPr>
-      <w:rPr>
-        <w:b/>
-        <w:bCs/>
-      </w:rPr>
       <w:tblPr/>
       <w:tcPr>
         <w:tcBorders>
@@ -20026,18 +19720,6 @@
           <w:insideV w:val="nil"/>
         </w:tcBorders>
       </w:tcPr>
-    </w:tblStylePr>
-    <w:tblStylePr w:type="firstCol">
-      <w:rPr>
-        <w:b/>
-        <w:bCs/>
-      </w:rPr>
-    </w:tblStylePr>
-    <w:tblStylePr w:type="lastCol">
-      <w:rPr>
-        <w:b/>
-        <w:bCs/>
-      </w:rPr>
     </w:tblStylePr>
     <w:tblStylePr w:type="band1Vert">
       <w:tblPr/>
@@ -20088,11 +19770,6 @@
       <w:pPr>
         <w:spacing w:before="0" w:after="0" w:line="240" w:lineRule="auto"/>
       </w:pPr>
-      <w:rPr>
-        <w:b/>
-        <w:bCs/>
-        <w:color w:val="FFFFFF" w:themeColor="background1"/>
-      </w:rPr>
       <w:tblPr/>
       <w:tcPr>
         <w:tcBorders>
@@ -20110,10 +19787,6 @@
       <w:pPr>
         <w:spacing w:before="0" w:after="0" w:line="240" w:lineRule="auto"/>
       </w:pPr>
-      <w:rPr>
-        <w:b/>
-        <w:bCs/>
-      </w:rPr>
       <w:tblPr/>
       <w:tcPr>
         <w:tcBorders>
@@ -20125,18 +19798,6 @@
           <w:insideV w:val="nil"/>
         </w:tcBorders>
       </w:tcPr>
-    </w:tblStylePr>
-    <w:tblStylePr w:type="firstCol">
-      <w:rPr>
-        <w:b/>
-        <w:bCs/>
-      </w:rPr>
-    </w:tblStylePr>
-    <w:tblStylePr w:type="lastCol">
-      <w:rPr>
-        <w:b/>
-        <w:bCs/>
-      </w:rPr>
     </w:tblStylePr>
     <w:tblStylePr w:type="band1Vert">
       <w:tblPr/>
@@ -20187,11 +19848,6 @@
       <w:pPr>
         <w:spacing w:before="0" w:after="0" w:line="240" w:lineRule="auto"/>
       </w:pPr>
-      <w:rPr>
-        <w:b/>
-        <w:bCs/>
-        <w:color w:val="FFFFFF" w:themeColor="background1"/>
-      </w:rPr>
       <w:tblPr/>
       <w:tcPr>
         <w:tcBorders>
@@ -20209,10 +19865,6 @@
       <w:pPr>
         <w:spacing w:before="0" w:after="0" w:line="240" w:lineRule="auto"/>
       </w:pPr>
-      <w:rPr>
-        <w:b/>
-        <w:bCs/>
-      </w:rPr>
       <w:tblPr/>
       <w:tcPr>
         <w:tcBorders>
@@ -20224,18 +19876,6 @@
           <w:insideV w:val="nil"/>
         </w:tcBorders>
       </w:tcPr>
-    </w:tblStylePr>
-    <w:tblStylePr w:type="firstCol">
-      <w:rPr>
-        <w:b/>
-        <w:bCs/>
-      </w:rPr>
-    </w:tblStylePr>
-    <w:tblStylePr w:type="lastCol">
-      <w:rPr>
-        <w:b/>
-        <w:bCs/>
-      </w:rPr>
     </w:tblStylePr>
     <w:tblStylePr w:type="band1Vert">
       <w:tblPr/>
@@ -20286,11 +19926,6 @@
       <w:pPr>
         <w:spacing w:before="0" w:after="0" w:line="240" w:lineRule="auto"/>
       </w:pPr>
-      <w:rPr>
-        <w:b/>
-        <w:bCs/>
-        <w:color w:val="FFFFFF" w:themeColor="background1"/>
-      </w:rPr>
       <w:tblPr/>
       <w:tcPr>
         <w:tcBorders>
@@ -20308,10 +19943,6 @@
       <w:pPr>
         <w:spacing w:before="0" w:after="0" w:line="240" w:lineRule="auto"/>
       </w:pPr>
-      <w:rPr>
-        <w:b/>
-        <w:bCs/>
-      </w:rPr>
       <w:tblPr/>
       <w:tcPr>
         <w:tcBorders>
@@ -20323,18 +19954,6 @@
           <w:insideV w:val="nil"/>
         </w:tcBorders>
       </w:tcPr>
-    </w:tblStylePr>
-    <w:tblStylePr w:type="firstCol">
-      <w:rPr>
-        <w:b/>
-        <w:bCs/>
-      </w:rPr>
-    </w:tblStylePr>
-    <w:tblStylePr w:type="lastCol">
-      <w:rPr>
-        <w:b/>
-        <w:bCs/>
-      </w:rPr>
     </w:tblStylePr>
     <w:tblStylePr w:type="band1Vert">
       <w:tblPr/>
@@ -20385,11 +20004,6 @@
       <w:pPr>
         <w:spacing w:before="0" w:after="0" w:line="240" w:lineRule="auto"/>
       </w:pPr>
-      <w:rPr>
-        <w:b/>
-        <w:bCs/>
-        <w:color w:val="FFFFFF" w:themeColor="background1"/>
-      </w:rPr>
       <w:tblPr/>
       <w:tcPr>
         <w:tcBorders>
@@ -20407,10 +20021,6 @@
       <w:pPr>
         <w:spacing w:before="0" w:after="0" w:line="240" w:lineRule="auto"/>
       </w:pPr>
-      <w:rPr>
-        <w:b/>
-        <w:bCs/>
-      </w:rPr>
       <w:tblPr/>
       <w:tcPr>
         <w:tcBorders>
@@ -20422,18 +20032,6 @@
           <w:insideV w:val="nil"/>
         </w:tcBorders>
       </w:tcPr>
-    </w:tblStylePr>
-    <w:tblStylePr w:type="firstCol">
-      <w:rPr>
-        <w:b/>
-        <w:bCs/>
-      </w:rPr>
-    </w:tblStylePr>
-    <w:tblStylePr w:type="lastCol">
-      <w:rPr>
-        <w:b/>
-        <w:bCs/>
-      </w:rPr>
     </w:tblStylePr>
     <w:tblStylePr w:type="band1Vert">
       <w:tblPr/>
@@ -20484,11 +20082,6 @@
       <w:pPr>
         <w:spacing w:before="0" w:after="0" w:line="240" w:lineRule="auto"/>
       </w:pPr>
-      <w:rPr>
-        <w:b/>
-        <w:bCs/>
-        <w:color w:val="FFFFFF" w:themeColor="background1"/>
-      </w:rPr>
       <w:tblPr/>
       <w:tcPr>
         <w:tcBorders>
@@ -20506,10 +20099,6 @@
       <w:pPr>
         <w:spacing w:before="0" w:after="0" w:line="240" w:lineRule="auto"/>
       </w:pPr>
-      <w:rPr>
-        <w:b/>
-        <w:bCs/>
-      </w:rPr>
       <w:tblPr/>
       <w:tcPr>
         <w:tcBorders>
@@ -20521,18 +20110,6 @@
           <w:insideV w:val="nil"/>
         </w:tcBorders>
       </w:tcPr>
-    </w:tblStylePr>
-    <w:tblStylePr w:type="firstCol">
-      <w:rPr>
-        <w:b/>
-        <w:bCs/>
-      </w:rPr>
-    </w:tblStylePr>
-    <w:tblStylePr w:type="lastCol">
-      <w:rPr>
-        <w:b/>
-        <w:bCs/>
-      </w:rPr>
     </w:tblStylePr>
     <w:tblStylePr w:type="band1Vert">
       <w:tblPr/>
@@ -20583,11 +20160,6 @@
       <w:pPr>
         <w:spacing w:before="0" w:after="0" w:line="240" w:lineRule="auto"/>
       </w:pPr>
-      <w:rPr>
-        <w:b/>
-        <w:bCs/>
-        <w:color w:val="FFFFFF" w:themeColor="background1"/>
-      </w:rPr>
       <w:tblPr/>
       <w:tcPr>
         <w:tcBorders>
@@ -20605,10 +20177,6 @@
       <w:pPr>
         <w:spacing w:before="0" w:after="0" w:line="240" w:lineRule="auto"/>
       </w:pPr>
-      <w:rPr>
-        <w:b/>
-        <w:bCs/>
-      </w:rPr>
       <w:tblPr/>
       <w:tcPr>
         <w:tcBorders>
@@ -20620,18 +20188,6 @@
           <w:insideV w:val="nil"/>
         </w:tcBorders>
       </w:tcPr>
-    </w:tblStylePr>
-    <w:tblStylePr w:type="firstCol">
-      <w:rPr>
-        <w:b/>
-        <w:bCs/>
-      </w:rPr>
-    </w:tblStylePr>
-    <w:tblStylePr w:type="lastCol">
-      <w:rPr>
-        <w:b/>
-        <w:bCs/>
-      </w:rPr>
     </w:tblStylePr>
     <w:tblStylePr w:type="band1Vert">
       <w:tblPr/>
@@ -20679,11 +20235,6 @@
       <w:pPr>
         <w:spacing w:before="0" w:after="0" w:line="240" w:lineRule="auto"/>
       </w:pPr>
-      <w:rPr>
-        <w:b/>
-        <w:bCs/>
-        <w:color w:val="FFFFFF" w:themeColor="background1"/>
-      </w:rPr>
       <w:tblPr/>
       <w:tcPr>
         <w:tcBorders>
@@ -20701,9 +20252,6 @@
       <w:pPr>
         <w:spacing w:before="0" w:after="0" w:line="240" w:lineRule="auto"/>
       </w:pPr>
-      <w:rPr>
-        <w:color w:val="auto"/>
-      </w:rPr>
       <w:tblPr/>
       <w:tcPr>
         <w:tcBorders>
@@ -20718,11 +20266,6 @@
       </w:tcPr>
     </w:tblStylePr>
     <w:tblStylePr w:type="firstCol">
-      <w:rPr>
-        <w:b/>
-        <w:bCs/>
-        <w:color w:val="FFFFFF" w:themeColor="background1"/>
-      </w:rPr>
       <w:tblPr/>
       <w:tcPr>
         <w:tcBorders>
@@ -20737,11 +20280,6 @@
       </w:tcPr>
     </w:tblStylePr>
     <w:tblStylePr w:type="lastCol">
-      <w:rPr>
-        <w:b/>
-        <w:bCs/>
-        <w:color w:val="FFFFFF" w:themeColor="background1"/>
-      </w:rPr>
       <w:tblPr/>
       <w:tcPr>
         <w:tcBorders>
@@ -20785,9 +20323,6 @@
       </w:tcPr>
     </w:tblStylePr>
     <w:tblStylePr w:type="nwCell">
-      <w:rPr>
-        <w:color w:val="FFFFFF" w:themeColor="background1"/>
-      </w:rPr>
       <w:tblPr/>
       <w:tcPr>
         <w:tcBorders>
@@ -20821,11 +20356,6 @@
       <w:pPr>
         <w:spacing w:before="0" w:after="0" w:line="240" w:lineRule="auto"/>
       </w:pPr>
-      <w:rPr>
-        <w:b/>
-        <w:bCs/>
-        <w:color w:val="FFFFFF" w:themeColor="background1"/>
-      </w:rPr>
       <w:tblPr/>
       <w:tcPr>
         <w:tcBorders>
@@ -20843,9 +20373,6 @@
       <w:pPr>
         <w:spacing w:before="0" w:after="0" w:line="240" w:lineRule="auto"/>
       </w:pPr>
-      <w:rPr>
-        <w:color w:val="auto"/>
-      </w:rPr>
       <w:tblPr/>
       <w:tcPr>
         <w:tcBorders>
@@ -20860,11 +20387,6 @@
       </w:tcPr>
     </w:tblStylePr>
     <w:tblStylePr w:type="firstCol">
-      <w:rPr>
-        <w:b/>
-        <w:bCs/>
-        <w:color w:val="FFFFFF" w:themeColor="background1"/>
-      </w:rPr>
       <w:tblPr/>
       <w:tcPr>
         <w:tcBorders>
@@ -20879,11 +20401,6 @@
       </w:tcPr>
     </w:tblStylePr>
     <w:tblStylePr w:type="lastCol">
-      <w:rPr>
-        <w:b/>
-        <w:bCs/>
-        <w:color w:val="FFFFFF" w:themeColor="background1"/>
-      </w:rPr>
       <w:tblPr/>
       <w:tcPr>
         <w:tcBorders>
@@ -20927,9 +20444,6 @@
       </w:tcPr>
     </w:tblStylePr>
     <w:tblStylePr w:type="nwCell">
-      <w:rPr>
-        <w:color w:val="FFFFFF" w:themeColor="background1"/>
-      </w:rPr>
       <w:tblPr/>
       <w:tcPr>
         <w:tcBorders>
@@ -20963,11 +20477,6 @@
       <w:pPr>
         <w:spacing w:before="0" w:after="0" w:line="240" w:lineRule="auto"/>
       </w:pPr>
-      <w:rPr>
-        <w:b/>
-        <w:bCs/>
-        <w:color w:val="FFFFFF" w:themeColor="background1"/>
-      </w:rPr>
       <w:tblPr/>
       <w:tcPr>
         <w:tcBorders>
@@ -20985,9 +20494,6 @@
       <w:pPr>
         <w:spacing w:before="0" w:after="0" w:line="240" w:lineRule="auto"/>
       </w:pPr>
-      <w:rPr>
-        <w:color w:val="auto"/>
-      </w:rPr>
       <w:tblPr/>
       <w:tcPr>
         <w:tcBorders>
@@ -21002,11 +20508,6 @@
       </w:tcPr>
     </w:tblStylePr>
     <w:tblStylePr w:type="firstCol">
-      <w:rPr>
-        <w:b/>
-        <w:bCs/>
-        <w:color w:val="FFFFFF" w:themeColor="background1"/>
-      </w:rPr>
       <w:tblPr/>
       <w:tcPr>
         <w:tcBorders>
@@ -21021,11 +20522,6 @@
       </w:tcPr>
     </w:tblStylePr>
     <w:tblStylePr w:type="lastCol">
-      <w:rPr>
-        <w:b/>
-        <w:bCs/>
-        <w:color w:val="FFFFFF" w:themeColor="background1"/>
-      </w:rPr>
       <w:tblPr/>
       <w:tcPr>
         <w:tcBorders>
@@ -21069,9 +20565,6 @@
       </w:tcPr>
     </w:tblStylePr>
     <w:tblStylePr w:type="nwCell">
-      <w:rPr>
-        <w:color w:val="FFFFFF" w:themeColor="background1"/>
-      </w:rPr>
       <w:tblPr/>
       <w:tcPr>
         <w:tcBorders>
@@ -21105,11 +20598,6 @@
       <w:pPr>
         <w:spacing w:before="0" w:after="0" w:line="240" w:lineRule="auto"/>
       </w:pPr>
-      <w:rPr>
-        <w:b/>
-        <w:bCs/>
-        <w:color w:val="FFFFFF" w:themeColor="background1"/>
-      </w:rPr>
       <w:tblPr/>
       <w:tcPr>
         <w:tcBorders>
@@ -21127,9 +20615,6 @@
       <w:pPr>
         <w:spacing w:before="0" w:after="0" w:line="240" w:lineRule="auto"/>
       </w:pPr>
-      <w:rPr>
-        <w:color w:val="auto"/>
-      </w:rPr>
       <w:tblPr/>
       <w:tcPr>
         <w:tcBorders>
@@ -21144,11 +20629,6 @@
       </w:tcPr>
     </w:tblStylePr>
     <w:tblStylePr w:type="firstCol">
-      <w:rPr>
-        <w:b/>
-        <w:bCs/>
-        <w:color w:val="FFFFFF" w:themeColor="background1"/>
-      </w:rPr>
       <w:tblPr/>
       <w:tcPr>
         <w:tcBorders>
@@ -21163,11 +20643,6 @@
       </w:tcPr>
     </w:tblStylePr>
     <w:tblStylePr w:type="lastCol">
-      <w:rPr>
-        <w:b/>
-        <w:bCs/>
-        <w:color w:val="FFFFFF" w:themeColor="background1"/>
-      </w:rPr>
       <w:tblPr/>
       <w:tcPr>
         <w:tcBorders>
@@ -21211,9 +20686,6 @@
       </w:tcPr>
     </w:tblStylePr>
     <w:tblStylePr w:type="nwCell">
-      <w:rPr>
-        <w:color w:val="FFFFFF" w:themeColor="background1"/>
-      </w:rPr>
       <w:tblPr/>
       <w:tcPr>
         <w:tcBorders>
@@ -21247,11 +20719,6 @@
       <w:pPr>
         <w:spacing w:before="0" w:after="0" w:line="240" w:lineRule="auto"/>
       </w:pPr>
-      <w:rPr>
-        <w:b/>
-        <w:bCs/>
-        <w:color w:val="FFFFFF" w:themeColor="background1"/>
-      </w:rPr>
       <w:tblPr/>
       <w:tcPr>
         <w:tcBorders>
@@ -21269,9 +20736,6 @@
       <w:pPr>
         <w:spacing w:before="0" w:after="0" w:line="240" w:lineRule="auto"/>
       </w:pPr>
-      <w:rPr>
-        <w:color w:val="auto"/>
-      </w:rPr>
       <w:tblPr/>
       <w:tcPr>
         <w:tcBorders>
@@ -21286,11 +20750,6 @@
       </w:tcPr>
     </w:tblStylePr>
     <w:tblStylePr w:type="firstCol">
-      <w:rPr>
-        <w:b/>
-        <w:bCs/>
-        <w:color w:val="FFFFFF" w:themeColor="background1"/>
-      </w:rPr>
       <w:tblPr/>
       <w:tcPr>
         <w:tcBorders>
@@ -21305,11 +20764,6 @@
       </w:tcPr>
     </w:tblStylePr>
     <w:tblStylePr w:type="lastCol">
-      <w:rPr>
-        <w:b/>
-        <w:bCs/>
-        <w:color w:val="FFFFFF" w:themeColor="background1"/>
-      </w:rPr>
       <w:tblPr/>
       <w:tcPr>
         <w:tcBorders>
@@ -21353,9 +20807,6 @@
       </w:tcPr>
     </w:tblStylePr>
     <w:tblStylePr w:type="nwCell">
-      <w:rPr>
-        <w:color w:val="FFFFFF" w:themeColor="background1"/>
-      </w:rPr>
       <w:tblPr/>
       <w:tcPr>
         <w:tcBorders>
@@ -21389,11 +20840,6 @@
       <w:pPr>
         <w:spacing w:before="0" w:after="0" w:line="240" w:lineRule="auto"/>
       </w:pPr>
-      <w:rPr>
-        <w:b/>
-        <w:bCs/>
-        <w:color w:val="FFFFFF" w:themeColor="background1"/>
-      </w:rPr>
       <w:tblPr/>
       <w:tcPr>
         <w:tcBorders>
@@ -21411,9 +20857,6 @@
       <w:pPr>
         <w:spacing w:before="0" w:after="0" w:line="240" w:lineRule="auto"/>
       </w:pPr>
-      <w:rPr>
-        <w:color w:val="auto"/>
-      </w:rPr>
       <w:tblPr/>
       <w:tcPr>
         <w:tcBorders>
@@ -21428,11 +20871,6 @@
       </w:tcPr>
     </w:tblStylePr>
     <w:tblStylePr w:type="firstCol">
-      <w:rPr>
-        <w:b/>
-        <w:bCs/>
-        <w:color w:val="FFFFFF" w:themeColor="background1"/>
-      </w:rPr>
       <w:tblPr/>
       <w:tcPr>
         <w:tcBorders>
@@ -21447,11 +20885,6 @@
       </w:tcPr>
     </w:tblStylePr>
     <w:tblStylePr w:type="lastCol">
-      <w:rPr>
-        <w:b/>
-        <w:bCs/>
-        <w:color w:val="FFFFFF" w:themeColor="background1"/>
-      </w:rPr>
       <w:tblPr/>
       <w:tcPr>
         <w:tcBorders>
@@ -21495,9 +20928,6 @@
       </w:tcPr>
     </w:tblStylePr>
     <w:tblStylePr w:type="nwCell">
-      <w:rPr>
-        <w:color w:val="FFFFFF" w:themeColor="background1"/>
-      </w:rPr>
       <w:tblPr/>
       <w:tcPr>
         <w:tcBorders>
@@ -21531,11 +20961,6 @@
       <w:pPr>
         <w:spacing w:before="0" w:after="0" w:line="240" w:lineRule="auto"/>
       </w:pPr>
-      <w:rPr>
-        <w:b/>
-        <w:bCs/>
-        <w:color w:val="FFFFFF" w:themeColor="background1"/>
-      </w:rPr>
       <w:tblPr/>
       <w:tcPr>
         <w:tcBorders>
@@ -21553,9 +20978,6 @@
       <w:pPr>
         <w:spacing w:before="0" w:after="0" w:line="240" w:lineRule="auto"/>
       </w:pPr>
-      <w:rPr>
-        <w:color w:val="auto"/>
-      </w:rPr>
       <w:tblPr/>
       <w:tcPr>
         <w:tcBorders>
@@ -21570,11 +20992,6 @@
       </w:tcPr>
     </w:tblStylePr>
     <w:tblStylePr w:type="firstCol">
-      <w:rPr>
-        <w:b/>
-        <w:bCs/>
-        <w:color w:val="FFFFFF" w:themeColor="background1"/>
-      </w:rPr>
       <w:tblPr/>
       <w:tcPr>
         <w:tcBorders>
@@ -21589,11 +21006,6 @@
       </w:tcPr>
     </w:tblStylePr>
     <w:tblStylePr w:type="lastCol">
-      <w:rPr>
-        <w:b/>
-        <w:bCs/>
-        <w:color w:val="FFFFFF" w:themeColor="background1"/>
-      </w:rPr>
       <w:tblPr/>
       <w:tcPr>
         <w:tcBorders>
@@ -21637,9 +21049,6 @@
       </w:tcPr>
     </w:tblStylePr>
     <w:tblStylePr w:type="nwCell">
-      <w:rPr>
-        <w:color w:val="FFFFFF" w:themeColor="background1"/>
-      </w:rPr>
       <w:tblPr/>
       <w:tcPr>
         <w:tcBorders>
@@ -21661,9 +21070,6 @@
     <w:pPr>
       <w:spacing w:after="0" w:line="240" w:lineRule="auto"/>
     </w:pPr>
-    <w:rPr>
-      <w:color w:val="000000" w:themeColor="text1"/>
-    </w:rPr>
     <w:tblPr>
       <w:tblStyleRowBandSize w:val="1"/>
       <w:tblStyleColBandSize w:val="1"/>
@@ -21675,6 +21081,7 @@
     <w:tblStylePr w:type="firstRow">
       <w:rPr>
         <w:rFonts w:asciiTheme="majorHAnsi" w:eastAsiaTheme="majorEastAsia" w:hAnsiTheme="majorHAnsi" w:cstheme="majorBidi"/>
+        <w:color w:val="000000"/>
       </w:rPr>
       <w:tblPr/>
       <w:tcPr>
@@ -21688,7 +21095,7 @@
       <w:rPr>
         <w:b/>
         <w:bCs/>
-        <w:color w:val="1F497D" w:themeColor="text2"/>
+        <w:color w:val="000000"/>
       </w:rPr>
       <w:tblPr/>
       <w:tcPr>
@@ -21702,12 +21109,14 @@
       <w:rPr>
         <w:b/>
         <w:bCs/>
+        <w:color w:val="000000"/>
       </w:rPr>
     </w:tblStylePr>
     <w:tblStylePr w:type="lastCol">
       <w:rPr>
         <w:b/>
         <w:bCs/>
+        <w:color w:val="000000"/>
       </w:rPr>
       <w:tblPr/>
       <w:tcPr>
@@ -21738,9 +21147,6 @@
     <w:pPr>
       <w:spacing w:after="0" w:line="240" w:lineRule="auto"/>
     </w:pPr>
-    <w:rPr>
-      <w:color w:val="000000" w:themeColor="text1"/>
-    </w:rPr>
     <w:tblPr>
       <w:tblStyleRowBandSize w:val="1"/>
       <w:tblStyleColBandSize w:val="1"/>
@@ -21752,6 +21158,7 @@
     <w:tblStylePr w:type="firstRow">
       <w:rPr>
         <w:rFonts w:asciiTheme="majorHAnsi" w:eastAsiaTheme="majorEastAsia" w:hAnsiTheme="majorHAnsi" w:cstheme="majorBidi"/>
+        <w:color w:val="000000"/>
       </w:rPr>
       <w:tblPr/>
       <w:tcPr>
@@ -21765,7 +21172,7 @@
       <w:rPr>
         <w:b/>
         <w:bCs/>
-        <w:color w:val="1F497D" w:themeColor="text2"/>
+        <w:color w:val="000000"/>
       </w:rPr>
       <w:tblPr/>
       <w:tcPr>
@@ -21779,12 +21186,14 @@
       <w:rPr>
         <w:b/>
         <w:bCs/>
+        <w:color w:val="000000"/>
       </w:rPr>
     </w:tblStylePr>
     <w:tblStylePr w:type="lastCol">
       <w:rPr>
         <w:b/>
         <w:bCs/>
+        <w:color w:val="000000"/>
       </w:rPr>
       <w:tblPr/>
       <w:tcPr>
@@ -21815,9 +21224,6 @@
     <w:pPr>
       <w:spacing w:after="0" w:line="240" w:lineRule="auto"/>
     </w:pPr>
-    <w:rPr>
-      <w:color w:val="000000" w:themeColor="text1"/>
-    </w:rPr>
     <w:tblPr>
       <w:tblStyleRowBandSize w:val="1"/>
       <w:tblStyleColBandSize w:val="1"/>
@@ -21829,6 +21235,7 @@
     <w:tblStylePr w:type="firstRow">
       <w:rPr>
         <w:rFonts w:asciiTheme="majorHAnsi" w:eastAsiaTheme="majorEastAsia" w:hAnsiTheme="majorHAnsi" w:cstheme="majorBidi"/>
+        <w:color w:val="000000"/>
       </w:rPr>
       <w:tblPr/>
       <w:tcPr>
@@ -21842,7 +21249,7 @@
       <w:rPr>
         <w:b/>
         <w:bCs/>
-        <w:color w:val="1F497D" w:themeColor="text2"/>
+        <w:color w:val="000000"/>
       </w:rPr>
       <w:tblPr/>
       <w:tcPr>
@@ -21856,12 +21263,14 @@
       <w:rPr>
         <w:b/>
         <w:bCs/>
+        <w:color w:val="000000"/>
       </w:rPr>
     </w:tblStylePr>
     <w:tblStylePr w:type="lastCol">
       <w:rPr>
         <w:b/>
         <w:bCs/>
+        <w:color w:val="000000"/>
       </w:rPr>
       <w:tblPr/>
       <w:tcPr>
@@ -21892,9 +21301,6 @@
     <w:pPr>
       <w:spacing w:after="0" w:line="240" w:lineRule="auto"/>
     </w:pPr>
-    <w:rPr>
-      <w:color w:val="000000" w:themeColor="text1"/>
-    </w:rPr>
     <w:tblPr>
       <w:tblStyleRowBandSize w:val="1"/>
       <w:tblStyleColBandSize w:val="1"/>
@@ -21906,6 +21312,7 @@
     <w:tblStylePr w:type="firstRow">
       <w:rPr>
         <w:rFonts w:asciiTheme="majorHAnsi" w:eastAsiaTheme="majorEastAsia" w:hAnsiTheme="majorHAnsi" w:cstheme="majorBidi"/>
+        <w:color w:val="000000"/>
       </w:rPr>
       <w:tblPr/>
       <w:tcPr>
@@ -21919,7 +21326,7 @@
       <w:rPr>
         <w:b/>
         <w:bCs/>
-        <w:color w:val="1F497D" w:themeColor="text2"/>
+        <w:color w:val="000000"/>
       </w:rPr>
       <w:tblPr/>
       <w:tcPr>
@@ -21933,12 +21340,14 @@
       <w:rPr>
         <w:b/>
         <w:bCs/>
+        <w:color w:val="000000"/>
       </w:rPr>
     </w:tblStylePr>
     <w:tblStylePr w:type="lastCol">
       <w:rPr>
         <w:b/>
         <w:bCs/>
+        <w:color w:val="000000"/>
       </w:rPr>
       <w:tblPr/>
       <w:tcPr>
@@ -21969,9 +21378,6 @@
     <w:pPr>
       <w:spacing w:after="0" w:line="240" w:lineRule="auto"/>
     </w:pPr>
-    <w:rPr>
-      <w:color w:val="000000" w:themeColor="text1"/>
-    </w:rPr>
     <w:tblPr>
       <w:tblStyleRowBandSize w:val="1"/>
       <w:tblStyleColBandSize w:val="1"/>
@@ -21983,6 +21389,7 @@
     <w:tblStylePr w:type="firstRow">
       <w:rPr>
         <w:rFonts w:asciiTheme="majorHAnsi" w:eastAsiaTheme="majorEastAsia" w:hAnsiTheme="majorHAnsi" w:cstheme="majorBidi"/>
+        <w:color w:val="000000"/>
       </w:rPr>
       <w:tblPr/>
       <w:tcPr>
@@ -21996,7 +21403,7 @@
       <w:rPr>
         <w:b/>
         <w:bCs/>
-        <w:color w:val="1F497D" w:themeColor="text2"/>
+        <w:color w:val="000000"/>
       </w:rPr>
       <w:tblPr/>
       <w:tcPr>
@@ -22010,12 +21417,14 @@
       <w:rPr>
         <w:b/>
         <w:bCs/>
+        <w:color w:val="000000"/>
       </w:rPr>
     </w:tblStylePr>
     <w:tblStylePr w:type="lastCol">
       <w:rPr>
         <w:b/>
         <w:bCs/>
+        <w:color w:val="000000"/>
       </w:rPr>
       <w:tblPr/>
       <w:tcPr>
@@ -22046,9 +21455,6 @@
     <w:pPr>
       <w:spacing w:after="0" w:line="240" w:lineRule="auto"/>
     </w:pPr>
-    <w:rPr>
-      <w:color w:val="000000" w:themeColor="text1"/>
-    </w:rPr>
     <w:tblPr>
       <w:tblStyleRowBandSize w:val="1"/>
       <w:tblStyleColBandSize w:val="1"/>
@@ -22060,6 +21466,7 @@
     <w:tblStylePr w:type="firstRow">
       <w:rPr>
         <w:rFonts w:asciiTheme="majorHAnsi" w:eastAsiaTheme="majorEastAsia" w:hAnsiTheme="majorHAnsi" w:cstheme="majorBidi"/>
+        <w:color w:val="000000"/>
       </w:rPr>
       <w:tblPr/>
       <w:tcPr>
@@ -22073,7 +21480,7 @@
       <w:rPr>
         <w:b/>
         <w:bCs/>
-        <w:color w:val="1F497D" w:themeColor="text2"/>
+        <w:color w:val="000000"/>
       </w:rPr>
       <w:tblPr/>
       <w:tcPr>
@@ -22087,12 +21494,14 @@
       <w:rPr>
         <w:b/>
         <w:bCs/>
+        <w:color w:val="000000"/>
       </w:rPr>
     </w:tblStylePr>
     <w:tblStylePr w:type="lastCol">
       <w:rPr>
         <w:b/>
         <w:bCs/>
+        <w:color w:val="000000"/>
       </w:rPr>
       <w:tblPr/>
       <w:tcPr>
@@ -22123,9 +21532,6 @@
     <w:pPr>
       <w:spacing w:after="0" w:line="240" w:lineRule="auto"/>
     </w:pPr>
-    <w:rPr>
-      <w:color w:val="000000" w:themeColor="text1"/>
-    </w:rPr>
     <w:tblPr>
       <w:tblStyleRowBandSize w:val="1"/>
       <w:tblStyleColBandSize w:val="1"/>
@@ -22137,6 +21543,7 @@
     <w:tblStylePr w:type="firstRow">
       <w:rPr>
         <w:rFonts w:asciiTheme="majorHAnsi" w:eastAsiaTheme="majorEastAsia" w:hAnsiTheme="majorHAnsi" w:cstheme="majorBidi"/>
+        <w:color w:val="000000"/>
       </w:rPr>
       <w:tblPr/>
       <w:tcPr>
@@ -22150,7 +21557,7 @@
       <w:rPr>
         <w:b/>
         <w:bCs/>
-        <w:color w:val="1F497D" w:themeColor="text2"/>
+        <w:color w:val="000000"/>
       </w:rPr>
       <w:tblPr/>
       <w:tcPr>
@@ -22164,12 +21571,14 @@
       <w:rPr>
         <w:b/>
         <w:bCs/>
+        <w:color w:val="000000"/>
       </w:rPr>
     </w:tblStylePr>
     <w:tblStylePr w:type="lastCol">
       <w:rPr>
         <w:b/>
         <w:bCs/>
+        <w:color w:val="000000"/>
       </w:rPr>
       <w:tblPr/>
       <w:tcPr>
@@ -22202,7 +21611,6 @@
     </w:pPr>
     <w:rPr>
       <w:rFonts w:asciiTheme="majorHAnsi" w:eastAsiaTheme="majorEastAsia" w:hAnsiTheme="majorHAnsi" w:cstheme="majorBidi"/>
-      <w:color w:val="000000" w:themeColor="text1"/>
     </w:rPr>
     <w:tblPr>
       <w:tblStyleRowBandSize w:val="1"/>
@@ -22216,6 +21624,7 @@
     </w:tblPr>
     <w:tblStylePr w:type="firstRow">
       <w:rPr>
+        <w:color w:val="000000"/>
         <w:sz w:val="24"/>
         <w:szCs w:val="24"/>
       </w:rPr>
@@ -22323,7 +21732,6 @@
     </w:pPr>
     <w:rPr>
       <w:rFonts w:asciiTheme="majorHAnsi" w:eastAsiaTheme="majorEastAsia" w:hAnsiTheme="majorHAnsi" w:cstheme="majorBidi"/>
-      <w:color w:val="000000" w:themeColor="text1"/>
     </w:rPr>
     <w:tblPr>
       <w:tblStyleRowBandSize w:val="1"/>
@@ -22337,6 +21745,7 @@
     </w:tblPr>
     <w:tblStylePr w:type="firstRow">
       <w:rPr>
+        <w:color w:val="000000"/>
         <w:sz w:val="24"/>
         <w:szCs w:val="24"/>
       </w:rPr>
@@ -22444,7 +21853,6 @@
     </w:pPr>
     <w:rPr>
       <w:rFonts w:asciiTheme="majorHAnsi" w:eastAsiaTheme="majorEastAsia" w:hAnsiTheme="majorHAnsi" w:cstheme="majorBidi"/>
-      <w:color w:val="000000" w:themeColor="text1"/>
     </w:rPr>
     <w:tblPr>
       <w:tblStyleRowBandSize w:val="1"/>
@@ -22458,6 +21866,7 @@
     </w:tblPr>
     <w:tblStylePr w:type="firstRow">
       <w:rPr>
+        <w:color w:val="000000"/>
         <w:sz w:val="24"/>
         <w:szCs w:val="24"/>
       </w:rPr>
@@ -22565,7 +21974,6 @@
     </w:pPr>
     <w:rPr>
       <w:rFonts w:asciiTheme="majorHAnsi" w:eastAsiaTheme="majorEastAsia" w:hAnsiTheme="majorHAnsi" w:cstheme="majorBidi"/>
-      <w:color w:val="000000" w:themeColor="text1"/>
     </w:rPr>
     <w:tblPr>
       <w:tblStyleRowBandSize w:val="1"/>
@@ -22579,6 +21987,7 @@
     </w:tblPr>
     <w:tblStylePr w:type="firstRow">
       <w:rPr>
+        <w:color w:val="000000"/>
         <w:sz w:val="24"/>
         <w:szCs w:val="24"/>
       </w:rPr>
@@ -22686,7 +22095,6 @@
     </w:pPr>
     <w:rPr>
       <w:rFonts w:asciiTheme="majorHAnsi" w:eastAsiaTheme="majorEastAsia" w:hAnsiTheme="majorHAnsi" w:cstheme="majorBidi"/>
-      <w:color w:val="000000" w:themeColor="text1"/>
     </w:rPr>
     <w:tblPr>
       <w:tblStyleRowBandSize w:val="1"/>
@@ -22700,6 +22108,7 @@
     </w:tblPr>
     <w:tblStylePr w:type="firstRow">
       <w:rPr>
+        <w:color w:val="000000"/>
         <w:sz w:val="24"/>
         <w:szCs w:val="24"/>
       </w:rPr>
@@ -22807,7 +22216,6 @@
     </w:pPr>
     <w:rPr>
       <w:rFonts w:asciiTheme="majorHAnsi" w:eastAsiaTheme="majorEastAsia" w:hAnsiTheme="majorHAnsi" w:cstheme="majorBidi"/>
-      <w:color w:val="000000" w:themeColor="text1"/>
     </w:rPr>
     <w:tblPr>
       <w:tblStyleRowBandSize w:val="1"/>
@@ -22821,6 +22229,7 @@
     </w:tblPr>
     <w:tblStylePr w:type="firstRow">
       <w:rPr>
+        <w:color w:val="000000"/>
         <w:sz w:val="24"/>
         <w:szCs w:val="24"/>
       </w:rPr>
@@ -22928,7 +22337,6 @@
     </w:pPr>
     <w:rPr>
       <w:rFonts w:asciiTheme="majorHAnsi" w:eastAsiaTheme="majorEastAsia" w:hAnsiTheme="majorHAnsi" w:cstheme="majorBidi"/>
-      <w:color w:val="000000" w:themeColor="text1"/>
     </w:rPr>
     <w:tblPr>
       <w:tblStyleRowBandSize w:val="1"/>
@@ -22942,6 +22350,7 @@
     </w:tblPr>
     <w:tblStylePr w:type="firstRow">
       <w:rPr>
+        <w:color w:val="000000"/>
         <w:sz w:val="24"/>
         <w:szCs w:val="24"/>
       </w:rPr>
@@ -23062,35 +22471,13 @@
     <w:tcPr>
       <w:shd w:val="clear" w:color="auto" w:fill="C0C0C0" w:themeFill="text1" w:themeFillTint="3F"/>
     </w:tcPr>
-    <w:tblStylePr w:type="firstRow">
-      <w:rPr>
-        <w:b/>
-        <w:bCs/>
-      </w:rPr>
-    </w:tblStylePr>
     <w:tblStylePr w:type="lastRow">
-      <w:rPr>
-        <w:b/>
-        <w:bCs/>
-      </w:rPr>
       <w:tblPr/>
       <w:tcPr>
         <w:tcBorders>
           <w:top w:val="single" w:sz="18" w:space="0" w:color="404040" w:themeColor="text1" w:themeTint="BF"/>
         </w:tcBorders>
       </w:tcPr>
-    </w:tblStylePr>
-    <w:tblStylePr w:type="firstCol">
-      <w:rPr>
-        <w:b/>
-        <w:bCs/>
-      </w:rPr>
-    </w:tblStylePr>
-    <w:tblStylePr w:type="lastCol">
-      <w:rPr>
-        <w:b/>
-        <w:bCs/>
-      </w:rPr>
     </w:tblStylePr>
     <w:tblStylePr w:type="band1Vert">
       <w:tblPr/>
@@ -23128,35 +22515,13 @@
     <w:tcPr>
       <w:shd w:val="clear" w:color="auto" w:fill="D3DFEE" w:themeFill="accent1" w:themeFillTint="3F"/>
     </w:tcPr>
-    <w:tblStylePr w:type="firstRow">
-      <w:rPr>
-        <w:b/>
-        <w:bCs/>
-      </w:rPr>
-    </w:tblStylePr>
     <w:tblStylePr w:type="lastRow">
-      <w:rPr>
-        <w:b/>
-        <w:bCs/>
-      </w:rPr>
       <w:tblPr/>
       <w:tcPr>
         <w:tcBorders>
           <w:top w:val="single" w:sz="18" w:space="0" w:color="7BA0CD" w:themeColor="accent1" w:themeTint="BF"/>
         </w:tcBorders>
       </w:tcPr>
-    </w:tblStylePr>
-    <w:tblStylePr w:type="firstCol">
-      <w:rPr>
-        <w:b/>
-        <w:bCs/>
-      </w:rPr>
-    </w:tblStylePr>
-    <w:tblStylePr w:type="lastCol">
-      <w:rPr>
-        <w:b/>
-        <w:bCs/>
-      </w:rPr>
     </w:tblStylePr>
     <w:tblStylePr w:type="band1Vert">
       <w:tblPr/>
@@ -23194,35 +22559,13 @@
     <w:tcPr>
       <w:shd w:val="clear" w:color="auto" w:fill="EFD3D2" w:themeFill="accent2" w:themeFillTint="3F"/>
     </w:tcPr>
-    <w:tblStylePr w:type="firstRow">
-      <w:rPr>
-        <w:b/>
-        <w:bCs/>
-      </w:rPr>
-    </w:tblStylePr>
     <w:tblStylePr w:type="lastRow">
-      <w:rPr>
-        <w:b/>
-        <w:bCs/>
-      </w:rPr>
       <w:tblPr/>
       <w:tcPr>
         <w:tcBorders>
           <w:top w:val="single" w:sz="18" w:space="0" w:color="CF7B79" w:themeColor="accent2" w:themeTint="BF"/>
         </w:tcBorders>
       </w:tcPr>
-    </w:tblStylePr>
-    <w:tblStylePr w:type="firstCol">
-      <w:rPr>
-        <w:b/>
-        <w:bCs/>
-      </w:rPr>
-    </w:tblStylePr>
-    <w:tblStylePr w:type="lastCol">
-      <w:rPr>
-        <w:b/>
-        <w:bCs/>
-      </w:rPr>
     </w:tblStylePr>
     <w:tblStylePr w:type="band1Vert">
       <w:tblPr/>
@@ -23260,35 +22603,13 @@
     <w:tcPr>
       <w:shd w:val="clear" w:color="auto" w:fill="E6EED5" w:themeFill="accent3" w:themeFillTint="3F"/>
     </w:tcPr>
-    <w:tblStylePr w:type="firstRow">
-      <w:rPr>
-        <w:b/>
-        <w:bCs/>
-      </w:rPr>
-    </w:tblStylePr>
     <w:tblStylePr w:type="lastRow">
-      <w:rPr>
-        <w:b/>
-        <w:bCs/>
-      </w:rPr>
       <w:tblPr/>
       <w:tcPr>
         <w:tcBorders>
           <w:top w:val="single" w:sz="18" w:space="0" w:color="B3CC82" w:themeColor="accent3" w:themeTint="BF"/>
         </w:tcBorders>
       </w:tcPr>
-    </w:tblStylePr>
-    <w:tblStylePr w:type="firstCol">
-      <w:rPr>
-        <w:b/>
-        <w:bCs/>
-      </w:rPr>
-    </w:tblStylePr>
-    <w:tblStylePr w:type="lastCol">
-      <w:rPr>
-        <w:b/>
-        <w:bCs/>
-      </w:rPr>
     </w:tblStylePr>
     <w:tblStylePr w:type="band1Vert">
       <w:tblPr/>
@@ -23326,35 +22647,13 @@
     <w:tcPr>
       <w:shd w:val="clear" w:color="auto" w:fill="DFD8E8" w:themeFill="accent4" w:themeFillTint="3F"/>
     </w:tcPr>
-    <w:tblStylePr w:type="firstRow">
-      <w:rPr>
-        <w:b/>
-        <w:bCs/>
-      </w:rPr>
-    </w:tblStylePr>
     <w:tblStylePr w:type="lastRow">
-      <w:rPr>
-        <w:b/>
-        <w:bCs/>
-      </w:rPr>
       <w:tblPr/>
       <w:tcPr>
         <w:tcBorders>
           <w:top w:val="single" w:sz="18" w:space="0" w:color="9F8AB9" w:themeColor="accent4" w:themeTint="BF"/>
         </w:tcBorders>
       </w:tcPr>
-    </w:tblStylePr>
-    <w:tblStylePr w:type="firstCol">
-      <w:rPr>
-        <w:b/>
-        <w:bCs/>
-      </w:rPr>
-    </w:tblStylePr>
-    <w:tblStylePr w:type="lastCol">
-      <w:rPr>
-        <w:b/>
-        <w:bCs/>
-      </w:rPr>
     </w:tblStylePr>
     <w:tblStylePr w:type="band1Vert">
       <w:tblPr/>
@@ -23392,35 +22691,13 @@
     <w:tcPr>
       <w:shd w:val="clear" w:color="auto" w:fill="D2EAF1" w:themeFill="accent5" w:themeFillTint="3F"/>
     </w:tcPr>
-    <w:tblStylePr w:type="firstRow">
-      <w:rPr>
-        <w:b/>
-        <w:bCs/>
-      </w:rPr>
-    </w:tblStylePr>
     <w:tblStylePr w:type="lastRow">
-      <w:rPr>
-        <w:b/>
-        <w:bCs/>
-      </w:rPr>
       <w:tblPr/>
       <w:tcPr>
         <w:tcBorders>
           <w:top w:val="single" w:sz="18" w:space="0" w:color="78C0D4" w:themeColor="accent5" w:themeTint="BF"/>
         </w:tcBorders>
       </w:tcPr>
-    </w:tblStylePr>
-    <w:tblStylePr w:type="firstCol">
-      <w:rPr>
-        <w:b/>
-        <w:bCs/>
-      </w:rPr>
-    </w:tblStylePr>
-    <w:tblStylePr w:type="lastCol">
-      <w:rPr>
-        <w:b/>
-        <w:bCs/>
-      </w:rPr>
     </w:tblStylePr>
     <w:tblStylePr w:type="band1Vert">
       <w:tblPr/>
@@ -23458,35 +22735,13 @@
     <w:tcPr>
       <w:shd w:val="clear" w:color="auto" w:fill="FDE4D0" w:themeFill="accent6" w:themeFillTint="3F"/>
     </w:tcPr>
-    <w:tblStylePr w:type="firstRow">
-      <w:rPr>
-        <w:b/>
-        <w:bCs/>
-      </w:rPr>
-    </w:tblStylePr>
     <w:tblStylePr w:type="lastRow">
-      <w:rPr>
-        <w:b/>
-        <w:bCs/>
-      </w:rPr>
       <w:tblPr/>
       <w:tcPr>
         <w:tcBorders>
           <w:top w:val="single" w:sz="18" w:space="0" w:color="F9B074" w:themeColor="accent6" w:themeTint="BF"/>
         </w:tcBorders>
       </w:tcPr>
-    </w:tblStylePr>
-    <w:tblStylePr w:type="firstCol">
-      <w:rPr>
-        <w:b/>
-        <w:bCs/>
-      </w:rPr>
-    </w:tblStylePr>
-    <w:tblStylePr w:type="lastCol">
-      <w:rPr>
-        <w:b/>
-        <w:bCs/>
-      </w:rPr>
     </w:tblStylePr>
     <w:tblStylePr w:type="band1Vert">
       <w:tblPr/>
@@ -23511,7 +22766,6 @@
     </w:pPr>
     <w:rPr>
       <w:rFonts w:asciiTheme="majorHAnsi" w:eastAsiaTheme="majorEastAsia" w:hAnsiTheme="majorHAnsi" w:cstheme="majorBidi"/>
-      <w:color w:val="000000" w:themeColor="text1"/>
     </w:rPr>
     <w:tblPr>
       <w:tblStyleRowBandSize w:val="1"/>
@@ -23532,7 +22786,7 @@
       <w:rPr>
         <w:b/>
         <w:bCs/>
-        <w:color w:val="000000" w:themeColor="text1"/>
+        <w:color w:val="000000"/>
       </w:rPr>
       <w:tblPr/>
       <w:tcPr>
@@ -23543,7 +22797,7 @@
       <w:rPr>
         <w:b/>
         <w:bCs/>
-        <w:color w:val="000000" w:themeColor="text1"/>
+        <w:color w:val="000000"/>
       </w:rPr>
       <w:tblPr/>
       <w:tcPr>
@@ -23562,7 +22816,7 @@
       <w:rPr>
         <w:b/>
         <w:bCs/>
-        <w:color w:val="000000" w:themeColor="text1"/>
+        <w:color w:val="000000"/>
       </w:rPr>
       <w:tblPr/>
       <w:tcPr>
@@ -23581,7 +22835,7 @@
       <w:rPr>
         <w:b w:val="0"/>
         <w:bCs w:val="0"/>
-        <w:color w:val="000000" w:themeColor="text1"/>
+        <w:color w:val="000000"/>
       </w:rPr>
       <w:tblPr/>
       <w:tcPr>
@@ -23629,7 +22883,6 @@
     </w:pPr>
     <w:rPr>
       <w:rFonts w:asciiTheme="majorHAnsi" w:eastAsiaTheme="majorEastAsia" w:hAnsiTheme="majorHAnsi" w:cstheme="majorBidi"/>
-      <w:color w:val="000000" w:themeColor="text1"/>
     </w:rPr>
     <w:tblPr>
       <w:tblStyleRowBandSize w:val="1"/>
@@ -23650,7 +22903,7 @@
       <w:rPr>
         <w:b/>
         <w:bCs/>
-        <w:color w:val="000000" w:themeColor="text1"/>
+        <w:color w:val="000000"/>
       </w:rPr>
       <w:tblPr/>
       <w:tcPr>
@@ -23661,7 +22914,7 @@
       <w:rPr>
         <w:b/>
         <w:bCs/>
-        <w:color w:val="000000" w:themeColor="text1"/>
+        <w:color w:val="000000"/>
       </w:rPr>
       <w:tblPr/>
       <w:tcPr>
@@ -23680,7 +22933,7 @@
       <w:rPr>
         <w:b/>
         <w:bCs/>
-        <w:color w:val="000000" w:themeColor="text1"/>
+        <w:color w:val="000000"/>
       </w:rPr>
       <w:tblPr/>
       <w:tcPr>
@@ -23699,7 +22952,7 @@
       <w:rPr>
         <w:b w:val="0"/>
         <w:bCs w:val="0"/>
-        <w:color w:val="000000" w:themeColor="text1"/>
+        <w:color w:val="000000"/>
       </w:rPr>
       <w:tblPr/>
       <w:tcPr>
@@ -23747,7 +23000,6 @@
     </w:pPr>
     <w:rPr>
       <w:rFonts w:asciiTheme="majorHAnsi" w:eastAsiaTheme="majorEastAsia" w:hAnsiTheme="majorHAnsi" w:cstheme="majorBidi"/>
-      <w:color w:val="000000" w:themeColor="text1"/>
     </w:rPr>
     <w:tblPr>
       <w:tblStyleRowBandSize w:val="1"/>
@@ -23768,7 +23020,7 @@
       <w:rPr>
         <w:b/>
         <w:bCs/>
-        <w:color w:val="000000" w:themeColor="text1"/>
+        <w:color w:val="000000"/>
       </w:rPr>
       <w:tblPr/>
       <w:tcPr>
@@ -23779,7 +23031,7 @@
       <w:rPr>
         <w:b/>
         <w:bCs/>
-        <w:color w:val="000000" w:themeColor="text1"/>
+        <w:color w:val="000000"/>
       </w:rPr>
       <w:tblPr/>
       <w:tcPr>
@@ -23798,7 +23050,7 @@
       <w:rPr>
         <w:b/>
         <w:bCs/>
-        <w:color w:val="000000" w:themeColor="text1"/>
+        <w:color w:val="000000"/>
       </w:rPr>
       <w:tblPr/>
       <w:tcPr>
@@ -23817,7 +23069,7 @@
       <w:rPr>
         <w:b w:val="0"/>
         <w:bCs w:val="0"/>
-        <w:color w:val="000000" w:themeColor="text1"/>
+        <w:color w:val="000000"/>
       </w:rPr>
       <w:tblPr/>
       <w:tcPr>
@@ -23865,7 +23117,6 @@
     </w:pPr>
     <w:rPr>
       <w:rFonts w:asciiTheme="majorHAnsi" w:eastAsiaTheme="majorEastAsia" w:hAnsiTheme="majorHAnsi" w:cstheme="majorBidi"/>
-      <w:color w:val="000000" w:themeColor="text1"/>
     </w:rPr>
     <w:tblPr>
       <w:tblStyleRowBandSize w:val="1"/>
@@ -23886,7 +23137,7 @@
       <w:rPr>
         <w:b/>
         <w:bCs/>
-        <w:color w:val="000000" w:themeColor="text1"/>
+        <w:color w:val="000000"/>
       </w:rPr>
       <w:tblPr/>
       <w:tcPr>
@@ -23897,7 +23148,7 @@
       <w:rPr>
         <w:b/>
         <w:bCs/>
-        <w:color w:val="000000" w:themeColor="text1"/>
+        <w:color w:val="000000"/>
       </w:rPr>
       <w:tblPr/>
       <w:tcPr>
@@ -23916,7 +23167,7 @@
       <w:rPr>
         <w:b/>
         <w:bCs/>
-        <w:color w:val="000000" w:themeColor="text1"/>
+        <w:color w:val="000000"/>
       </w:rPr>
       <w:tblPr/>
       <w:tcPr>
@@ -23935,7 +23186,7 @@
       <w:rPr>
         <w:b w:val="0"/>
         <w:bCs w:val="0"/>
-        <w:color w:val="000000" w:themeColor="text1"/>
+        <w:color w:val="000000"/>
       </w:rPr>
       <w:tblPr/>
       <w:tcPr>
@@ -23983,7 +23234,6 @@
     </w:pPr>
     <w:rPr>
       <w:rFonts w:asciiTheme="majorHAnsi" w:eastAsiaTheme="majorEastAsia" w:hAnsiTheme="majorHAnsi" w:cstheme="majorBidi"/>
-      <w:color w:val="000000" w:themeColor="text1"/>
     </w:rPr>
     <w:tblPr>
       <w:tblStyleRowBandSize w:val="1"/>
@@ -24004,7 +23254,7 @@
       <w:rPr>
         <w:b/>
         <w:bCs/>
-        <w:color w:val="000000" w:themeColor="text1"/>
+        <w:color w:val="000000"/>
       </w:rPr>
       <w:tblPr/>
       <w:tcPr>
@@ -24015,7 +23265,7 @@
       <w:rPr>
         <w:b/>
         <w:bCs/>
-        <w:color w:val="000000" w:themeColor="text1"/>
+        <w:color w:val="000000"/>
       </w:rPr>
       <w:tblPr/>
       <w:tcPr>
@@ -24034,7 +23284,7 @@
       <w:rPr>
         <w:b/>
         <w:bCs/>
-        <w:color w:val="000000" w:themeColor="text1"/>
+        <w:color w:val="000000"/>
       </w:rPr>
       <w:tblPr/>
       <w:tcPr>
@@ -24053,7 +23303,7 @@
       <w:rPr>
         <w:b w:val="0"/>
         <w:bCs w:val="0"/>
-        <w:color w:val="000000" w:themeColor="text1"/>
+        <w:color w:val="000000"/>
       </w:rPr>
       <w:tblPr/>
       <w:tcPr>
@@ -24101,7 +23351,6 @@
     </w:pPr>
     <w:rPr>
       <w:rFonts w:asciiTheme="majorHAnsi" w:eastAsiaTheme="majorEastAsia" w:hAnsiTheme="majorHAnsi" w:cstheme="majorBidi"/>
-      <w:color w:val="000000" w:themeColor="text1"/>
     </w:rPr>
     <w:tblPr>
       <w:tblStyleRowBandSize w:val="1"/>
@@ -24122,7 +23371,7 @@
       <w:rPr>
         <w:b/>
         <w:bCs/>
-        <w:color w:val="000000" w:themeColor="text1"/>
+        <w:color w:val="000000"/>
       </w:rPr>
       <w:tblPr/>
       <w:tcPr>
@@ -24133,7 +23382,7 @@
       <w:rPr>
         <w:b/>
         <w:bCs/>
-        <w:color w:val="000000" w:themeColor="text1"/>
+        <w:color w:val="000000"/>
       </w:rPr>
       <w:tblPr/>
       <w:tcPr>
@@ -24152,7 +23401,7 @@
       <w:rPr>
         <w:b/>
         <w:bCs/>
-        <w:color w:val="000000" w:themeColor="text1"/>
+        <w:color w:val="000000"/>
       </w:rPr>
       <w:tblPr/>
       <w:tcPr>
@@ -24171,7 +23420,7 @@
       <w:rPr>
         <w:b w:val="0"/>
         <w:bCs w:val="0"/>
-        <w:color w:val="000000" w:themeColor="text1"/>
+        <w:color w:val="000000"/>
       </w:rPr>
       <w:tblPr/>
       <w:tcPr>
@@ -24219,7 +23468,6 @@
     </w:pPr>
     <w:rPr>
       <w:rFonts w:asciiTheme="majorHAnsi" w:eastAsiaTheme="majorEastAsia" w:hAnsiTheme="majorHAnsi" w:cstheme="majorBidi"/>
-      <w:color w:val="000000" w:themeColor="text1"/>
     </w:rPr>
     <w:tblPr>
       <w:tblStyleRowBandSize w:val="1"/>
@@ -24240,7 +23488,7 @@
       <w:rPr>
         <w:b/>
         <w:bCs/>
-        <w:color w:val="000000" w:themeColor="text1"/>
+        <w:color w:val="000000"/>
       </w:rPr>
       <w:tblPr/>
       <w:tcPr>
@@ -24251,7 +23499,7 @@
       <w:rPr>
         <w:b/>
         <w:bCs/>
-        <w:color w:val="000000" w:themeColor="text1"/>
+        <w:color w:val="000000"/>
       </w:rPr>
       <w:tblPr/>
       <w:tcPr>
@@ -24270,7 +23518,7 @@
       <w:rPr>
         <w:b/>
         <w:bCs/>
-        <w:color w:val="000000" w:themeColor="text1"/>
+        <w:color w:val="000000"/>
       </w:rPr>
       <w:tblPr/>
       <w:tcPr>
@@ -24289,7 +23537,7 @@
       <w:rPr>
         <w:b w:val="0"/>
         <w:bCs w:val="0"/>
-        <w:color w:val="000000" w:themeColor="text1"/>
+        <w:color w:val="000000"/>
       </w:rPr>
       <w:tblPr/>
       <w:tcPr>
@@ -24351,13 +23599,6 @@
       <w:shd w:val="clear" w:color="auto" w:fill="C0C0C0" w:themeFill="text1" w:themeFillTint="3F"/>
     </w:tcPr>
     <w:tblStylePr w:type="firstRow">
-      <w:rPr>
-        <w:b/>
-        <w:bCs/>
-        <w:i w:val="0"/>
-        <w:iCs w:val="0"/>
-        <w:color w:val="FFFFFF" w:themeColor="background1"/>
-      </w:rPr>
       <w:tblPr/>
       <w:tcPr>
         <w:tcBorders>
@@ -24372,13 +23613,6 @@
       </w:tcPr>
     </w:tblStylePr>
     <w:tblStylePr w:type="lastRow">
-      <w:rPr>
-        <w:b/>
-        <w:bCs/>
-        <w:i w:val="0"/>
-        <w:iCs w:val="0"/>
-        <w:color w:val="FFFFFF" w:themeColor="background1"/>
-      </w:rPr>
       <w:tblPr/>
       <w:tcPr>
         <w:tcBorders>
@@ -24393,13 +23627,6 @@
       </w:tcPr>
     </w:tblStylePr>
     <w:tblStylePr w:type="firstCol">
-      <w:rPr>
-        <w:b/>
-        <w:bCs/>
-        <w:i w:val="0"/>
-        <w:iCs w:val="0"/>
-        <w:color w:val="FFFFFF" w:themeColor="background1"/>
-      </w:rPr>
       <w:tblPr/>
       <w:tcPr>
         <w:tcBorders>
@@ -24412,13 +23639,6 @@
       </w:tcPr>
     </w:tblStylePr>
     <w:tblStylePr w:type="lastCol">
-      <w:rPr>
-        <w:b/>
-        <w:bCs/>
-        <w:i w:val="0"/>
-        <w:iCs w:val="0"/>
-        <w:color w:val="FFFFFF" w:themeColor="background1"/>
-      </w:rPr>
       <w:tblPr/>
       <w:tcPr>
         <w:tcBorders>
@@ -24485,13 +23705,6 @@
       <w:shd w:val="clear" w:color="auto" w:fill="D3DFEE" w:themeFill="accent1" w:themeFillTint="3F"/>
     </w:tcPr>
     <w:tblStylePr w:type="firstRow">
-      <w:rPr>
-        <w:b/>
-        <w:bCs/>
-        <w:i w:val="0"/>
-        <w:iCs w:val="0"/>
-        <w:color w:val="FFFFFF" w:themeColor="background1"/>
-      </w:rPr>
       <w:tblPr/>
       <w:tcPr>
         <w:tcBorders>
@@ -24506,13 +23719,6 @@
       </w:tcPr>
     </w:tblStylePr>
     <w:tblStylePr w:type="lastRow">
-      <w:rPr>
-        <w:b/>
-        <w:bCs/>
-        <w:i w:val="0"/>
-        <w:iCs w:val="0"/>
-        <w:color w:val="FFFFFF" w:themeColor="background1"/>
-      </w:rPr>
       <w:tblPr/>
       <w:tcPr>
         <w:tcBorders>
@@ -24527,13 +23733,6 @@
       </w:tcPr>
     </w:tblStylePr>
     <w:tblStylePr w:type="firstCol">
-      <w:rPr>
-        <w:b/>
-        <w:bCs/>
-        <w:i w:val="0"/>
-        <w:iCs w:val="0"/>
-        <w:color w:val="FFFFFF" w:themeColor="background1"/>
-      </w:rPr>
       <w:tblPr/>
       <w:tcPr>
         <w:tcBorders>
@@ -24546,13 +23745,6 @@
       </w:tcPr>
     </w:tblStylePr>
     <w:tblStylePr w:type="lastCol">
-      <w:rPr>
-        <w:b/>
-        <w:bCs/>
-        <w:i w:val="0"/>
-        <w:iCs w:val="0"/>
-        <w:color w:val="FFFFFF" w:themeColor="background1"/>
-      </w:rPr>
       <w:tblPr/>
       <w:tcPr>
         <w:tcBorders>
@@ -24619,13 +23811,6 @@
       <w:shd w:val="clear" w:color="auto" w:fill="EFD3D2" w:themeFill="accent2" w:themeFillTint="3F"/>
     </w:tcPr>
     <w:tblStylePr w:type="firstRow">
-      <w:rPr>
-        <w:b/>
-        <w:bCs/>
-        <w:i w:val="0"/>
-        <w:iCs w:val="0"/>
-        <w:color w:val="FFFFFF" w:themeColor="background1"/>
-      </w:rPr>
       <w:tblPr/>
       <w:tcPr>
         <w:tcBorders>
@@ -24640,13 +23825,6 @@
       </w:tcPr>
     </w:tblStylePr>
     <w:tblStylePr w:type="lastRow">
-      <w:rPr>
-        <w:b/>
-        <w:bCs/>
-        <w:i w:val="0"/>
-        <w:iCs w:val="0"/>
-        <w:color w:val="FFFFFF" w:themeColor="background1"/>
-      </w:rPr>
       <w:tblPr/>
       <w:tcPr>
         <w:tcBorders>
@@ -24661,13 +23839,6 @@
       </w:tcPr>
     </w:tblStylePr>
     <w:tblStylePr w:type="firstCol">
-      <w:rPr>
-        <w:b/>
-        <w:bCs/>
-        <w:i w:val="0"/>
-        <w:iCs w:val="0"/>
-        <w:color w:val="FFFFFF" w:themeColor="background1"/>
-      </w:rPr>
       <w:tblPr/>
       <w:tcPr>
         <w:tcBorders>
@@ -24680,13 +23851,6 @@
       </w:tcPr>
     </w:tblStylePr>
     <w:tblStylePr w:type="lastCol">
-      <w:rPr>
-        <w:b/>
-        <w:bCs/>
-        <w:i w:val="0"/>
-        <w:iCs w:val="0"/>
-        <w:color w:val="FFFFFF" w:themeColor="background1"/>
-      </w:rPr>
       <w:tblPr/>
       <w:tcPr>
         <w:tcBorders>
@@ -24753,13 +23917,6 @@
       <w:shd w:val="clear" w:color="auto" w:fill="E6EED5" w:themeFill="accent3" w:themeFillTint="3F"/>
     </w:tcPr>
     <w:tblStylePr w:type="firstRow">
-      <w:rPr>
-        <w:b/>
-        <w:bCs/>
-        <w:i w:val="0"/>
-        <w:iCs w:val="0"/>
-        <w:color w:val="FFFFFF" w:themeColor="background1"/>
-      </w:rPr>
       <w:tblPr/>
       <w:tcPr>
         <w:tcBorders>
@@ -24774,13 +23931,6 @@
       </w:tcPr>
     </w:tblStylePr>
     <w:tblStylePr w:type="lastRow">
-      <w:rPr>
-        <w:b/>
-        <w:bCs/>
-        <w:i w:val="0"/>
-        <w:iCs w:val="0"/>
-        <w:color w:val="FFFFFF" w:themeColor="background1"/>
-      </w:rPr>
       <w:tblPr/>
       <w:tcPr>
         <w:tcBorders>
@@ -24795,13 +23945,6 @@
       </w:tcPr>
     </w:tblStylePr>
     <w:tblStylePr w:type="firstCol">
-      <w:rPr>
-        <w:b/>
-        <w:bCs/>
-        <w:i w:val="0"/>
-        <w:iCs w:val="0"/>
-        <w:color w:val="FFFFFF" w:themeColor="background1"/>
-      </w:rPr>
       <w:tblPr/>
       <w:tcPr>
         <w:tcBorders>
@@ -24814,13 +23957,6 @@
       </w:tcPr>
     </w:tblStylePr>
     <w:tblStylePr w:type="lastCol">
-      <w:rPr>
-        <w:b/>
-        <w:bCs/>
-        <w:i w:val="0"/>
-        <w:iCs w:val="0"/>
-        <w:color w:val="FFFFFF" w:themeColor="background1"/>
-      </w:rPr>
       <w:tblPr/>
       <w:tcPr>
         <w:tcBorders>
@@ -24887,13 +24023,6 @@
       <w:shd w:val="clear" w:color="auto" w:fill="DFD8E8" w:themeFill="accent4" w:themeFillTint="3F"/>
     </w:tcPr>
     <w:tblStylePr w:type="firstRow">
-      <w:rPr>
-        <w:b/>
-        <w:bCs/>
-        <w:i w:val="0"/>
-        <w:iCs w:val="0"/>
-        <w:color w:val="FFFFFF" w:themeColor="background1"/>
-      </w:rPr>
       <w:tblPr/>
       <w:tcPr>
         <w:tcBorders>
@@ -24908,13 +24037,6 @@
       </w:tcPr>
     </w:tblStylePr>
     <w:tblStylePr w:type="lastRow">
-      <w:rPr>
-        <w:b/>
-        <w:bCs/>
-        <w:i w:val="0"/>
-        <w:iCs w:val="0"/>
-        <w:color w:val="FFFFFF" w:themeColor="background1"/>
-      </w:rPr>
       <w:tblPr/>
       <w:tcPr>
         <w:tcBorders>
@@ -24929,13 +24051,6 @@
       </w:tcPr>
     </w:tblStylePr>
     <w:tblStylePr w:type="firstCol">
-      <w:rPr>
-        <w:b/>
-        <w:bCs/>
-        <w:i w:val="0"/>
-        <w:iCs w:val="0"/>
-        <w:color w:val="FFFFFF" w:themeColor="background1"/>
-      </w:rPr>
       <w:tblPr/>
       <w:tcPr>
         <w:tcBorders>
@@ -24948,13 +24063,6 @@
       </w:tcPr>
     </w:tblStylePr>
     <w:tblStylePr w:type="lastCol">
-      <w:rPr>
-        <w:b/>
-        <w:bCs/>
-        <w:i w:val="0"/>
-        <w:iCs w:val="0"/>
-        <w:color w:val="FFFFFF" w:themeColor="background1"/>
-      </w:rPr>
       <w:tblPr/>
       <w:tcPr>
         <w:tcBorders>
@@ -25021,13 +24129,6 @@
       <w:shd w:val="clear" w:color="auto" w:fill="D2EAF1" w:themeFill="accent5" w:themeFillTint="3F"/>
     </w:tcPr>
     <w:tblStylePr w:type="firstRow">
-      <w:rPr>
-        <w:b/>
-        <w:bCs/>
-        <w:i w:val="0"/>
-        <w:iCs w:val="0"/>
-        <w:color w:val="FFFFFF" w:themeColor="background1"/>
-      </w:rPr>
       <w:tblPr/>
       <w:tcPr>
         <w:tcBorders>
@@ -25042,13 +24143,6 @@
       </w:tcPr>
     </w:tblStylePr>
     <w:tblStylePr w:type="lastRow">
-      <w:rPr>
-        <w:b/>
-        <w:bCs/>
-        <w:i w:val="0"/>
-        <w:iCs w:val="0"/>
-        <w:color w:val="FFFFFF" w:themeColor="background1"/>
-      </w:rPr>
       <w:tblPr/>
       <w:tcPr>
         <w:tcBorders>
@@ -25063,13 +24157,6 @@
       </w:tcPr>
     </w:tblStylePr>
     <w:tblStylePr w:type="firstCol">
-      <w:rPr>
-        <w:b/>
-        <w:bCs/>
-        <w:i w:val="0"/>
-        <w:iCs w:val="0"/>
-        <w:color w:val="FFFFFF" w:themeColor="background1"/>
-      </w:rPr>
       <w:tblPr/>
       <w:tcPr>
         <w:tcBorders>
@@ -25082,13 +24169,6 @@
       </w:tcPr>
     </w:tblStylePr>
     <w:tblStylePr w:type="lastCol">
-      <w:rPr>
-        <w:b/>
-        <w:bCs/>
-        <w:i w:val="0"/>
-        <w:iCs w:val="0"/>
-        <w:color w:val="FFFFFF" w:themeColor="background1"/>
-      </w:rPr>
       <w:tblPr/>
       <w:tcPr>
         <w:tcBorders>
@@ -25155,13 +24235,6 @@
       <w:shd w:val="clear" w:color="auto" w:fill="FDE4D0" w:themeFill="accent6" w:themeFillTint="3F"/>
     </w:tcPr>
     <w:tblStylePr w:type="firstRow">
-      <w:rPr>
-        <w:b/>
-        <w:bCs/>
-        <w:i w:val="0"/>
-        <w:iCs w:val="0"/>
-        <w:color w:val="FFFFFF" w:themeColor="background1"/>
-      </w:rPr>
       <w:tblPr/>
       <w:tcPr>
         <w:tcBorders>
@@ -25176,13 +24249,6 @@
       </w:tcPr>
     </w:tblStylePr>
     <w:tblStylePr w:type="lastRow">
-      <w:rPr>
-        <w:b/>
-        <w:bCs/>
-        <w:i w:val="0"/>
-        <w:iCs w:val="0"/>
-        <w:color w:val="FFFFFF" w:themeColor="background1"/>
-      </w:rPr>
       <w:tblPr/>
       <w:tcPr>
         <w:tcBorders>
@@ -25197,13 +24263,6 @@
       </w:tcPr>
     </w:tblStylePr>
     <w:tblStylePr w:type="firstCol">
-      <w:rPr>
-        <w:b/>
-        <w:bCs/>
-        <w:i w:val="0"/>
-        <w:iCs w:val="0"/>
-        <w:color w:val="FFFFFF" w:themeColor="background1"/>
-      </w:rPr>
       <w:tblPr/>
       <w:tcPr>
         <w:tcBorders>
@@ -25216,13 +24275,6 @@
       </w:tcPr>
     </w:tblStylePr>
     <w:tblStylePr w:type="lastCol">
-      <w:rPr>
-        <w:b/>
-        <w:bCs/>
-        <w:i w:val="0"/>
-        <w:iCs w:val="0"/>
-        <w:color w:val="FFFFFF" w:themeColor="background1"/>
-      </w:rPr>
       <w:tblPr/>
       <w:tcPr>
         <w:tcBorders>
@@ -25273,9 +24325,6 @@
     <w:pPr>
       <w:spacing w:after="0" w:line="240" w:lineRule="auto"/>
     </w:pPr>
-    <w:rPr>
-      <w:color w:val="FFFFFF" w:themeColor="background1"/>
-    </w:rPr>
     <w:tblPr>
       <w:tblStyleRowBandSize w:val="1"/>
       <w:tblStyleColBandSize w:val="1"/>
@@ -25287,6 +24336,7 @@
       <w:rPr>
         <w:b/>
         <w:bCs/>
+        <w:color w:val="000000"/>
       </w:rPr>
       <w:tblPr/>
       <w:tcPr>
@@ -25380,9 +24430,6 @@
     <w:pPr>
       <w:spacing w:after="0" w:line="240" w:lineRule="auto"/>
     </w:pPr>
-    <w:rPr>
-      <w:color w:val="FFFFFF" w:themeColor="background1"/>
-    </w:rPr>
     <w:tblPr>
       <w:tblStyleRowBandSize w:val="1"/>
       <w:tblStyleColBandSize w:val="1"/>
@@ -25394,6 +24441,7 @@
       <w:rPr>
         <w:b/>
         <w:bCs/>
+        <w:color w:val="000000"/>
       </w:rPr>
       <w:tblPr/>
       <w:tcPr>
@@ -25487,9 +24535,6 @@
     <w:pPr>
       <w:spacing w:after="0" w:line="240" w:lineRule="auto"/>
     </w:pPr>
-    <w:rPr>
-      <w:color w:val="FFFFFF" w:themeColor="background1"/>
-    </w:rPr>
     <w:tblPr>
       <w:tblStyleRowBandSize w:val="1"/>
       <w:tblStyleColBandSize w:val="1"/>
@@ -25501,6 +24546,7 @@
       <w:rPr>
         <w:b/>
         <w:bCs/>
+        <w:color w:val="000000"/>
       </w:rPr>
       <w:tblPr/>
       <w:tcPr>
@@ -25594,9 +24640,6 @@
     <w:pPr>
       <w:spacing w:after="0" w:line="240" w:lineRule="auto"/>
     </w:pPr>
-    <w:rPr>
-      <w:color w:val="FFFFFF" w:themeColor="background1"/>
-    </w:rPr>
     <w:tblPr>
       <w:tblStyleRowBandSize w:val="1"/>
       <w:tblStyleColBandSize w:val="1"/>
@@ -25608,6 +24651,7 @@
       <w:rPr>
         <w:b/>
         <w:bCs/>
+        <w:color w:val="000000"/>
       </w:rPr>
       <w:tblPr/>
       <w:tcPr>
@@ -25701,9 +24745,6 @@
     <w:pPr>
       <w:spacing w:after="0" w:line="240" w:lineRule="auto"/>
     </w:pPr>
-    <w:rPr>
-      <w:color w:val="FFFFFF" w:themeColor="background1"/>
-    </w:rPr>
     <w:tblPr>
       <w:tblStyleRowBandSize w:val="1"/>
       <w:tblStyleColBandSize w:val="1"/>
@@ -25715,6 +24756,7 @@
       <w:rPr>
         <w:b/>
         <w:bCs/>
+        <w:color w:val="000000"/>
       </w:rPr>
       <w:tblPr/>
       <w:tcPr>
@@ -25808,9 +24850,6 @@
     <w:pPr>
       <w:spacing w:after="0" w:line="240" w:lineRule="auto"/>
     </w:pPr>
-    <w:rPr>
-      <w:color w:val="FFFFFF" w:themeColor="background1"/>
-    </w:rPr>
     <w:tblPr>
       <w:tblStyleRowBandSize w:val="1"/>
       <w:tblStyleColBandSize w:val="1"/>
@@ -25822,6 +24861,7 @@
       <w:rPr>
         <w:b/>
         <w:bCs/>
+        <w:color w:val="000000"/>
       </w:rPr>
       <w:tblPr/>
       <w:tcPr>
@@ -25915,9 +24955,6 @@
     <w:pPr>
       <w:spacing w:after="0" w:line="240" w:lineRule="auto"/>
     </w:pPr>
-    <w:rPr>
-      <w:color w:val="FFFFFF" w:themeColor="background1"/>
-    </w:rPr>
     <w:tblPr>
       <w:tblStyleRowBandSize w:val="1"/>
       <w:tblStyleColBandSize w:val="1"/>
@@ -25929,6 +24966,7 @@
       <w:rPr>
         <w:b/>
         <w:bCs/>
+        <w:color w:val="000000"/>
       </w:rPr>
       <w:tblPr/>
       <w:tcPr>
@@ -26022,9 +25060,6 @@
     <w:pPr>
       <w:spacing w:after="0" w:line="240" w:lineRule="auto"/>
     </w:pPr>
-    <w:rPr>
-      <w:color w:val="000000" w:themeColor="text1"/>
-    </w:rPr>
     <w:tblPr>
       <w:tblStyleRowBandSize w:val="1"/>
       <w:tblStyleColBandSize w:val="1"/>
@@ -26044,6 +25079,7 @@
       <w:rPr>
         <w:b/>
         <w:bCs/>
+        <w:color w:val="000000"/>
       </w:rPr>
       <w:tblPr/>
       <w:tcPr>
@@ -26062,7 +25098,7 @@
       <w:rPr>
         <w:b/>
         <w:bCs/>
-        <w:color w:val="FFFFFF" w:themeColor="background1"/>
+        <w:color w:val="000000"/>
       </w:rPr>
       <w:tblPr/>
       <w:tcPr>
@@ -26074,7 +25110,7 @@
     </w:tblStylePr>
     <w:tblStylePr w:type="firstCol">
       <w:rPr>
-        <w:color w:val="FFFFFF" w:themeColor="background1"/>
+        <w:color w:val="000000"/>
       </w:rPr>
       <w:tblPr/>
       <w:tcPr>
@@ -26091,7 +25127,7 @@
     </w:tblStylePr>
     <w:tblStylePr w:type="lastCol">
       <w:rPr>
-        <w:color w:val="FFFFFF" w:themeColor="background1"/>
+        <w:color w:val="000000"/>
       </w:rPr>
       <w:tblPr/>
       <w:tcPr>
@@ -26120,12 +25156,12 @@
     </w:tblStylePr>
     <w:tblStylePr w:type="neCell">
       <w:rPr>
-        <w:color w:val="000000" w:themeColor="text1"/>
+        <w:color w:val="000000"/>
       </w:rPr>
     </w:tblStylePr>
     <w:tblStylePr w:type="nwCell">
       <w:rPr>
-        <w:color w:val="000000" w:themeColor="text1"/>
+        <w:color w:val="000000"/>
       </w:rPr>
     </w:tblStylePr>
   </w:style>
@@ -26137,9 +25173,6 @@
     <w:pPr>
       <w:spacing w:after="0" w:line="240" w:lineRule="auto"/>
     </w:pPr>
-    <w:rPr>
-      <w:color w:val="000000" w:themeColor="text1"/>
-    </w:rPr>
     <w:tblPr>
       <w:tblStyleRowBandSize w:val="1"/>
       <w:tblStyleColBandSize w:val="1"/>
@@ -26159,6 +25192,7 @@
       <w:rPr>
         <w:b/>
         <w:bCs/>
+        <w:color w:val="000000"/>
       </w:rPr>
       <w:tblPr/>
       <w:tcPr>
@@ -26177,7 +25211,7 @@
       <w:rPr>
         <w:b/>
         <w:bCs/>
-        <w:color w:val="FFFFFF" w:themeColor="background1"/>
+        <w:color w:val="000000"/>
       </w:rPr>
       <w:tblPr/>
       <w:tcPr>
@@ -26189,7 +25223,7 @@
     </w:tblStylePr>
     <w:tblStylePr w:type="firstCol">
       <w:rPr>
-        <w:color w:val="FFFFFF" w:themeColor="background1"/>
+        <w:color w:val="000000"/>
       </w:rPr>
       <w:tblPr/>
       <w:tcPr>
@@ -26206,7 +25240,7 @@
     </w:tblStylePr>
     <w:tblStylePr w:type="lastCol">
       <w:rPr>
-        <w:color w:val="FFFFFF" w:themeColor="background1"/>
+        <w:color w:val="000000"/>
       </w:rPr>
       <w:tblPr/>
       <w:tcPr>
@@ -26235,12 +25269,12 @@
     </w:tblStylePr>
     <w:tblStylePr w:type="neCell">
       <w:rPr>
-        <w:color w:val="000000" w:themeColor="text1"/>
+        <w:color w:val="000000"/>
       </w:rPr>
     </w:tblStylePr>
     <w:tblStylePr w:type="nwCell">
       <w:rPr>
-        <w:color w:val="000000" w:themeColor="text1"/>
+        <w:color w:val="000000"/>
       </w:rPr>
     </w:tblStylePr>
   </w:style>
@@ -26252,9 +25286,6 @@
     <w:pPr>
       <w:spacing w:after="0" w:line="240" w:lineRule="auto"/>
     </w:pPr>
-    <w:rPr>
-      <w:color w:val="000000" w:themeColor="text1"/>
-    </w:rPr>
     <w:tblPr>
       <w:tblStyleRowBandSize w:val="1"/>
       <w:tblStyleColBandSize w:val="1"/>
@@ -26274,6 +25305,7 @@
       <w:rPr>
         <w:b/>
         <w:bCs/>
+        <w:color w:val="000000"/>
       </w:rPr>
       <w:tblPr/>
       <w:tcPr>
@@ -26292,7 +25324,7 @@
       <w:rPr>
         <w:b/>
         <w:bCs/>
-        <w:color w:val="FFFFFF" w:themeColor="background1"/>
+        <w:color w:val="000000"/>
       </w:rPr>
       <w:tblPr/>
       <w:tcPr>
@@ -26304,7 +25336,7 @@
     </w:tblStylePr>
     <w:tblStylePr w:type="firstCol">
       <w:rPr>
-        <w:color w:val="FFFFFF" w:themeColor="background1"/>
+        <w:color w:val="000000"/>
       </w:rPr>
       <w:tblPr/>
       <w:tcPr>
@@ -26321,7 +25353,7 @@
     </w:tblStylePr>
     <w:tblStylePr w:type="lastCol">
       <w:rPr>
-        <w:color w:val="FFFFFF" w:themeColor="background1"/>
+        <w:color w:val="000000"/>
       </w:rPr>
       <w:tblPr/>
       <w:tcPr>
@@ -26350,12 +25382,12 @@
     </w:tblStylePr>
     <w:tblStylePr w:type="neCell">
       <w:rPr>
-        <w:color w:val="000000" w:themeColor="text1"/>
+        <w:color w:val="000000"/>
       </w:rPr>
     </w:tblStylePr>
     <w:tblStylePr w:type="nwCell">
       <w:rPr>
-        <w:color w:val="000000" w:themeColor="text1"/>
+        <w:color w:val="000000"/>
       </w:rPr>
     </w:tblStylePr>
   </w:style>
@@ -26367,9 +25399,6 @@
     <w:pPr>
       <w:spacing w:after="0" w:line="240" w:lineRule="auto"/>
     </w:pPr>
-    <w:rPr>
-      <w:color w:val="000000" w:themeColor="text1"/>
-    </w:rPr>
     <w:tblPr>
       <w:tblStyleRowBandSize w:val="1"/>
       <w:tblStyleColBandSize w:val="1"/>
@@ -26389,6 +25418,7 @@
       <w:rPr>
         <w:b/>
         <w:bCs/>
+        <w:color w:val="000000"/>
       </w:rPr>
       <w:tblPr/>
       <w:tcPr>
@@ -26407,7 +25437,7 @@
       <w:rPr>
         <w:b/>
         <w:bCs/>
-        <w:color w:val="FFFFFF" w:themeColor="background1"/>
+        <w:color w:val="000000"/>
       </w:rPr>
       <w:tblPr/>
       <w:tcPr>
@@ -26419,7 +25449,7 @@
     </w:tblStylePr>
     <w:tblStylePr w:type="firstCol">
       <w:rPr>
-        <w:color w:val="FFFFFF" w:themeColor="background1"/>
+        <w:color w:val="000000"/>
       </w:rPr>
       <w:tblPr/>
       <w:tcPr>
@@ -26436,7 +25466,7 @@
     </w:tblStylePr>
     <w:tblStylePr w:type="lastCol">
       <w:rPr>
-        <w:color w:val="FFFFFF" w:themeColor="background1"/>
+        <w:color w:val="000000"/>
       </w:rPr>
       <w:tblPr/>
       <w:tcPr>
@@ -26472,9 +25502,6 @@
     <w:pPr>
       <w:spacing w:after="0" w:line="240" w:lineRule="auto"/>
     </w:pPr>
-    <w:rPr>
-      <w:color w:val="000000" w:themeColor="text1"/>
-    </w:rPr>
     <w:tblPr>
       <w:tblStyleRowBandSize w:val="1"/>
       <w:tblStyleColBandSize w:val="1"/>
@@ -26494,6 +25521,7 @@
       <w:rPr>
         <w:b/>
         <w:bCs/>
+        <w:color w:val="000000"/>
       </w:rPr>
       <w:tblPr/>
       <w:tcPr>
@@ -26512,7 +25540,7 @@
       <w:rPr>
         <w:b/>
         <w:bCs/>
-        <w:color w:val="FFFFFF" w:themeColor="background1"/>
+        <w:color w:val="000000"/>
       </w:rPr>
       <w:tblPr/>
       <w:tcPr>
@@ -26524,7 +25552,7 @@
     </w:tblStylePr>
     <w:tblStylePr w:type="firstCol">
       <w:rPr>
-        <w:color w:val="FFFFFF" w:themeColor="background1"/>
+        <w:color w:val="000000"/>
       </w:rPr>
       <w:tblPr/>
       <w:tcPr>
@@ -26541,7 +25569,7 @@
     </w:tblStylePr>
     <w:tblStylePr w:type="lastCol">
       <w:rPr>
-        <w:color w:val="FFFFFF" w:themeColor="background1"/>
+        <w:color w:val="000000"/>
       </w:rPr>
       <w:tblPr/>
       <w:tcPr>
@@ -26570,12 +25598,12 @@
     </w:tblStylePr>
     <w:tblStylePr w:type="neCell">
       <w:rPr>
-        <w:color w:val="000000" w:themeColor="text1"/>
+        <w:color w:val="000000"/>
       </w:rPr>
     </w:tblStylePr>
     <w:tblStylePr w:type="nwCell">
       <w:rPr>
-        <w:color w:val="000000" w:themeColor="text1"/>
+        <w:color w:val="000000"/>
       </w:rPr>
     </w:tblStylePr>
   </w:style>
@@ -26587,9 +25615,6 @@
     <w:pPr>
       <w:spacing w:after="0" w:line="240" w:lineRule="auto"/>
     </w:pPr>
-    <w:rPr>
-      <w:color w:val="000000" w:themeColor="text1"/>
-    </w:rPr>
     <w:tblPr>
       <w:tblStyleRowBandSize w:val="1"/>
       <w:tblStyleColBandSize w:val="1"/>
@@ -26609,6 +25634,7 @@
       <w:rPr>
         <w:b/>
         <w:bCs/>
+        <w:color w:val="000000"/>
       </w:rPr>
       <w:tblPr/>
       <w:tcPr>
@@ -26627,7 +25653,7 @@
       <w:rPr>
         <w:b/>
         <w:bCs/>
-        <w:color w:val="FFFFFF" w:themeColor="background1"/>
+        <w:color w:val="000000"/>
       </w:rPr>
       <w:tblPr/>
       <w:tcPr>
@@ -26639,7 +25665,7 @@
     </w:tblStylePr>
     <w:tblStylePr w:type="firstCol">
       <w:rPr>
-        <w:color w:val="FFFFFF" w:themeColor="background1"/>
+        <w:color w:val="000000"/>
       </w:rPr>
       <w:tblPr/>
       <w:tcPr>
@@ -26656,7 +25682,7 @@
     </w:tblStylePr>
     <w:tblStylePr w:type="lastCol">
       <w:rPr>
-        <w:color w:val="FFFFFF" w:themeColor="background1"/>
+        <w:color w:val="000000"/>
       </w:rPr>
       <w:tblPr/>
       <w:tcPr>
@@ -26685,12 +25711,12 @@
     </w:tblStylePr>
     <w:tblStylePr w:type="neCell">
       <w:rPr>
-        <w:color w:val="000000" w:themeColor="text1"/>
+        <w:color w:val="000000"/>
       </w:rPr>
     </w:tblStylePr>
     <w:tblStylePr w:type="nwCell">
       <w:rPr>
-        <w:color w:val="000000" w:themeColor="text1"/>
+        <w:color w:val="000000"/>
       </w:rPr>
     </w:tblStylePr>
   </w:style>
@@ -26702,9 +25728,6 @@
     <w:pPr>
       <w:spacing w:after="0" w:line="240" w:lineRule="auto"/>
     </w:pPr>
-    <w:rPr>
-      <w:color w:val="000000" w:themeColor="text1"/>
-    </w:rPr>
     <w:tblPr>
       <w:tblStyleRowBandSize w:val="1"/>
       <w:tblStyleColBandSize w:val="1"/>
@@ -26724,6 +25747,7 @@
       <w:rPr>
         <w:b/>
         <w:bCs/>
+        <w:color w:val="000000"/>
       </w:rPr>
       <w:tblPr/>
       <w:tcPr>
@@ -26742,7 +25766,7 @@
       <w:rPr>
         <w:b/>
         <w:bCs/>
-        <w:color w:val="FFFFFF" w:themeColor="background1"/>
+        <w:color w:val="000000"/>
       </w:rPr>
       <w:tblPr/>
       <w:tcPr>
@@ -26754,7 +25778,7 @@
     </w:tblStylePr>
     <w:tblStylePr w:type="firstCol">
       <w:rPr>
-        <w:color w:val="FFFFFF" w:themeColor="background1"/>
+        <w:color w:val="000000"/>
       </w:rPr>
       <w:tblPr/>
       <w:tcPr>
@@ -26771,7 +25795,7 @@
     </w:tblStylePr>
     <w:tblStylePr w:type="lastCol">
       <w:rPr>
-        <w:color w:val="FFFFFF" w:themeColor="background1"/>
+        <w:color w:val="000000"/>
       </w:rPr>
       <w:tblPr/>
       <w:tcPr>
@@ -26800,12 +25824,12 @@
     </w:tblStylePr>
     <w:tblStylePr w:type="neCell">
       <w:rPr>
-        <w:color w:val="000000" w:themeColor="text1"/>
+        <w:color w:val="000000"/>
       </w:rPr>
     </w:tblStylePr>
     <w:tblStylePr w:type="nwCell">
       <w:rPr>
-        <w:color w:val="000000" w:themeColor="text1"/>
+        <w:color w:val="000000"/>
       </w:rPr>
     </w:tblStylePr>
   </w:style>
@@ -26817,9 +25841,6 @@
     <w:pPr>
       <w:spacing w:after="0" w:line="240" w:lineRule="auto"/>
     </w:pPr>
-    <w:rPr>
-      <w:color w:val="000000" w:themeColor="text1"/>
-    </w:rPr>
     <w:tblPr>
       <w:tblStyleRowBandSize w:val="1"/>
       <w:tblStyleColBandSize w:val="1"/>
@@ -26831,7 +25852,7 @@
       <w:rPr>
         <w:b/>
         <w:bCs/>
-        <w:color w:val="FFFFFF" w:themeColor="background1"/>
+        <w:color w:val="000000"/>
       </w:rPr>
       <w:tblPr/>
       <w:tcPr>
@@ -26845,7 +25866,7 @@
       <w:rPr>
         <w:b/>
         <w:bCs/>
-        <w:color w:val="9E3A38" w:themeColor="accent2" w:themeShade="CC"/>
+        <w:color w:val="000000"/>
       </w:rPr>
       <w:tblPr/>
       <w:tcPr>
@@ -26859,12 +25880,14 @@
       <w:rPr>
         <w:b/>
         <w:bCs/>
+        <w:color w:val="000000"/>
       </w:rPr>
     </w:tblStylePr>
     <w:tblStylePr w:type="lastCol">
       <w:rPr>
         <w:b/>
         <w:bCs/>
+        <w:color w:val="000000"/>
       </w:rPr>
     </w:tblStylePr>
     <w:tblStylePr w:type="band1Vert">
@@ -26896,9 +25919,6 @@
     <w:pPr>
       <w:spacing w:after="0" w:line="240" w:lineRule="auto"/>
     </w:pPr>
-    <w:rPr>
-      <w:color w:val="000000" w:themeColor="text1"/>
-    </w:rPr>
     <w:tblPr>
       <w:tblStyleRowBandSize w:val="1"/>
       <w:tblStyleColBandSize w:val="1"/>
@@ -26910,7 +25930,7 @@
       <w:rPr>
         <w:b/>
         <w:bCs/>
-        <w:color w:val="FFFFFF" w:themeColor="background1"/>
+        <w:color w:val="000000"/>
       </w:rPr>
       <w:tblPr/>
       <w:tcPr>
@@ -26924,7 +25944,7 @@
       <w:rPr>
         <w:b/>
         <w:bCs/>
-        <w:color w:val="9E3A38" w:themeColor="accent2" w:themeShade="CC"/>
+        <w:color w:val="000000"/>
       </w:rPr>
       <w:tblPr/>
       <w:tcPr>
@@ -26938,12 +25958,14 @@
       <w:rPr>
         <w:b/>
         <w:bCs/>
+        <w:color w:val="000000"/>
       </w:rPr>
     </w:tblStylePr>
     <w:tblStylePr w:type="lastCol">
       <w:rPr>
         <w:b/>
         <w:bCs/>
+        <w:color w:val="000000"/>
       </w:rPr>
     </w:tblStylePr>
     <w:tblStylePr w:type="band1Vert">
@@ -26975,9 +25997,6 @@
     <w:pPr>
       <w:spacing w:after="0" w:line="240" w:lineRule="auto"/>
     </w:pPr>
-    <w:rPr>
-      <w:color w:val="000000" w:themeColor="text1"/>
-    </w:rPr>
     <w:tblPr>
       <w:tblStyleRowBandSize w:val="1"/>
       <w:tblStyleColBandSize w:val="1"/>
@@ -26989,7 +26008,7 @@
       <w:rPr>
         <w:b/>
         <w:bCs/>
-        <w:color w:val="FFFFFF" w:themeColor="background1"/>
+        <w:color w:val="000000"/>
       </w:rPr>
       <w:tblPr/>
       <w:tcPr>
@@ -27003,7 +26022,7 @@
       <w:rPr>
         <w:b/>
         <w:bCs/>
-        <w:color w:val="9E3A38" w:themeColor="accent2" w:themeShade="CC"/>
+        <w:color w:val="000000"/>
       </w:rPr>
       <w:tblPr/>
       <w:tcPr>
@@ -27017,12 +26036,14 @@
       <w:rPr>
         <w:b/>
         <w:bCs/>
+        <w:color w:val="000000"/>
       </w:rPr>
     </w:tblStylePr>
     <w:tblStylePr w:type="lastCol">
       <w:rPr>
         <w:b/>
         <w:bCs/>
+        <w:color w:val="000000"/>
       </w:rPr>
     </w:tblStylePr>
     <w:tblStylePr w:type="band1Vert">
@@ -27054,9 +26075,6 @@
     <w:pPr>
       <w:spacing w:after="0" w:line="240" w:lineRule="auto"/>
     </w:pPr>
-    <w:rPr>
-      <w:color w:val="000000" w:themeColor="text1"/>
-    </w:rPr>
     <w:tblPr>
       <w:tblStyleRowBandSize w:val="1"/>
       <w:tblStyleColBandSize w:val="1"/>
@@ -27068,7 +26086,7 @@
       <w:rPr>
         <w:b/>
         <w:bCs/>
-        <w:color w:val="FFFFFF" w:themeColor="background1"/>
+        <w:color w:val="000000"/>
       </w:rPr>
       <w:tblPr/>
       <w:tcPr>
@@ -27082,7 +26100,7 @@
       <w:rPr>
         <w:b/>
         <w:bCs/>
-        <w:color w:val="664E82" w:themeColor="accent4" w:themeShade="CC"/>
+        <w:color w:val="000000"/>
       </w:rPr>
       <w:tblPr/>
       <w:tcPr>
@@ -27096,12 +26114,14 @@
       <w:rPr>
         <w:b/>
         <w:bCs/>
+        <w:color w:val="000000"/>
       </w:rPr>
     </w:tblStylePr>
     <w:tblStylePr w:type="lastCol">
       <w:rPr>
         <w:b/>
         <w:bCs/>
+        <w:color w:val="000000"/>
       </w:rPr>
     </w:tblStylePr>
     <w:tblStylePr w:type="band1Vert">
@@ -27133,9 +26153,6 @@
     <w:pPr>
       <w:spacing w:after="0" w:line="240" w:lineRule="auto"/>
     </w:pPr>
-    <w:rPr>
-      <w:color w:val="000000" w:themeColor="text1"/>
-    </w:rPr>
     <w:tblPr>
       <w:tblStyleRowBandSize w:val="1"/>
       <w:tblStyleColBandSize w:val="1"/>
@@ -27147,7 +26164,7 @@
       <w:rPr>
         <w:b/>
         <w:bCs/>
-        <w:color w:val="FFFFFF" w:themeColor="background1"/>
+        <w:color w:val="000000"/>
       </w:rPr>
       <w:tblPr/>
       <w:tcPr>
@@ -27161,7 +26178,7 @@
       <w:rPr>
         <w:b/>
         <w:bCs/>
-        <w:color w:val="7E9C40" w:themeColor="accent3" w:themeShade="CC"/>
+        <w:color w:val="000000"/>
       </w:rPr>
       <w:tblPr/>
       <w:tcPr>
@@ -27175,12 +26192,14 @@
       <w:rPr>
         <w:b/>
         <w:bCs/>
+        <w:color w:val="000000"/>
       </w:rPr>
     </w:tblStylePr>
     <w:tblStylePr w:type="lastCol">
       <w:rPr>
         <w:b/>
         <w:bCs/>
+        <w:color w:val="000000"/>
       </w:rPr>
     </w:tblStylePr>
     <w:tblStylePr w:type="band1Vert">
@@ -27212,9 +26231,6 @@
     <w:pPr>
       <w:spacing w:after="0" w:line="240" w:lineRule="auto"/>
     </w:pPr>
-    <w:rPr>
-      <w:color w:val="000000" w:themeColor="text1"/>
-    </w:rPr>
     <w:tblPr>
       <w:tblStyleRowBandSize w:val="1"/>
       <w:tblStyleColBandSize w:val="1"/>
@@ -27226,7 +26242,7 @@
       <w:rPr>
         <w:b/>
         <w:bCs/>
-        <w:color w:val="FFFFFF" w:themeColor="background1"/>
+        <w:color w:val="000000"/>
       </w:rPr>
       <w:tblPr/>
       <w:tcPr>
@@ -27240,7 +26256,7 @@
       <w:rPr>
         <w:b/>
         <w:bCs/>
-        <w:color w:val="F2730A" w:themeColor="accent6" w:themeShade="CC"/>
+        <w:color w:val="000000"/>
       </w:rPr>
       <w:tblPr/>
       <w:tcPr>
@@ -27254,12 +26270,14 @@
       <w:rPr>
         <w:b/>
         <w:bCs/>
+        <w:color w:val="000000"/>
       </w:rPr>
     </w:tblStylePr>
     <w:tblStylePr w:type="lastCol">
       <w:rPr>
         <w:b/>
         <w:bCs/>
+        <w:color w:val="000000"/>
       </w:rPr>
     </w:tblStylePr>
     <w:tblStylePr w:type="band1Vert">
@@ -27291,9 +26309,6 @@
     <w:pPr>
       <w:spacing w:after="0" w:line="240" w:lineRule="auto"/>
     </w:pPr>
-    <w:rPr>
-      <w:color w:val="000000" w:themeColor="text1"/>
-    </w:rPr>
     <w:tblPr>
       <w:tblStyleRowBandSize w:val="1"/>
       <w:tblStyleColBandSize w:val="1"/>
@@ -27305,7 +26320,7 @@
       <w:rPr>
         <w:b/>
         <w:bCs/>
-        <w:color w:val="FFFFFF" w:themeColor="background1"/>
+        <w:color w:val="000000"/>
       </w:rPr>
       <w:tblPr/>
       <w:tcPr>
@@ -27319,7 +26334,7 @@
       <w:rPr>
         <w:b/>
         <w:bCs/>
-        <w:color w:val="348DA5" w:themeColor="accent5" w:themeShade="CC"/>
+        <w:color w:val="000000"/>
       </w:rPr>
       <w:tblPr/>
       <w:tcPr>
@@ -27333,12 +26348,14 @@
       <w:rPr>
         <w:b/>
         <w:bCs/>
+        <w:color w:val="000000"/>
       </w:rPr>
     </w:tblStylePr>
     <w:tblStylePr w:type="lastCol">
       <w:rPr>
         <w:b/>
         <w:bCs/>
+        <w:color w:val="000000"/>
       </w:rPr>
     </w:tblStylePr>
     <w:tblStylePr w:type="band1Vert">
@@ -27370,9 +26387,6 @@
     <w:pPr>
       <w:spacing w:after="0" w:line="240" w:lineRule="auto"/>
     </w:pPr>
-    <w:rPr>
-      <w:color w:val="000000" w:themeColor="text1"/>
-    </w:rPr>
     <w:tblPr>
       <w:tblStyleRowBandSize w:val="1"/>
       <w:tblStyleColBandSize w:val="1"/>
@@ -27387,6 +26401,7 @@
       <w:rPr>
         <w:b/>
         <w:bCs/>
+        <w:color w:val="000000"/>
       </w:rPr>
       <w:tblPr/>
       <w:tcPr>
@@ -27397,7 +26412,7 @@
       <w:rPr>
         <w:b/>
         <w:bCs/>
-        <w:color w:val="000000" w:themeColor="text1"/>
+        <w:color w:val="000000"/>
       </w:rPr>
       <w:tblPr/>
       <w:tcPr>
@@ -27406,7 +26421,7 @@
     </w:tblStylePr>
     <w:tblStylePr w:type="firstCol">
       <w:rPr>
-        <w:color w:val="FFFFFF" w:themeColor="background1"/>
+        <w:color w:val="000000"/>
       </w:rPr>
       <w:tblPr/>
       <w:tcPr>
@@ -27415,7 +26430,7 @@
     </w:tblStylePr>
     <w:tblStylePr w:type="lastCol">
       <w:rPr>
-        <w:color w:val="FFFFFF" w:themeColor="background1"/>
+        <w:color w:val="000000"/>
       </w:rPr>
       <w:tblPr/>
       <w:tcPr>
@@ -27443,9 +26458,6 @@
     <w:pPr>
       <w:spacing w:after="0" w:line="240" w:lineRule="auto"/>
     </w:pPr>
-    <w:rPr>
-      <w:color w:val="000000" w:themeColor="text1"/>
-    </w:rPr>
     <w:tblPr>
       <w:tblStyleRowBandSize w:val="1"/>
       <w:tblStyleColBandSize w:val="1"/>
@@ -27460,6 +26472,7 @@
       <w:rPr>
         <w:b/>
         <w:bCs/>
+        <w:color w:val="000000"/>
       </w:rPr>
       <w:tblPr/>
       <w:tcPr>
@@ -27470,7 +26483,7 @@
       <w:rPr>
         <w:b/>
         <w:bCs/>
-        <w:color w:val="000000" w:themeColor="text1"/>
+        <w:color w:val="000000"/>
       </w:rPr>
       <w:tblPr/>
       <w:tcPr>
@@ -27479,7 +26492,7 @@
     </w:tblStylePr>
     <w:tblStylePr w:type="firstCol">
       <w:rPr>
-        <w:color w:val="FFFFFF" w:themeColor="background1"/>
+        <w:color w:val="000000"/>
       </w:rPr>
       <w:tblPr/>
       <w:tcPr>
@@ -27488,7 +26501,7 @@
     </w:tblStylePr>
     <w:tblStylePr w:type="lastCol">
       <w:rPr>
-        <w:color w:val="FFFFFF" w:themeColor="background1"/>
+        <w:color w:val="000000"/>
       </w:rPr>
       <w:tblPr/>
       <w:tcPr>
@@ -27516,9 +26529,6 @@
     <w:pPr>
       <w:spacing w:after="0" w:line="240" w:lineRule="auto"/>
     </w:pPr>
-    <w:rPr>
-      <w:color w:val="000000" w:themeColor="text1"/>
-    </w:rPr>
     <w:tblPr>
       <w:tblStyleRowBandSize w:val="1"/>
       <w:tblStyleColBandSize w:val="1"/>
@@ -27533,6 +26543,7 @@
       <w:rPr>
         <w:b/>
         <w:bCs/>
+        <w:color w:val="000000"/>
       </w:rPr>
       <w:tblPr/>
       <w:tcPr>
@@ -27543,7 +26554,7 @@
       <w:rPr>
         <w:b/>
         <w:bCs/>
-        <w:color w:val="000000" w:themeColor="text1"/>
+        <w:color w:val="000000"/>
       </w:rPr>
       <w:tblPr/>
       <w:tcPr>
@@ -27552,7 +26563,7 @@
     </w:tblStylePr>
     <w:tblStylePr w:type="firstCol">
       <w:rPr>
-        <w:color w:val="FFFFFF" w:themeColor="background1"/>
+        <w:color w:val="000000"/>
       </w:rPr>
       <w:tblPr/>
       <w:tcPr>
@@ -27561,7 +26572,7 @@
     </w:tblStylePr>
     <w:tblStylePr w:type="lastCol">
       <w:rPr>
-        <w:color w:val="FFFFFF" w:themeColor="background1"/>
+        <w:color w:val="000000"/>
       </w:rPr>
       <w:tblPr/>
       <w:tcPr>
@@ -27589,9 +26600,6 @@
     <w:pPr>
       <w:spacing w:after="0" w:line="240" w:lineRule="auto"/>
     </w:pPr>
-    <w:rPr>
-      <w:color w:val="000000" w:themeColor="text1"/>
-    </w:rPr>
     <w:tblPr>
       <w:tblStyleRowBandSize w:val="1"/>
       <w:tblStyleColBandSize w:val="1"/>
@@ -27606,6 +26614,7 @@
       <w:rPr>
         <w:b/>
         <w:bCs/>
+        <w:color w:val="000000"/>
       </w:rPr>
       <w:tblPr/>
       <w:tcPr>
@@ -27616,7 +26625,7 @@
       <w:rPr>
         <w:b/>
         <w:bCs/>
-        <w:color w:val="000000" w:themeColor="text1"/>
+        <w:color w:val="000000"/>
       </w:rPr>
       <w:tblPr/>
       <w:tcPr>
@@ -27625,7 +26634,7 @@
     </w:tblStylePr>
     <w:tblStylePr w:type="firstCol">
       <w:rPr>
-        <w:color w:val="FFFFFF" w:themeColor="background1"/>
+        <w:color w:val="000000"/>
       </w:rPr>
       <w:tblPr/>
       <w:tcPr>
@@ -27634,7 +26643,7 @@
     </w:tblStylePr>
     <w:tblStylePr w:type="lastCol">
       <w:rPr>
-        <w:color w:val="FFFFFF" w:themeColor="background1"/>
+        <w:color w:val="000000"/>
       </w:rPr>
       <w:tblPr/>
       <w:tcPr>
@@ -27662,9 +26671,6 @@
     <w:pPr>
       <w:spacing w:after="0" w:line="240" w:lineRule="auto"/>
     </w:pPr>
-    <w:rPr>
-      <w:color w:val="000000" w:themeColor="text1"/>
-    </w:rPr>
     <w:tblPr>
       <w:tblStyleRowBandSize w:val="1"/>
       <w:tblStyleColBandSize w:val="1"/>
@@ -27679,6 +26685,7 @@
       <w:rPr>
         <w:b/>
         <w:bCs/>
+        <w:color w:val="000000"/>
       </w:rPr>
       <w:tblPr/>
       <w:tcPr>
@@ -27689,7 +26696,7 @@
       <w:rPr>
         <w:b/>
         <w:bCs/>
-        <w:color w:val="000000" w:themeColor="text1"/>
+        <w:color w:val="000000"/>
       </w:rPr>
       <w:tblPr/>
       <w:tcPr>
@@ -27698,7 +26705,7 @@
     </w:tblStylePr>
     <w:tblStylePr w:type="firstCol">
       <w:rPr>
-        <w:color w:val="FFFFFF" w:themeColor="background1"/>
+        <w:color w:val="000000"/>
       </w:rPr>
       <w:tblPr/>
       <w:tcPr>
@@ -27707,7 +26714,7 @@
     </w:tblStylePr>
     <w:tblStylePr w:type="lastCol">
       <w:rPr>
-        <w:color w:val="FFFFFF" w:themeColor="background1"/>
+        <w:color w:val="000000"/>
       </w:rPr>
       <w:tblPr/>
       <w:tcPr>
@@ -27735,9 +26742,6 @@
     <w:pPr>
       <w:spacing w:after="0" w:line="240" w:lineRule="auto"/>
     </w:pPr>
-    <w:rPr>
-      <w:color w:val="000000" w:themeColor="text1"/>
-    </w:rPr>
     <w:tblPr>
       <w:tblStyleRowBandSize w:val="1"/>
       <w:tblStyleColBandSize w:val="1"/>
@@ -27752,6 +26756,7 @@
       <w:rPr>
         <w:b/>
         <w:bCs/>
+        <w:color w:val="000000"/>
       </w:rPr>
       <w:tblPr/>
       <w:tcPr>
@@ -27762,7 +26767,7 @@
       <w:rPr>
         <w:b/>
         <w:bCs/>
-        <w:color w:val="000000" w:themeColor="text1"/>
+        <w:color w:val="000000"/>
       </w:rPr>
       <w:tblPr/>
       <w:tcPr>
@@ -27771,7 +26776,7 @@
     </w:tblStylePr>
     <w:tblStylePr w:type="firstCol">
       <w:rPr>
-        <w:color w:val="FFFFFF" w:themeColor="background1"/>
+        <w:color w:val="000000"/>
       </w:rPr>
       <w:tblPr/>
       <w:tcPr>
@@ -27780,7 +26785,7 @@
     </w:tblStylePr>
     <w:tblStylePr w:type="lastCol">
       <w:rPr>
-        <w:color w:val="FFFFFF" w:themeColor="background1"/>
+        <w:color w:val="000000"/>
       </w:rPr>
       <w:tblPr/>
       <w:tcPr>
@@ -27808,9 +26813,6 @@
     <w:pPr>
       <w:spacing w:after="0" w:line="240" w:lineRule="auto"/>
     </w:pPr>
-    <w:rPr>
-      <w:color w:val="000000" w:themeColor="text1"/>
-    </w:rPr>
     <w:tblPr>
       <w:tblStyleRowBandSize w:val="1"/>
       <w:tblStyleColBandSize w:val="1"/>
@@ -27825,6 +26827,7 @@
       <w:rPr>
         <w:b/>
         <w:bCs/>
+        <w:color w:val="000000"/>
       </w:rPr>
       <w:tblPr/>
       <w:tcPr>
@@ -27835,7 +26838,7 @@
       <w:rPr>
         <w:b/>
         <w:bCs/>
-        <w:color w:val="000000" w:themeColor="text1"/>
+        <w:color w:val="000000"/>
       </w:rPr>
       <w:tblPr/>
       <w:tcPr>
@@ -27844,7 +26847,7 @@
     </w:tblStylePr>
     <w:tblStylePr w:type="firstCol">
       <w:rPr>
-        <w:color w:val="FFFFFF" w:themeColor="background1"/>
+        <w:color w:val="000000"/>
       </w:rPr>
       <w:tblPr/>
       <w:tcPr>
@@ -27853,7 +26856,7 @@
     </w:tblStylePr>
     <w:tblStylePr w:type="lastCol">
       <w:rPr>
-        <w:color w:val="FFFFFF" w:themeColor="background1"/>
+        <w:color w:val="000000"/>
       </w:rPr>
       <w:tblPr/>
       <w:tcPr>
@@ -27889,7 +26892,7 @@
     <w:unhideWhenUsed/>
     <w:rsid w:val="00375CE1"/>
     <w:rPr>
-      <w:color w:val="0000FF" w:themeColor="hyperlink"/>
+      <w:color w:val="000000"/>
       <w:u w:val="single"/>
     </w:rPr>
   </w:style>

--- a/docs/软件设计说明书.docx
+++ b/docs/软件设计说明书.docx
@@ -144,7 +144,7 @@
       <w:r>
         <w:fldChar w:fldCharType="separate"/>
       </w:r>
-      <w:hyperlink w:anchor="_Toc242965857" w:history="1">
+      <w:hyperlink w:anchor="_Toc242986586" w:history="1">
         <w:r>
           <w:rPr>
             <w:rStyle w:val="aff9"/>
@@ -178,7 +178,7 @@
             <w:noProof/>
             <w:webHidden/>
           </w:rPr>
-          <w:instrText xml:space="preserve"> PAGEREF _Toc242965857 \h </w:instrText>
+          <w:instrText xml:space="preserve"> PAGEREF _Toc242986586 \h </w:instrText>
         </w:r>
         <w:r>
           <w:rPr>
@@ -226,7 +226,7 @@
           <w14:ligatures w14:val="standardContextual"/>
         </w:rPr>
       </w:pPr>
-      <w:hyperlink w:anchor="_Toc242965858" w:history="1">
+      <w:hyperlink w:anchor="_Toc242986587" w:history="1">
         <w:r>
           <w:rPr>
             <w:rStyle w:val="aff9"/>
@@ -260,7 +260,7 @@
             <w:noProof/>
             <w:webHidden/>
           </w:rPr>
-          <w:instrText xml:space="preserve"> PAGEREF _Toc242965858 \h </w:instrText>
+          <w:instrText xml:space="preserve"> PAGEREF _Toc242986587 \h </w:instrText>
         </w:r>
         <w:r>
           <w:rPr>
@@ -308,7 +308,7 @@
           <w14:ligatures w14:val="standardContextual"/>
         </w:rPr>
       </w:pPr>
-      <w:hyperlink w:anchor="_Toc242965859" w:history="1">
+      <w:hyperlink w:anchor="_Toc242986588" w:history="1">
         <w:r>
           <w:rPr>
             <w:rStyle w:val="aff9"/>
@@ -342,7 +342,7 @@
             <w:noProof/>
             <w:webHidden/>
           </w:rPr>
-          <w:instrText xml:space="preserve"> PAGEREF _Toc242965859 \h </w:instrText>
+          <w:instrText xml:space="preserve"> PAGEREF _Toc242986588 \h </w:instrText>
         </w:r>
         <w:r>
           <w:rPr>
@@ -390,7 +390,7 @@
           <w14:ligatures w14:val="standardContextual"/>
         </w:rPr>
       </w:pPr>
-      <w:hyperlink w:anchor="_Toc242965860" w:history="1">
+      <w:hyperlink w:anchor="_Toc242986589" w:history="1">
         <w:r>
           <w:rPr>
             <w:rStyle w:val="aff9"/>
@@ -424,7 +424,7 @@
             <w:noProof/>
             <w:webHidden/>
           </w:rPr>
-          <w:instrText xml:space="preserve"> PAGEREF _Toc242965860 \h </w:instrText>
+          <w:instrText xml:space="preserve"> PAGEREF _Toc242986589 \h </w:instrText>
         </w:r>
         <w:r>
           <w:rPr>
@@ -472,7 +472,7 @@
           <w14:ligatures w14:val="standardContextual"/>
         </w:rPr>
       </w:pPr>
-      <w:hyperlink w:anchor="_Toc242965861" w:history="1">
+      <w:hyperlink w:anchor="_Toc242986590" w:history="1">
         <w:r>
           <w:rPr>
             <w:rStyle w:val="aff9"/>
@@ -506,7 +506,7 @@
             <w:noProof/>
             <w:webHidden/>
           </w:rPr>
-          <w:instrText xml:space="preserve"> PAGEREF _Toc242965861 \h </w:instrText>
+          <w:instrText xml:space="preserve"> PAGEREF _Toc242986590 \h </w:instrText>
         </w:r>
         <w:r>
           <w:rPr>
@@ -554,7 +554,7 @@
           <w14:ligatures w14:val="standardContextual"/>
         </w:rPr>
       </w:pPr>
-      <w:hyperlink w:anchor="_Toc242965862" w:history="1">
+      <w:hyperlink w:anchor="_Toc242986591" w:history="1">
         <w:r>
           <w:rPr>
             <w:rStyle w:val="aff9"/>
@@ -588,7 +588,7 @@
             <w:noProof/>
             <w:webHidden/>
           </w:rPr>
-          <w:instrText xml:space="preserve"> PAGEREF _Toc242965862 \h </w:instrText>
+          <w:instrText xml:space="preserve"> PAGEREF _Toc242986591 \h </w:instrText>
         </w:r>
         <w:r>
           <w:rPr>
@@ -636,7 +636,7 @@
           <w14:ligatures w14:val="standardContextual"/>
         </w:rPr>
       </w:pPr>
-      <w:hyperlink w:anchor="_Toc242965863" w:history="1">
+      <w:hyperlink w:anchor="_Toc242986592" w:history="1">
         <w:r>
           <w:rPr>
             <w:rStyle w:val="aff9"/>
@@ -670,7 +670,7 @@
             <w:noProof/>
             <w:webHidden/>
           </w:rPr>
-          <w:instrText xml:space="preserve"> PAGEREF _Toc242965863 \h </w:instrText>
+          <w:instrText xml:space="preserve"> PAGEREF _Toc242986592 \h </w:instrText>
         </w:r>
         <w:r>
           <w:rPr>
@@ -718,7 +718,7 @@
           <w14:ligatures w14:val="standardContextual"/>
         </w:rPr>
       </w:pPr>
-      <w:hyperlink w:anchor="_Toc242965864" w:history="1">
+      <w:hyperlink w:anchor="_Toc242986593" w:history="1">
         <w:r>
           <w:rPr>
             <w:rStyle w:val="aff9"/>
@@ -752,7 +752,7 @@
             <w:noProof/>
             <w:webHidden/>
           </w:rPr>
-          <w:instrText xml:space="preserve"> PAGEREF _Toc242965864 \h </w:instrText>
+          <w:instrText xml:space="preserve"> PAGEREF _Toc242986593 \h </w:instrText>
         </w:r>
         <w:r>
           <w:rPr>
@@ -800,7 +800,7 @@
           <w14:ligatures w14:val="standardContextual"/>
         </w:rPr>
       </w:pPr>
-      <w:hyperlink w:anchor="_Toc242965865" w:history="1">
+      <w:hyperlink w:anchor="_Toc242986594" w:history="1">
         <w:r>
           <w:rPr>
             <w:rStyle w:val="aff9"/>
@@ -834,7 +834,7 @@
             <w:noProof/>
             <w:webHidden/>
           </w:rPr>
-          <w:instrText xml:space="preserve"> PAGEREF _Toc242965865 \h </w:instrText>
+          <w:instrText xml:space="preserve"> PAGEREF _Toc242986594 \h </w:instrText>
         </w:r>
         <w:r>
           <w:rPr>
@@ -882,7 +882,7 @@
           <w14:ligatures w14:val="standardContextual"/>
         </w:rPr>
       </w:pPr>
-      <w:hyperlink w:anchor="_Toc242965866" w:history="1">
+      <w:hyperlink w:anchor="_Toc242986595" w:history="1">
         <w:r>
           <w:rPr>
             <w:rStyle w:val="aff9"/>
@@ -916,7 +916,7 @@
             <w:noProof/>
             <w:webHidden/>
           </w:rPr>
-          <w:instrText xml:space="preserve"> PAGEREF _Toc242965866 \h </w:instrText>
+          <w:instrText xml:space="preserve"> PAGEREF _Toc242986595 \h </w:instrText>
         </w:r>
         <w:r>
           <w:rPr>
@@ -964,7 +964,7 @@
           <w14:ligatures w14:val="standardContextual"/>
         </w:rPr>
       </w:pPr>
-      <w:hyperlink w:anchor="_Toc242965867" w:history="1">
+      <w:hyperlink w:anchor="_Toc242986596" w:history="1">
         <w:r>
           <w:rPr>
             <w:rStyle w:val="aff9"/>
@@ -998,7 +998,7 @@
             <w:noProof/>
             <w:webHidden/>
           </w:rPr>
-          <w:instrText xml:space="preserve"> PAGEREF _Toc242965867 \h </w:instrText>
+          <w:instrText xml:space="preserve"> PAGEREF _Toc242986596 \h </w:instrText>
         </w:r>
         <w:r>
           <w:rPr>
@@ -1046,7 +1046,7 @@
           <w14:ligatures w14:val="standardContextual"/>
         </w:rPr>
       </w:pPr>
-      <w:hyperlink w:anchor="_Toc242965868" w:history="1">
+      <w:hyperlink w:anchor="_Toc242986597" w:history="1">
         <w:r>
           <w:rPr>
             <w:rStyle w:val="aff9"/>
@@ -1080,7 +1080,7 @@
             <w:noProof/>
             <w:webHidden/>
           </w:rPr>
-          <w:instrText xml:space="preserve"> PAGEREF _Toc242965868 \h </w:instrText>
+          <w:instrText xml:space="preserve"> PAGEREF _Toc242986597 \h </w:instrText>
         </w:r>
         <w:r>
           <w:rPr>
@@ -1128,7 +1128,7 @@
           <w14:ligatures w14:val="standardContextual"/>
         </w:rPr>
       </w:pPr>
-      <w:hyperlink w:anchor="_Toc242965869" w:history="1">
+      <w:hyperlink w:anchor="_Toc242986598" w:history="1">
         <w:r>
           <w:rPr>
             <w:rStyle w:val="aff9"/>
@@ -1162,7 +1162,7 @@
             <w:noProof/>
             <w:webHidden/>
           </w:rPr>
-          <w:instrText xml:space="preserve"> PAGEREF _Toc242965869 \h </w:instrText>
+          <w:instrText xml:space="preserve"> PAGEREF _Toc242986598 \h </w:instrText>
         </w:r>
         <w:r>
           <w:rPr>
@@ -1210,7 +1210,7 @@
           <w14:ligatures w14:val="standardContextual"/>
         </w:rPr>
       </w:pPr>
-      <w:hyperlink w:anchor="_Toc242965870" w:history="1">
+      <w:hyperlink w:anchor="_Toc242986599" w:history="1">
         <w:r>
           <w:rPr>
             <w:rStyle w:val="aff9"/>
@@ -1244,7 +1244,7 @@
             <w:noProof/>
             <w:webHidden/>
           </w:rPr>
-          <w:instrText xml:space="preserve"> PAGEREF _Toc242965870 \h </w:instrText>
+          <w:instrText xml:space="preserve"> PAGEREF _Toc242986599 \h </w:instrText>
         </w:r>
         <w:r>
           <w:rPr>
@@ -1292,7 +1292,7 @@
           <w14:ligatures w14:val="standardContextual"/>
         </w:rPr>
       </w:pPr>
-      <w:hyperlink w:anchor="_Toc242965871" w:history="1">
+      <w:hyperlink w:anchor="_Toc242986600" w:history="1">
         <w:r>
           <w:rPr>
             <w:rStyle w:val="aff9"/>
@@ -1326,7 +1326,7 @@
             <w:noProof/>
             <w:webHidden/>
           </w:rPr>
-          <w:instrText xml:space="preserve"> PAGEREF _Toc242965871 \h </w:instrText>
+          <w:instrText xml:space="preserve"> PAGEREF _Toc242986600 \h </w:instrText>
         </w:r>
         <w:r>
           <w:rPr>
@@ -1374,7 +1374,7 @@
           <w14:ligatures w14:val="standardContextual"/>
         </w:rPr>
       </w:pPr>
-      <w:hyperlink w:anchor="_Toc242965872" w:history="1">
+      <w:hyperlink w:anchor="_Toc242986601" w:history="1">
         <w:r>
           <w:rPr>
             <w:rStyle w:val="aff9"/>
@@ -1408,7 +1408,7 @@
             <w:noProof/>
             <w:webHidden/>
           </w:rPr>
-          <w:instrText xml:space="preserve"> PAGEREF _Toc242965872 \h </w:instrText>
+          <w:instrText xml:space="preserve"> PAGEREF _Toc242986601 \h </w:instrText>
         </w:r>
         <w:r>
           <w:rPr>
@@ -1456,7 +1456,7 @@
           <w14:ligatures w14:val="standardContextual"/>
         </w:rPr>
       </w:pPr>
-      <w:hyperlink w:anchor="_Toc242965873" w:history="1">
+      <w:hyperlink w:anchor="_Toc242986602" w:history="1">
         <w:r>
           <w:rPr>
             <w:rStyle w:val="aff9"/>
@@ -1490,7 +1490,7 @@
             <w:noProof/>
             <w:webHidden/>
           </w:rPr>
-          <w:instrText xml:space="preserve"> PAGEREF _Toc242965873 \h </w:instrText>
+          <w:instrText xml:space="preserve"> PAGEREF _Toc242986602 \h </w:instrText>
         </w:r>
         <w:r>
           <w:rPr>
@@ -1538,7 +1538,7 @@
           <w14:ligatures w14:val="standardContextual"/>
         </w:rPr>
       </w:pPr>
-      <w:hyperlink w:anchor="_Toc242965874" w:history="1">
+      <w:hyperlink w:anchor="_Toc242986603" w:history="1">
         <w:r>
           <w:rPr>
             <w:rStyle w:val="aff9"/>
@@ -1572,7 +1572,7 @@
             <w:noProof/>
             <w:webHidden/>
           </w:rPr>
-          <w:instrText xml:space="preserve"> PAGEREF _Toc242965874 \h </w:instrText>
+          <w:instrText xml:space="preserve"> PAGEREF _Toc242986603 \h </w:instrText>
         </w:r>
         <w:r>
           <w:rPr>
@@ -1620,7 +1620,7 @@
           <w14:ligatures w14:val="standardContextual"/>
         </w:rPr>
       </w:pPr>
-      <w:hyperlink w:anchor="_Toc242965875" w:history="1">
+      <w:hyperlink w:anchor="_Toc242986604" w:history="1">
         <w:r>
           <w:rPr>
             <w:rStyle w:val="aff9"/>
@@ -1654,7 +1654,7 @@
             <w:noProof/>
             <w:webHidden/>
           </w:rPr>
-          <w:instrText xml:space="preserve"> PAGEREF _Toc242965875 \h </w:instrText>
+          <w:instrText xml:space="preserve"> PAGEREF _Toc242986604 \h </w:instrText>
         </w:r>
         <w:r>
           <w:rPr>
@@ -1702,7 +1702,7 @@
           <w14:ligatures w14:val="standardContextual"/>
         </w:rPr>
       </w:pPr>
-      <w:hyperlink w:anchor="_Toc242965876" w:history="1">
+      <w:hyperlink w:anchor="_Toc242986605" w:history="1">
         <w:r>
           <w:rPr>
             <w:rStyle w:val="aff9"/>
@@ -1736,7 +1736,7 @@
             <w:noProof/>
             <w:webHidden/>
           </w:rPr>
-          <w:instrText xml:space="preserve"> PAGEREF _Toc242965876 \h </w:instrText>
+          <w:instrText xml:space="preserve"> PAGEREF _Toc242986605 \h </w:instrText>
         </w:r>
         <w:r>
           <w:rPr>
@@ -1784,7 +1784,7 @@
           <w14:ligatures w14:val="standardContextual"/>
         </w:rPr>
       </w:pPr>
-      <w:hyperlink w:anchor="_Toc242965877" w:history="1">
+      <w:hyperlink w:anchor="_Toc242986606" w:history="1">
         <w:r>
           <w:rPr>
             <w:rStyle w:val="aff9"/>
@@ -1818,7 +1818,7 @@
             <w:noProof/>
             <w:webHidden/>
           </w:rPr>
-          <w:instrText xml:space="preserve"> PAGEREF _Toc242965877 \h </w:instrText>
+          <w:instrText xml:space="preserve"> PAGEREF _Toc242986606 \h </w:instrText>
         </w:r>
         <w:r>
           <w:rPr>
@@ -1866,7 +1866,7 @@
           <w14:ligatures w14:val="standardContextual"/>
         </w:rPr>
       </w:pPr>
-      <w:hyperlink w:anchor="_Toc242965878" w:history="1">
+      <w:hyperlink w:anchor="_Toc242986607" w:history="1">
         <w:r>
           <w:rPr>
             <w:rStyle w:val="aff9"/>
@@ -1900,7 +1900,7 @@
             <w:noProof/>
             <w:webHidden/>
           </w:rPr>
-          <w:instrText xml:space="preserve"> PAGEREF _Toc242965878 \h </w:instrText>
+          <w:instrText xml:space="preserve"> PAGEREF _Toc242986607 \h </w:instrText>
         </w:r>
         <w:r>
           <w:rPr>
@@ -1948,7 +1948,7 @@
           <w14:ligatures w14:val="standardContextual"/>
         </w:rPr>
       </w:pPr>
-      <w:hyperlink w:anchor="_Toc242965879" w:history="1">
+      <w:hyperlink w:anchor="_Toc242986608" w:history="1">
         <w:r>
           <w:rPr>
             <w:rStyle w:val="aff9"/>
@@ -1982,7 +1982,89 @@
             <w:noProof/>
             <w:webHidden/>
           </w:rPr>
-          <w:instrText xml:space="preserve"> PAGEREF _Toc242965879 \h </w:instrText>
+          <w:instrText xml:space="preserve"> PAGEREF _Toc242986608 \h </w:instrText>
+        </w:r>
+        <w:r>
+          <w:rPr>
+            <w:noProof/>
+            <w:webHidden/>
+          </w:rPr>
+        </w:r>
+        <w:r>
+          <w:rPr>
+            <w:noProof/>
+            <w:webHidden/>
+          </w:rPr>
+          <w:fldChar w:fldCharType="separate"/>
+        </w:r>
+        <w:r>
+          <w:rPr>
+            <w:noProof/>
+            <w:webHidden/>
+          </w:rPr>
+          <w:t>16</w:t>
+        </w:r>
+        <w:r>
+          <w:rPr>
+            <w:noProof/>
+            <w:webHidden/>
+          </w:rPr>
+          <w:fldChar w:fldCharType="end"/>
+        </w:r>
+      </w:hyperlink>
+    </w:p>
+    <w:p>
+      <w:pPr>
+        <w:pStyle w:val="TOC2"/>
+        <w:tabs>
+          <w:tab w:val="right" w:leader="dot" w:pos="8778"/>
+        </w:tabs>
+        <w:rPr>
+          <w:rFonts w:asciiTheme="minorHAnsi" w:eastAsiaTheme="minorEastAsia" w:hAnsiTheme="minorHAnsi" w:cstheme="minorBidi"/>
+          <w:noProof/>
+          <w:color w:val="auto"/>
+          <w:kern w:val="2"/>
+          <w:sz w:val="22"/>
+          <w:szCs w:val="24"/>
+          <w:lang w:eastAsia="zh-CN"/>
+          <w14:ligatures w14:val="standardContextual"/>
+        </w:rPr>
+      </w:pPr>
+      <w:hyperlink w:anchor="_Toc242986609" w:history="1">
+        <w:r>
+          <w:rPr>
+            <w:rStyle w:val="aff9"/>
+            <w:noProof/>
+          </w:rPr>
+          <w:t xml:space="preserve">5.6 D15 </w:t>
+        </w:r>
+        <w:r>
+          <w:rPr>
+            <w:rStyle w:val="aff9"/>
+            <w:noProof/>
+          </w:rPr>
+          <w:t>自然语言任务解析</w:t>
+        </w:r>
+        <w:r>
+          <w:rPr>
+            <w:noProof/>
+            <w:webHidden/>
+          </w:rPr>
+          <w:tab/>
+        </w:r>
+        <w:r>
+          <w:rPr>
+            <w:noProof/>
+            <w:webHidden/>
+          </w:rPr>
+          <w:fldChar w:fldCharType="begin"/>
+        </w:r>
+        <w:r>
+          <w:rPr>
+            <w:noProof/>
+            <w:webHidden/>
+          </w:rPr>
+          <w:instrText xml:space="preserve"> PAGEREF _Toc242986609 \h </w:instrText>
         </w:r>
         <w:r>
           <w:rPr>
@@ -2030,7 +2112,7 @@
           <w14:ligatures w14:val="standardContextual"/>
         </w:rPr>
       </w:pPr>
-      <w:hyperlink w:anchor="_Toc242965880" w:history="1">
+      <w:hyperlink w:anchor="_Toc242986610" w:history="1">
         <w:r>
           <w:rPr>
             <w:rStyle w:val="aff9"/>
@@ -2064,7 +2146,7 @@
             <w:noProof/>
             <w:webHidden/>
           </w:rPr>
-          <w:instrText xml:space="preserve"> PAGEREF _Toc242965880 \h </w:instrText>
+          <w:instrText xml:space="preserve"> PAGEREF _Toc242986610 \h </w:instrText>
         </w:r>
         <w:r>
           <w:rPr>
@@ -2084,7 +2166,7 @@
             <w:noProof/>
             <w:webHidden/>
           </w:rPr>
-          <w:t>16</w:t>
+          <w:t>17</w:t>
         </w:r>
         <w:r>
           <w:rPr>
@@ -2112,7 +2194,7 @@
           <w14:ligatures w14:val="standardContextual"/>
         </w:rPr>
       </w:pPr>
-      <w:hyperlink w:anchor="_Toc242965881" w:history="1">
+      <w:hyperlink w:anchor="_Toc242986611" w:history="1">
         <w:r>
           <w:rPr>
             <w:rStyle w:val="aff9"/>
@@ -2146,7 +2228,7 @@
             <w:noProof/>
             <w:webHidden/>
           </w:rPr>
-          <w:instrText xml:space="preserve"> PAGEREF _Toc242965881 \h </w:instrText>
+          <w:instrText xml:space="preserve"> PAGEREF _Toc242986611 \h </w:instrText>
         </w:r>
         <w:r>
           <w:rPr>
@@ -2166,7 +2248,7 @@
             <w:noProof/>
             <w:webHidden/>
           </w:rPr>
-          <w:t>16</w:t>
+          <w:t>17</w:t>
         </w:r>
         <w:r>
           <w:rPr>
@@ -2194,7 +2276,7 @@
           <w14:ligatures w14:val="standardContextual"/>
         </w:rPr>
       </w:pPr>
-      <w:hyperlink w:anchor="_Toc242965882" w:history="1">
+      <w:hyperlink w:anchor="_Toc242986612" w:history="1">
         <w:r>
           <w:rPr>
             <w:rStyle w:val="aff9"/>
@@ -2228,7 +2310,7 @@
             <w:noProof/>
             <w:webHidden/>
           </w:rPr>
-          <w:instrText xml:space="preserve"> PAGEREF _Toc242965882 \h </w:instrText>
+          <w:instrText xml:space="preserve"> PAGEREF _Toc242986612 \h </w:instrText>
         </w:r>
         <w:r>
           <w:rPr>
@@ -2276,7 +2358,7 @@
           <w14:ligatures w14:val="standardContextual"/>
         </w:rPr>
       </w:pPr>
-      <w:hyperlink w:anchor="_Toc242965883" w:history="1">
+      <w:hyperlink w:anchor="_Toc242986613" w:history="1">
         <w:r>
           <w:rPr>
             <w:rStyle w:val="aff9"/>
@@ -2324,7 +2406,7 @@
             <w:noProof/>
             <w:webHidden/>
           </w:rPr>
-          <w:instrText xml:space="preserve"> PAGEREF _Toc242965883 \h </w:instrText>
+          <w:instrText xml:space="preserve"> PAGEREF _Toc242986613 \h </w:instrText>
         </w:r>
         <w:r>
           <w:rPr>
@@ -2344,7 +2426,7 @@
             <w:noProof/>
             <w:webHidden/>
           </w:rPr>
-          <w:t>17</w:t>
+          <w:t>18</w:t>
         </w:r>
         <w:r>
           <w:rPr>
@@ -2372,7 +2454,7 @@
           <w14:ligatures w14:val="standardContextual"/>
         </w:rPr>
       </w:pPr>
-      <w:hyperlink w:anchor="_Toc242965884" w:history="1">
+      <w:hyperlink w:anchor="_Toc242986614" w:history="1">
         <w:r>
           <w:rPr>
             <w:rStyle w:val="aff9"/>
@@ -2406,7 +2488,7 @@
             <w:noProof/>
             <w:webHidden/>
           </w:rPr>
-          <w:instrText xml:space="preserve"> PAGEREF _Toc242965884 \h </w:instrText>
+          <w:instrText xml:space="preserve"> PAGEREF _Toc242986614 \h </w:instrText>
         </w:r>
         <w:r>
           <w:rPr>
@@ -2426,7 +2508,7 @@
             <w:noProof/>
             <w:webHidden/>
           </w:rPr>
-          <w:t>17</w:t>
+          <w:t>18</w:t>
         </w:r>
         <w:r>
           <w:rPr>
@@ -2454,7 +2536,7 @@
           <w14:ligatures w14:val="standardContextual"/>
         </w:rPr>
       </w:pPr>
-      <w:hyperlink w:anchor="_Toc242965885" w:history="1">
+      <w:hyperlink w:anchor="_Toc242986615" w:history="1">
         <w:r>
           <w:rPr>
             <w:rStyle w:val="aff9"/>
@@ -2488,7 +2570,7 @@
             <w:noProof/>
             <w:webHidden/>
           </w:rPr>
-          <w:instrText xml:space="preserve"> PAGEREF _Toc242965885 \h </w:instrText>
+          <w:instrText xml:space="preserve"> PAGEREF _Toc242986615 \h </w:instrText>
         </w:r>
         <w:r>
           <w:rPr>
@@ -2536,7 +2618,7 @@
           <w14:ligatures w14:val="standardContextual"/>
         </w:rPr>
       </w:pPr>
-      <w:hyperlink w:anchor="_Toc242965886" w:history="1">
+      <w:hyperlink w:anchor="_Toc242986616" w:history="1">
         <w:r>
           <w:rPr>
             <w:rStyle w:val="aff9"/>
@@ -2591,7 +2673,7 @@
             <w:noProof/>
             <w:webHidden/>
           </w:rPr>
-          <w:instrText xml:space="preserve"> PAGEREF _Toc242965886 \h </w:instrText>
+          <w:instrText xml:space="preserve"> PAGEREF _Toc242986616 \h </w:instrText>
         </w:r>
         <w:r>
           <w:rPr>
@@ -2639,7 +2721,7 @@
           <w14:ligatures w14:val="standardContextual"/>
         </w:rPr>
       </w:pPr>
-      <w:hyperlink w:anchor="_Toc242965887" w:history="1">
+      <w:hyperlink w:anchor="_Toc242986617" w:history="1">
         <w:r>
           <w:rPr>
             <w:rStyle w:val="aff9"/>
@@ -2673,7 +2755,7 @@
             <w:noProof/>
             <w:webHidden/>
           </w:rPr>
-          <w:instrText xml:space="preserve"> PAGEREF _Toc242965887 \h </w:instrText>
+          <w:instrText xml:space="preserve"> PAGEREF _Toc242986617 \h </w:instrText>
         </w:r>
         <w:r>
           <w:rPr>
@@ -2693,7 +2775,7 @@
             <w:noProof/>
             <w:webHidden/>
           </w:rPr>
-          <w:t>18</w:t>
+          <w:t>19</w:t>
         </w:r>
         <w:r>
           <w:rPr>
@@ -2721,7 +2803,7 @@
           <w14:ligatures w14:val="standardContextual"/>
         </w:rPr>
       </w:pPr>
-      <w:hyperlink w:anchor="_Toc242965888" w:history="1">
+      <w:hyperlink w:anchor="_Toc242986618" w:history="1">
         <w:r>
           <w:rPr>
             <w:rStyle w:val="aff9"/>
@@ -2755,7 +2837,7 @@
             <w:noProof/>
             <w:webHidden/>
           </w:rPr>
-          <w:instrText xml:space="preserve"> PAGEREF _Toc242965888 \h </w:instrText>
+          <w:instrText xml:space="preserve"> PAGEREF _Toc242986618 \h </w:instrText>
         </w:r>
         <w:r>
           <w:rPr>
@@ -2803,7 +2885,7 @@
           <w14:ligatures w14:val="standardContextual"/>
         </w:rPr>
       </w:pPr>
-      <w:hyperlink w:anchor="_Toc242965889" w:history="1">
+      <w:hyperlink w:anchor="_Toc242986619" w:history="1">
         <w:r>
           <w:rPr>
             <w:rStyle w:val="aff9"/>
@@ -2844,7 +2926,7 @@
             <w:noProof/>
             <w:webHidden/>
           </w:rPr>
-          <w:instrText xml:space="preserve"> PAGEREF _Toc242965889 \h </w:instrText>
+          <w:instrText xml:space="preserve"> PAGEREF _Toc242986619 \h </w:instrText>
         </w:r>
         <w:r>
           <w:rPr>
@@ -2864,7 +2946,7 @@
             <w:noProof/>
             <w:webHidden/>
           </w:rPr>
-          <w:t>19</w:t>
+          <w:t>20</w:t>
         </w:r>
         <w:r>
           <w:rPr>
@@ -2892,7 +2974,7 @@
           <w14:ligatures w14:val="standardContextual"/>
         </w:rPr>
       </w:pPr>
-      <w:hyperlink w:anchor="_Toc242965890" w:history="1">
+      <w:hyperlink w:anchor="_Toc242986620" w:history="1">
         <w:r>
           <w:rPr>
             <w:rStyle w:val="aff9"/>
@@ -2926,7 +3008,7 @@
             <w:noProof/>
             <w:webHidden/>
           </w:rPr>
-          <w:instrText xml:space="preserve"> PAGEREF _Toc242965890 \h </w:instrText>
+          <w:instrText xml:space="preserve"> PAGEREF _Toc242986620 \h </w:instrText>
         </w:r>
         <w:r>
           <w:rPr>
@@ -2974,7 +3056,7 @@
           <w14:ligatures w14:val="standardContextual"/>
         </w:rPr>
       </w:pPr>
-      <w:hyperlink w:anchor="_Toc242965891" w:history="1">
+      <w:hyperlink w:anchor="_Toc242986621" w:history="1">
         <w:r>
           <w:rPr>
             <w:rStyle w:val="aff9"/>
@@ -3008,7 +3090,7 @@
             <w:noProof/>
             <w:webHidden/>
           </w:rPr>
-          <w:instrText xml:space="preserve"> PAGEREF _Toc242965891 \h </w:instrText>
+          <w:instrText xml:space="preserve"> PAGEREF _Toc242986621 \h </w:instrText>
         </w:r>
         <w:r>
           <w:rPr>
@@ -3028,7 +3110,7 @@
             <w:noProof/>
             <w:webHidden/>
           </w:rPr>
-          <w:t>20</w:t>
+          <w:t>21</w:t>
         </w:r>
         <w:r>
           <w:rPr>
@@ -3056,7 +3138,7 @@
           <w14:ligatures w14:val="standardContextual"/>
         </w:rPr>
       </w:pPr>
-      <w:hyperlink w:anchor="_Toc242965892" w:history="1">
+      <w:hyperlink w:anchor="_Toc242986622" w:history="1">
         <w:r>
           <w:rPr>
             <w:rStyle w:val="aff9"/>
@@ -3090,7 +3172,7 @@
             <w:noProof/>
             <w:webHidden/>
           </w:rPr>
-          <w:instrText xml:space="preserve"> PAGEREF _Toc242965892 \h </w:instrText>
+          <w:instrText xml:space="preserve"> PAGEREF _Toc242986622 \h </w:instrText>
         </w:r>
         <w:r>
           <w:rPr>
@@ -3110,7 +3192,7 @@
             <w:noProof/>
             <w:webHidden/>
           </w:rPr>
-          <w:t>20</w:t>
+          <w:t>21</w:t>
         </w:r>
         <w:r>
           <w:rPr>
@@ -3138,7 +3220,7 @@
           <w14:ligatures w14:val="standardContextual"/>
         </w:rPr>
       </w:pPr>
-      <w:hyperlink w:anchor="_Toc242965893" w:history="1">
+      <w:hyperlink w:anchor="_Toc242986623" w:history="1">
         <w:r>
           <w:rPr>
             <w:rStyle w:val="aff9"/>
@@ -3172,7 +3254,7 @@
             <w:noProof/>
             <w:webHidden/>
           </w:rPr>
-          <w:instrText xml:space="preserve"> PAGEREF _Toc242965893 \h </w:instrText>
+          <w:instrText xml:space="preserve"> PAGEREF _Toc242986623 \h </w:instrText>
         </w:r>
         <w:r>
           <w:rPr>
@@ -3192,7 +3274,7 @@
             <w:noProof/>
             <w:webHidden/>
           </w:rPr>
-          <w:t>21</w:t>
+          <w:t>22</w:t>
         </w:r>
         <w:r>
           <w:rPr>
@@ -3220,7 +3302,7 @@
           <w14:ligatures w14:val="standardContextual"/>
         </w:rPr>
       </w:pPr>
-      <w:hyperlink w:anchor="_Toc242965894" w:history="1">
+      <w:hyperlink w:anchor="_Toc242986624" w:history="1">
         <w:r>
           <w:rPr>
             <w:rStyle w:val="aff9"/>
@@ -3254,7 +3336,7 @@
             <w:noProof/>
             <w:webHidden/>
           </w:rPr>
-          <w:instrText xml:space="preserve"> PAGEREF _Toc242965894 \h </w:instrText>
+          <w:instrText xml:space="preserve"> PAGEREF _Toc242986624 \h </w:instrText>
         </w:r>
         <w:r>
           <w:rPr>
@@ -3302,7 +3384,7 @@
           <w14:ligatures w14:val="standardContextual"/>
         </w:rPr>
       </w:pPr>
-      <w:hyperlink w:anchor="_Toc242965895" w:history="1">
+      <w:hyperlink w:anchor="_Toc242986625" w:history="1">
         <w:r>
           <w:rPr>
             <w:rStyle w:val="aff9"/>
@@ -3336,7 +3418,7 @@
             <w:noProof/>
             <w:webHidden/>
           </w:rPr>
-          <w:instrText xml:space="preserve"> PAGEREF _Toc242965895 \h </w:instrText>
+          <w:instrText xml:space="preserve"> PAGEREF _Toc242986625 \h </w:instrText>
         </w:r>
         <w:r>
           <w:rPr>
@@ -3356,7 +3438,7 @@
             <w:noProof/>
             <w:webHidden/>
           </w:rPr>
-          <w:t>23</w:t>
+          <w:t>24</w:t>
         </w:r>
         <w:r>
           <w:rPr>
@@ -3384,7 +3466,7 @@
           <w14:ligatures w14:val="standardContextual"/>
         </w:rPr>
       </w:pPr>
-      <w:hyperlink w:anchor="_Toc242965896" w:history="1">
+      <w:hyperlink w:anchor="_Toc242986626" w:history="1">
         <w:r>
           <w:rPr>
             <w:rStyle w:val="aff9"/>
@@ -3418,7 +3500,7 @@
             <w:noProof/>
             <w:webHidden/>
           </w:rPr>
-          <w:instrText xml:space="preserve"> PAGEREF _Toc242965896 \h </w:instrText>
+          <w:instrText xml:space="preserve"> PAGEREF _Toc242986626 \h </w:instrText>
         </w:r>
         <w:r>
           <w:rPr>
@@ -3438,7 +3520,7 @@
             <w:noProof/>
             <w:webHidden/>
           </w:rPr>
-          <w:t>23</w:t>
+          <w:t>24</w:t>
         </w:r>
         <w:r>
           <w:rPr>
@@ -3466,7 +3548,7 @@
           <w14:ligatures w14:val="standardContextual"/>
         </w:rPr>
       </w:pPr>
-      <w:hyperlink w:anchor="_Toc242965897" w:history="1">
+      <w:hyperlink w:anchor="_Toc242986627" w:history="1">
         <w:r>
           <w:rPr>
             <w:rStyle w:val="aff9"/>
@@ -3500,7 +3582,7 @@
             <w:noProof/>
             <w:webHidden/>
           </w:rPr>
-          <w:instrText xml:space="preserve"> PAGEREF _Toc242965897 \h </w:instrText>
+          <w:instrText xml:space="preserve"> PAGEREF _Toc242986627 \h </w:instrText>
         </w:r>
         <w:r>
           <w:rPr>
@@ -3520,7 +3602,7 @@
             <w:noProof/>
             <w:webHidden/>
           </w:rPr>
-          <w:t>24</w:t>
+          <w:t>25</w:t>
         </w:r>
         <w:r>
           <w:rPr>
@@ -3548,7 +3630,7 @@
           <w14:ligatures w14:val="standardContextual"/>
         </w:rPr>
       </w:pPr>
-      <w:hyperlink w:anchor="_Toc242965898" w:history="1">
+      <w:hyperlink w:anchor="_Toc242986628" w:history="1">
         <w:r>
           <w:rPr>
             <w:rStyle w:val="aff9"/>
@@ -3582,7 +3664,7 @@
             <w:noProof/>
             <w:webHidden/>
           </w:rPr>
-          <w:instrText xml:space="preserve"> PAGEREF _Toc242965898 \h </w:instrText>
+          <w:instrText xml:space="preserve"> PAGEREF _Toc242986628 \h </w:instrText>
         </w:r>
         <w:r>
           <w:rPr>
@@ -3602,7 +3684,7 @@
             <w:noProof/>
             <w:webHidden/>
           </w:rPr>
-          <w:t>24</w:t>
+          <w:t>25</w:t>
         </w:r>
         <w:r>
           <w:rPr>
@@ -3630,7 +3712,7 @@
           <w14:ligatures w14:val="standardContextual"/>
         </w:rPr>
       </w:pPr>
-      <w:hyperlink w:anchor="_Toc242965899" w:history="1">
+      <w:hyperlink w:anchor="_Toc242986629" w:history="1">
         <w:r>
           <w:rPr>
             <w:rStyle w:val="aff9"/>
@@ -3678,7 +3760,7 @@
             <w:noProof/>
             <w:webHidden/>
           </w:rPr>
-          <w:instrText xml:space="preserve"> PAGEREF _Toc242965899 \h </w:instrText>
+          <w:instrText xml:space="preserve"> PAGEREF _Toc242986629 \h </w:instrText>
         </w:r>
         <w:r>
           <w:rPr>
@@ -3698,7 +3780,7 @@
             <w:noProof/>
             <w:webHidden/>
           </w:rPr>
-          <w:t>27</w:t>
+          <w:t>29</w:t>
         </w:r>
         <w:r>
           <w:rPr>
@@ -3726,7 +3808,7 @@
           <w14:ligatures w14:val="standardContextual"/>
         </w:rPr>
       </w:pPr>
-      <w:hyperlink w:anchor="_Toc242965900" w:history="1">
+      <w:hyperlink w:anchor="_Toc242986630" w:history="1">
         <w:r>
           <w:rPr>
             <w:rStyle w:val="aff9"/>
@@ -3760,7 +3842,7 @@
             <w:noProof/>
             <w:webHidden/>
           </w:rPr>
-          <w:instrText xml:space="preserve"> PAGEREF _Toc242965900 \h </w:instrText>
+          <w:instrText xml:space="preserve"> PAGEREF _Toc242986630 \h </w:instrText>
         </w:r>
         <w:r>
           <w:rPr>
@@ -3780,7 +3862,7 @@
             <w:noProof/>
             <w:webHidden/>
           </w:rPr>
-          <w:t>27</w:t>
+          <w:t>29</w:t>
         </w:r>
         <w:r>
           <w:rPr>
@@ -3808,7 +3890,7 @@
           <w14:ligatures w14:val="standardContextual"/>
         </w:rPr>
       </w:pPr>
-      <w:hyperlink w:anchor="_Toc242965901" w:history="1">
+      <w:hyperlink w:anchor="_Toc242986631" w:history="1">
         <w:r>
           <w:rPr>
             <w:rStyle w:val="aff9"/>
@@ -3842,7 +3924,7 @@
             <w:noProof/>
             <w:webHidden/>
           </w:rPr>
-          <w:instrText xml:space="preserve"> PAGEREF _Toc242965901 \h </w:instrText>
+          <w:instrText xml:space="preserve"> PAGEREF _Toc242986631 \h </w:instrText>
         </w:r>
         <w:r>
           <w:rPr>
@@ -3862,7 +3944,7 @@
             <w:noProof/>
             <w:webHidden/>
           </w:rPr>
-          <w:t>28</w:t>
+          <w:t>29</w:t>
         </w:r>
         <w:r>
           <w:rPr>
@@ -3890,7 +3972,7 @@
           <w14:ligatures w14:val="standardContextual"/>
         </w:rPr>
       </w:pPr>
-      <w:hyperlink w:anchor="_Toc242965902" w:history="1">
+      <w:hyperlink w:anchor="_Toc242986632" w:history="1">
         <w:r>
           <w:rPr>
             <w:rStyle w:val="aff9"/>
@@ -3924,7 +4006,7 @@
             <w:noProof/>
             <w:webHidden/>
           </w:rPr>
-          <w:instrText xml:space="preserve"> PAGEREF _Toc242965902 \h </w:instrText>
+          <w:instrText xml:space="preserve"> PAGEREF _Toc242986632 \h </w:instrText>
         </w:r>
         <w:r>
           <w:rPr>
@@ -3944,7 +4026,7 @@
             <w:noProof/>
             <w:webHidden/>
           </w:rPr>
-          <w:t>28</w:t>
+          <w:t>30</w:t>
         </w:r>
         <w:r>
           <w:rPr>
@@ -3972,7 +4054,7 @@
           <w14:ligatures w14:val="standardContextual"/>
         </w:rPr>
       </w:pPr>
-      <w:hyperlink w:anchor="_Toc242965903" w:history="1">
+      <w:hyperlink w:anchor="_Toc242986633" w:history="1">
         <w:r>
           <w:rPr>
             <w:rStyle w:val="aff9"/>
@@ -4006,7 +4088,7 @@
             <w:noProof/>
             <w:webHidden/>
           </w:rPr>
-          <w:instrText xml:space="preserve"> PAGEREF _Toc242965903 \h </w:instrText>
+          <w:instrText xml:space="preserve"> PAGEREF _Toc242986633 \h </w:instrText>
         </w:r>
         <w:r>
           <w:rPr>
@@ -4026,7 +4108,7 @@
             <w:noProof/>
             <w:webHidden/>
           </w:rPr>
-          <w:t>29</w:t>
+          <w:t>30</w:t>
         </w:r>
         <w:r>
           <w:rPr>
@@ -4054,7 +4136,7 @@
           <w14:ligatures w14:val="standardContextual"/>
         </w:rPr>
       </w:pPr>
-      <w:hyperlink w:anchor="_Toc242965904" w:history="1">
+      <w:hyperlink w:anchor="_Toc242986634" w:history="1">
         <w:r>
           <w:rPr>
             <w:rStyle w:val="aff9"/>
@@ -4088,7 +4170,7 @@
             <w:noProof/>
             <w:webHidden/>
           </w:rPr>
-          <w:instrText xml:space="preserve"> PAGEREF _Toc242965904 \h </w:instrText>
+          <w:instrText xml:space="preserve"> PAGEREF _Toc242986634 \h </w:instrText>
         </w:r>
         <w:r>
           <w:rPr>
@@ -4108,7 +4190,7 @@
             <w:noProof/>
             <w:webHidden/>
           </w:rPr>
-          <w:t>29</w:t>
+          <w:t>30</w:t>
         </w:r>
         <w:r>
           <w:rPr>
@@ -4136,7 +4218,7 @@
           <w14:ligatures w14:val="standardContextual"/>
         </w:rPr>
       </w:pPr>
-      <w:hyperlink w:anchor="_Toc242965905" w:history="1">
+      <w:hyperlink w:anchor="_Toc242986635" w:history="1">
         <w:r>
           <w:rPr>
             <w:rStyle w:val="aff9"/>
@@ -4170,7 +4252,7 @@
             <w:noProof/>
             <w:webHidden/>
           </w:rPr>
-          <w:instrText xml:space="preserve"> PAGEREF _Toc242965905 \h </w:instrText>
+          <w:instrText xml:space="preserve"> PAGEREF _Toc242986635 \h </w:instrText>
         </w:r>
         <w:r>
           <w:rPr>
@@ -4190,7 +4272,7 @@
             <w:noProof/>
             <w:webHidden/>
           </w:rPr>
-          <w:t>29</w:t>
+          <w:t>31</w:t>
         </w:r>
         <w:r>
           <w:rPr>
@@ -4211,7 +4293,7 @@
         <w:pStyle w:val="1"/>
         <w:pageBreakBefore/>
       </w:pPr>
-      <w:bookmarkStart w:id="0" w:name="_Toc242965857"/>
+      <w:bookmarkStart w:id="0" w:name="_Toc242986586"/>
       <w:r>
         <w:lastRenderedPageBreak/>
         <w:t xml:space="preserve">1 </w:t>
@@ -4225,7 +4307,7 @@
       <w:pPr>
         <w:pStyle w:val="21"/>
       </w:pPr>
-      <w:bookmarkStart w:id="1" w:name="_Toc242965858"/>
+      <w:bookmarkStart w:id="1" w:name="_Toc242986587"/>
       <w:r>
         <w:t xml:space="preserve">1.1 </w:t>
       </w:r>
@@ -4257,7 +4339,7 @@
         <w:t>～</w:t>
       </w:r>
       <w:r>
-        <w:t xml:space="preserve">A07 </w:t>
+        <w:t xml:space="preserve">A09 </w:t>
       </w:r>
       <w:r>
         <w:t>及其非功能约束，对应软件版本</w:t>
@@ -4811,7 +4893,7 @@
       <w:pPr>
         <w:pStyle w:val="21"/>
       </w:pPr>
-      <w:bookmarkStart w:id="2" w:name="_Toc242965859"/>
+      <w:bookmarkStart w:id="2" w:name="_Toc242986588"/>
       <w:r>
         <w:t xml:space="preserve">1.2 </w:t>
       </w:r>
@@ -4894,7 +4976,7 @@
       <w:pPr>
         <w:pStyle w:val="1"/>
       </w:pPr>
-      <w:bookmarkStart w:id="3" w:name="_Toc242965860"/>
+      <w:bookmarkStart w:id="3" w:name="_Toc242986589"/>
       <w:r>
         <w:lastRenderedPageBreak/>
         <w:t xml:space="preserve">2 </w:t>
@@ -5721,12 +5803,78 @@
           </w:p>
         </w:tc>
       </w:tr>
+      <w:tr>
+        <w:trPr>
+          <w:cantSplit/>
+          <w:jc w:val="center"/>
+        </w:trPr>
+        <w:tc>
+          <w:tcPr>
+            <w:tcW w:w="1361" w:type="dxa"/>
+            <w:tcMar>
+              <w:top w:w="75" w:type="dxa"/>
+              <w:left w:w="85" w:type="dxa"/>
+              <w:bottom w:w="75" w:type="dxa"/>
+              <w:right w:w="85" w:type="dxa"/>
+            </w:tcMar>
+            <w:vAlign w:val="center"/>
+          </w:tcPr>
+          <w:p>
+            <w:pPr>
+              <w:pStyle w:val="TableBody"/>
+            </w:pPr>
+            <w:r>
+              <w:t>D15</w:t>
+            </w:r>
+          </w:p>
+        </w:tc>
+        <w:tc>
+          <w:tcPr>
+            <w:tcW w:w="2835" w:type="dxa"/>
+            <w:tcMar>
+              <w:top w:w="75" w:type="dxa"/>
+              <w:left w:w="85" w:type="dxa"/>
+              <w:bottom w:w="75" w:type="dxa"/>
+              <w:right w:w="85" w:type="dxa"/>
+            </w:tcMar>
+            <w:vAlign w:val="center"/>
+          </w:tcPr>
+          <w:p>
+            <w:pPr>
+              <w:pStyle w:val="TableBody"/>
+            </w:pPr>
+            <w:r>
+              <w:t>AiIntent</w:t>
+            </w:r>
+          </w:p>
+        </w:tc>
+        <w:tc>
+          <w:tcPr>
+            <w:tcW w:w="4592" w:type="dxa"/>
+            <w:tcMar>
+              <w:top w:w="75" w:type="dxa"/>
+              <w:left w:w="85" w:type="dxa"/>
+              <w:bottom w:w="75" w:type="dxa"/>
+              <w:right w:w="85" w:type="dxa"/>
+            </w:tcMar>
+            <w:vAlign w:val="center"/>
+          </w:tcPr>
+          <w:p>
+            <w:pPr>
+              <w:pStyle w:val="TableBody"/>
+            </w:pPr>
+            <w:r>
+              <w:t>自然语言任务和范围解析；输出契约、真实目录及页码校验。</w:t>
+            </w:r>
+          </w:p>
+        </w:tc>
+      </w:tr>
     </w:tbl>
     <w:p>
       <w:pPr>
         <w:pStyle w:val="1"/>
       </w:pPr>
-      <w:bookmarkStart w:id="4" w:name="_Toc242965861"/>
+      <w:bookmarkStart w:id="4" w:name="_Toc242986590"/>
       <w:r>
         <w:t xml:space="preserve">3 </w:t>
       </w:r>
@@ -5739,7 +5887,7 @@
       <w:pPr>
         <w:pStyle w:val="21"/>
       </w:pPr>
-      <w:bookmarkStart w:id="5" w:name="_Toc242965862"/>
+      <w:bookmarkStart w:id="5" w:name="_Toc242986591"/>
       <w:r>
         <w:t xml:space="preserve">3.1 PDF </w:t>
       </w:r>
@@ -5910,6 +6058,7 @@
     </w:p>
     <w:p>
       <w:r>
+        <w:lastRenderedPageBreak/>
         <w:t>TableData</w:t>
       </w:r>
       <w:r>
@@ -5918,7 +6067,6 @@
     </w:p>
     <w:p>
       <w:r>
-        <w:lastRenderedPageBreak/>
         <w:t>ImageData</w:t>
       </w:r>
       <w:r>
@@ -6039,7 +6187,7 @@
       <w:pPr>
         <w:pStyle w:val="21"/>
       </w:pPr>
-      <w:bookmarkStart w:id="6" w:name="_Toc242965863"/>
+      <w:bookmarkStart w:id="6" w:name="_Toc242986592"/>
       <w:r>
         <w:t xml:space="preserve">3.2 </w:t>
       </w:r>
@@ -6111,6 +6259,7 @@
     </w:p>
     <w:p>
       <w:r>
+        <w:lastRenderedPageBreak/>
         <w:t>图</w:t>
       </w:r>
       <w:r>
@@ -6177,11 +6326,7 @@
         <w:t xml:space="preserve"> JSON</w:t>
       </w:r>
       <w:r>
-        <w:t>，建立会话和创建时间组合索引。关系</w:t>
-      </w:r>
-      <w:r>
-        <w:lastRenderedPageBreak/>
-        <w:t>在应用层维护，未定义数据库外键；写入使用</w:t>
+        <w:t>，建立会话和创建时间组合索引。关系在应用层维护，未定义数据库外键；写入使用</w:t>
       </w:r>
       <w:r>
         <w:t xml:space="preserve"> MERGE</w:t>
@@ -6923,7 +7068,7 @@
       <w:pPr>
         <w:pStyle w:val="21"/>
       </w:pPr>
-      <w:bookmarkStart w:id="7" w:name="_Toc242965864"/>
+      <w:bookmarkStart w:id="7" w:name="_Toc242986593"/>
       <w:r>
         <w:t xml:space="preserve">3.3 </w:t>
       </w:r>
@@ -6989,7 +7134,7 @@
       <w:pPr>
         <w:pStyle w:val="1"/>
       </w:pPr>
-      <w:bookmarkStart w:id="8" w:name="_Toc242965865"/>
+      <w:bookmarkStart w:id="8" w:name="_Toc242986594"/>
       <w:r>
         <w:lastRenderedPageBreak/>
         <w:t xml:space="preserve">4 PDF </w:t>
@@ -7003,7 +7148,7 @@
       <w:pPr>
         <w:pStyle w:val="21"/>
       </w:pPr>
-      <w:bookmarkStart w:id="9" w:name="_Toc242965866"/>
+      <w:bookmarkStart w:id="9" w:name="_Toc242986595"/>
       <w:r>
         <w:t xml:space="preserve">4.1 </w:t>
       </w:r>
@@ -8040,7 +8185,7 @@
       <w:pPr>
         <w:pStyle w:val="21"/>
       </w:pPr>
-      <w:bookmarkStart w:id="10" w:name="_Toc242965867"/>
+      <w:bookmarkStart w:id="10" w:name="_Toc242986596"/>
       <w:r>
         <w:t xml:space="preserve">4.2 D01 </w:t>
       </w:r>
@@ -8159,7 +8304,7 @@
       <w:pPr>
         <w:pStyle w:val="21"/>
       </w:pPr>
-      <w:bookmarkStart w:id="11" w:name="_Toc242965868"/>
+      <w:bookmarkStart w:id="11" w:name="_Toc242986597"/>
       <w:r>
         <w:t xml:space="preserve">4.3 D02 </w:t>
       </w:r>
@@ -8238,7 +8383,7 @@
       <w:pPr>
         <w:pStyle w:val="21"/>
       </w:pPr>
-      <w:bookmarkStart w:id="12" w:name="_Toc242965869"/>
+      <w:bookmarkStart w:id="12" w:name="_Toc242986598"/>
       <w:r>
         <w:t xml:space="preserve">4.4 D03 </w:t>
       </w:r>
@@ -8297,7 +8442,7 @@
       <w:pPr>
         <w:pStyle w:val="21"/>
       </w:pPr>
-      <w:bookmarkStart w:id="13" w:name="_Toc242965870"/>
+      <w:bookmarkStart w:id="13" w:name="_Toc242986599"/>
       <w:r>
         <w:t xml:space="preserve">4.5 D04 </w:t>
       </w:r>
@@ -8368,7 +8513,7 @@
       <w:pPr>
         <w:pStyle w:val="21"/>
       </w:pPr>
-      <w:bookmarkStart w:id="14" w:name="_Toc242965871"/>
+      <w:bookmarkStart w:id="14" w:name="_Toc242986600"/>
       <w:r>
         <w:t xml:space="preserve">4.6 D05 </w:t>
       </w:r>
@@ -8461,7 +8606,7 @@
       <w:pPr>
         <w:pStyle w:val="21"/>
       </w:pPr>
-      <w:bookmarkStart w:id="15" w:name="_Toc242965872"/>
+      <w:bookmarkStart w:id="15" w:name="_Toc242986601"/>
       <w:r>
         <w:t xml:space="preserve">4.7 D06 </w:t>
       </w:r>
@@ -8620,7 +8765,7 @@
       <w:pPr>
         <w:pStyle w:val="21"/>
       </w:pPr>
-      <w:bookmarkStart w:id="16" w:name="_Toc242965873"/>
+      <w:bookmarkStart w:id="16" w:name="_Toc242986602"/>
       <w:r>
         <w:lastRenderedPageBreak/>
         <w:t xml:space="preserve">4.8 D07 </w:t>
@@ -8746,7 +8891,7 @@
       <w:pPr>
         <w:pStyle w:val="1"/>
       </w:pPr>
-      <w:bookmarkStart w:id="17" w:name="_Toc242965874"/>
+      <w:bookmarkStart w:id="17" w:name="_Toc242986603"/>
       <w:r>
         <w:t xml:space="preserve">5 </w:t>
       </w:r>
@@ -8759,7 +8904,7 @@
       <w:pPr>
         <w:pStyle w:val="21"/>
       </w:pPr>
-      <w:bookmarkStart w:id="18" w:name="_Toc242965875"/>
+      <w:bookmarkStart w:id="18" w:name="_Toc242986604"/>
       <w:r>
         <w:t xml:space="preserve">5.1 D08 </w:t>
       </w:r>
@@ -8901,7 +9046,7 @@
       <w:pPr>
         <w:pStyle w:val="21"/>
       </w:pPr>
-      <w:bookmarkStart w:id="19" w:name="_Toc242965876"/>
+      <w:bookmarkStart w:id="19" w:name="_Toc242986605"/>
       <w:r>
         <w:lastRenderedPageBreak/>
         <w:t xml:space="preserve">5.2 D09 </w:t>
@@ -9027,7 +9172,7 @@
       <w:pPr>
         <w:pStyle w:val="21"/>
       </w:pPr>
-      <w:bookmarkStart w:id="20" w:name="_Toc242965877"/>
+      <w:bookmarkStart w:id="20" w:name="_Toc242986606"/>
       <w:r>
         <w:t xml:space="preserve">5.3 D10 </w:t>
       </w:r>
@@ -9084,6 +9229,12 @@
     </w:p>
     <w:p>
       <w:r>
+        <w:t>WELCOME</w:t>
+      </w:r>
+      <w:r>
+        <w:t>、</w:t>
+      </w:r>
+      <w:r>
         <w:t>BRIEF</w:t>
       </w:r>
       <w:r>
@@ -9136,6 +9287,18 @@
       </w:r>
       <w:r>
         <w:t>字；长度为生成约束，不是固定输出字数。</w:t>
+      </w:r>
+      <w:r>
+        <w:t xml:space="preserve"> WELCOME </w:t>
+      </w:r>
+      <w:r>
+        <w:t>生成不超过</w:t>
+      </w:r>
+      <w:r>
+        <w:t xml:space="preserve"> 150 </w:t>
+      </w:r>
+      <w:r>
+        <w:t>字的内容概览，沿用原始片段引用，不生成推荐问题文案。</w:t>
       </w:r>
     </w:p>
     <w:p>
@@ -9173,16 +9336,19 @@
         <w:t xml:space="preserve">usedCitations </w:t>
       </w:r>
       <w:r>
-        <w:t>按回答出现顺序去重。该步骤保证引用标识、页码、原文和坐标对应，不能校验回答是否曲解证据；语义正确性与引用结构正确性分别评估。</w:t>
+        <w:t>按回答出现顺序去重。</w:t>
+      </w:r>
+      <w:r>
+        <w:lastRenderedPageBreak/>
+        <w:t>该步骤保证引用标识、页码、原文和坐标对应，不能校验回答是否曲解证据；语义正确性与引用结构正确性分别评估。</w:t>
       </w:r>
     </w:p>
     <w:p>
       <w:pPr>
         <w:pStyle w:val="21"/>
       </w:pPr>
-      <w:bookmarkStart w:id="21" w:name="_Toc242965878"/>
-      <w:r>
-        <w:lastRenderedPageBreak/>
+      <w:bookmarkStart w:id="21" w:name="_Toc242986607"/>
+      <w:r>
         <w:t xml:space="preserve">5.4 D11 </w:t>
       </w:r>
       <w:r>
@@ -9494,7 +9660,13 @@
               <w:t>RUNNING</w:t>
             </w:r>
             <w:r>
-              <w:t>；记录用户问题和助手占位消息。</w:t>
+              <w:t>；记录用户问题和助手占位消息；</w:t>
+            </w:r>
+            <w:r>
+              <w:t xml:space="preserve">WELCOME </w:t>
+            </w:r>
+            <w:r>
+              <w:t>只记录助手消息。</w:t>
             </w:r>
           </w:p>
         </w:tc>
@@ -9733,6 +9905,7 @@
               <w:pStyle w:val="TableBody"/>
             </w:pPr>
             <w:r>
+              <w:lastRenderedPageBreak/>
               <w:t>终态</w:t>
             </w:r>
           </w:p>
@@ -9805,7 +9978,6 @@
               <w:pStyle w:val="TableBody"/>
             </w:pPr>
             <w:r>
-              <w:lastRenderedPageBreak/>
               <w:t>持久化</w:t>
             </w:r>
             <w:r>
@@ -9912,7 +10084,7 @@
       <w:pPr>
         <w:pStyle w:val="21"/>
       </w:pPr>
-      <w:bookmarkStart w:id="22" w:name="_Toc242965879"/>
+      <w:bookmarkStart w:id="22" w:name="_Toc242986608"/>
       <w:r>
         <w:t xml:space="preserve">5.5 </w:t>
       </w:r>
@@ -10004,33 +10176,227 @@
       </w:r>
       <w:r>
         <w:t>对其脱敏。</w:t>
+      </w:r>
+    </w:p>
+    <w:p>
+      <w:pPr>
+        <w:pStyle w:val="21"/>
+      </w:pPr>
+      <w:bookmarkStart w:id="23" w:name="_Toc242986609"/>
+      <w:r>
+        <w:t xml:space="preserve">5.6 D15 </w:t>
+      </w:r>
+      <w:r>
+        <w:t>自然语言任务解析</w:t>
+      </w:r>
+      <w:bookmarkEnd w:id="23"/>
+    </w:p>
+    <w:p>
+      <w:r>
+        <w:t xml:space="preserve">AiReading.generate </w:t>
+      </w:r>
+      <w:r>
+        <w:t>在</w:t>
+      </w:r>
+      <w:r>
+        <w:t xml:space="preserve"> AUTO </w:t>
+      </w:r>
+      <w:r>
+        <w:t>模式下调用</w:t>
+      </w:r>
+      <w:r>
+        <w:t xml:space="preserve"> AiIntent.resolve</w:t>
+      </w:r>
+      <w:r>
+        <w:t>。路由输入包括当前问题、最近六条用户指令、文档物理页数以及最多</w:t>
+      </w:r>
+      <w:r>
+        <w:t xml:space="preserve"> 100 </w:t>
+      </w:r>
+      <w:r>
+        <w:t>条目录项；目录标题截取至</w:t>
+      </w:r>
+      <w:r>
+        <w:t xml:space="preserve"> 160 </w:t>
+      </w:r>
+      <w:r>
+        <w:t>个字符，降低上下文体积。模型只返回</w:t>
+      </w:r>
+      <w:r>
+        <w:t xml:space="preserve"> mode</w:t>
+      </w:r>
+      <w:r>
+        <w:t>、</w:t>
+      </w:r>
+      <w:r>
+        <w:t>pages</w:t>
+      </w:r>
+      <w:r>
+        <w:t>、</w:t>
+      </w:r>
+      <w:r>
+        <w:t>chapterId</w:t>
+      </w:r>
+      <w:r>
+        <w:t>、</w:t>
+      </w:r>
+      <w:r>
+        <w:t xml:space="preserve">clarification </w:t>
+      </w:r>
+      <w:r>
+        <w:t>四个字符串字段；响应上限</w:t>
+      </w:r>
+      <w:r>
+        <w:t xml:space="preserve"> 4000 </w:t>
+      </w:r>
+      <w:r>
+        <w:t>字符。允许的任务为</w:t>
+      </w:r>
+      <w:r>
+        <w:t xml:space="preserve"> ASK</w:t>
+      </w:r>
+      <w:r>
+        <w:t>、</w:t>
+      </w:r>
+      <w:r>
+        <w:t>BRIEF</w:t>
+      </w:r>
+      <w:r>
+        <w:t>、</w:t>
+      </w:r>
+      <w:r>
+        <w:t>DETAILED</w:t>
+      </w:r>
+      <w:r>
+        <w:t>、</w:t>
+      </w:r>
+      <w:r>
+        <w:t>CHAPTER</w:t>
+      </w:r>
+      <w:r>
+        <w:t>、</w:t>
+      </w:r>
+      <w:r>
+        <w:t xml:space="preserve">OUTLINE </w:t>
+      </w:r>
+      <w:r>
+        <w:t>和</w:t>
+      </w:r>
+      <w:r>
+        <w:t xml:space="preserve"> CLARIFY</w:t>
+      </w:r>
+      <w:r>
+        <w:t>。</w:t>
+      </w:r>
+    </w:p>
+    <w:p>
+      <w:r>
+        <w:t>解析器检查</w:t>
+      </w:r>
+      <w:r>
+        <w:t xml:space="preserve"> JSON </w:t>
+      </w:r>
+      <w:r>
+        <w:t>对象、字段类型、模式白名单和字段长度。</w:t>
+      </w:r>
+      <w:r>
+        <w:t xml:space="preserve">pages </w:t>
+      </w:r>
+      <w:r>
+        <w:t>复用</w:t>
+      </w:r>
+      <w:r>
+        <w:t xml:space="preserve"> PageSelection.parse</w:t>
+      </w:r>
+      <w:r>
+        <w:t>，</w:t>
+      </w:r>
+      <w:r>
+        <w:t xml:space="preserve">chapterId </w:t>
+      </w:r>
+      <w:r>
+        <w:t>必须存在于真实目录，最终由</w:t>
+      </w:r>
+      <w:r>
+        <w:t xml:space="preserve"> AiReading.select </w:t>
+      </w:r>
+      <w:r>
+        <w:t>取得页</w:t>
+      </w:r>
+      <w:r>
+        <w:lastRenderedPageBreak/>
+        <w:t>码与章节边界交集。未知章节、无范围的章节分析或越界范围转为澄清文本，不调用回答生成；非法模型输出抛出</w:t>
+      </w:r>
+      <w:r>
+        <w:t xml:space="preserve"> INVALID_READING_INTENT</w:t>
+      </w:r>
+      <w:r>
+        <w:t>，由异步任务保存</w:t>
+      </w:r>
+      <w:r>
+        <w:t xml:space="preserve"> FAILED</w:t>
+      </w:r>
+      <w:r>
+        <w:t>。允许的操作仅限阅读，不执行文档中的指令或外部工具。</w:t>
+      </w:r>
+    </w:p>
+    <w:p>
+      <w:r>
+        <w:t xml:space="preserve">BRIEF </w:t>
+      </w:r>
+      <w:r>
+        <w:t>与</w:t>
+      </w:r>
+      <w:r>
+        <w:t xml:space="preserve"> DETAILED </w:t>
+      </w:r>
+      <w:r>
+        <w:t>使用所选全部片段，</w:t>
+      </w:r>
+      <w:r>
+        <w:t xml:space="preserve">ASK </w:t>
+      </w:r>
+      <w:r>
+        <w:t>执行混合检索。</w:t>
+      </w:r>
+      <w:r>
+        <w:t xml:space="preserve">OUTLINE </w:t>
+      </w:r>
+      <w:r>
+        <w:t>直接遍历实际章节并关联可用原文片段，不由模型编造目录。</w:t>
+      </w:r>
+      <w:r>
+        <w:t xml:space="preserve">AUTO </w:t>
+      </w:r>
+      <w:r>
+        <w:t>原始问题和模式持久化不变，重放指纹仍以原请求判定；重试重新执行路由。模型解析有概率性，当前验证覆盖常用表达与边界，未建立任意表达的准确率指标。</w:t>
       </w:r>
     </w:p>
     <w:p>
       <w:pPr>
         <w:pStyle w:val="1"/>
       </w:pPr>
-      <w:bookmarkStart w:id="23" w:name="_Toc242965880"/>
+      <w:bookmarkStart w:id="24" w:name="_Toc242986610"/>
       <w:r>
         <w:t xml:space="preserve">6 HTTP </w:t>
       </w:r>
       <w:r>
         <w:t>接口设计</w:t>
       </w:r>
-      <w:bookmarkEnd w:id="23"/>
+      <w:bookmarkEnd w:id="24"/>
     </w:p>
     <w:p>
       <w:pPr>
         <w:pStyle w:val="21"/>
       </w:pPr>
-      <w:bookmarkStart w:id="24" w:name="_Toc242965881"/>
+      <w:bookmarkStart w:id="25" w:name="_Toc242986611"/>
       <w:r>
         <w:t xml:space="preserve">6.1 </w:t>
       </w:r>
       <w:r>
         <w:t>通用契约</w:t>
       </w:r>
-      <w:bookmarkEnd w:id="24"/>
+      <w:bookmarkEnd w:id="25"/>
     </w:p>
     <w:p>
       <w:r>
@@ -10119,15 +10485,14 @@
       <w:pPr>
         <w:pStyle w:val="21"/>
       </w:pPr>
-      <w:bookmarkStart w:id="25" w:name="_Toc242965882"/>
-      <w:r>
-        <w:lastRenderedPageBreak/>
+      <w:bookmarkStart w:id="26" w:name="_Toc242986612"/>
+      <w:r>
         <w:t xml:space="preserve">6.2 AES </w:t>
       </w:r>
       <w:r>
         <w:t>加密及权限设置</w:t>
       </w:r>
-      <w:bookmarkEnd w:id="25"/>
+      <w:bookmarkEnd w:id="26"/>
     </w:p>
     <w:p>
       <w:pPr>
@@ -10847,8 +11212,9 @@
       <w:pPr>
         <w:pStyle w:val="21"/>
       </w:pPr>
-      <w:bookmarkStart w:id="26" w:name="_Toc242965883"/>
-      <w:r>
+      <w:bookmarkStart w:id="27" w:name="_Toc242986613"/>
+      <w:r>
+        <w:lastRenderedPageBreak/>
         <w:t xml:space="preserve">6.3 </w:t>
       </w:r>
       <w:r>
@@ -10860,7 +11226,7 @@
       <w:r>
         <w:t>及来源清单</w:t>
       </w:r>
-      <w:bookmarkEnd w:id="26"/>
+      <w:bookmarkEnd w:id="27"/>
     </w:p>
     <w:p>
       <w:pPr>
@@ -11141,14 +11507,14 @@
       <w:pPr>
         <w:pStyle w:val="21"/>
       </w:pPr>
-      <w:bookmarkStart w:id="27" w:name="_Toc242965884"/>
+      <w:bookmarkStart w:id="28" w:name="_Toc242986614"/>
       <w:r>
         <w:t xml:space="preserve">6.4 </w:t>
       </w:r>
       <w:r>
         <w:t>读取元数据、书签及批注</w:t>
       </w:r>
-      <w:bookmarkEnd w:id="27"/>
+      <w:bookmarkEnd w:id="28"/>
     </w:p>
     <w:p>
       <w:pPr>
@@ -11191,15 +11557,14 @@
       <w:pPr>
         <w:pStyle w:val="21"/>
       </w:pPr>
-      <w:bookmarkStart w:id="28" w:name="_Toc242965885"/>
-      <w:r>
-        <w:lastRenderedPageBreak/>
+      <w:bookmarkStart w:id="29" w:name="_Toc242986615"/>
+      <w:r>
         <w:t xml:space="preserve">6.5 </w:t>
       </w:r>
       <w:r>
         <w:t>移除全部签名</w:t>
       </w:r>
-      <w:bookmarkEnd w:id="28"/>
+      <w:bookmarkEnd w:id="29"/>
     </w:p>
     <w:p>
       <w:pPr>
@@ -11471,7 +11836,7 @@
       <w:pPr>
         <w:pStyle w:val="21"/>
       </w:pPr>
-      <w:bookmarkStart w:id="29" w:name="_Toc242965886"/>
+      <w:bookmarkStart w:id="30" w:name="_Toc242986616"/>
       <w:r>
         <w:t xml:space="preserve">6.6 </w:t>
       </w:r>
@@ -11487,7 +11852,7 @@
       <w:r>
         <w:t xml:space="preserve"> PDF</w:t>
       </w:r>
-      <w:bookmarkEnd w:id="29"/>
+      <w:bookmarkEnd w:id="30"/>
     </w:p>
     <w:p>
       <w:pPr>
@@ -11752,6 +12117,7 @@
               <w:pStyle w:val="TableBody"/>
             </w:pPr>
             <w:r>
+              <w:lastRenderedPageBreak/>
               <w:t>certificatePassword</w:t>
             </w:r>
           </w:p>
@@ -12103,14 +12469,14 @@
       <w:pPr>
         <w:pStyle w:val="21"/>
       </w:pPr>
-      <w:bookmarkStart w:id="30" w:name="_Toc242965887"/>
+      <w:bookmarkStart w:id="31" w:name="_Toc242986617"/>
       <w:r>
         <w:t xml:space="preserve">6.7 </w:t>
       </w:r>
       <w:r>
         <w:t>验证签名完整性、修订、有效期和证书信任</w:t>
       </w:r>
-      <w:bookmarkEnd w:id="30"/>
+      <w:bookmarkEnd w:id="31"/>
     </w:p>
     <w:p>
       <w:pPr>
@@ -12382,15 +12748,14 @@
       <w:pPr>
         <w:pStyle w:val="21"/>
       </w:pPr>
-      <w:bookmarkStart w:id="31" w:name="_Toc242965888"/>
-      <w:r>
-        <w:lastRenderedPageBreak/>
+      <w:bookmarkStart w:id="32" w:name="_Toc242986618"/>
+      <w:r>
         <w:t xml:space="preserve">6.8 </w:t>
       </w:r>
       <w:r>
         <w:t>解析规则网格表格</w:t>
       </w:r>
-      <w:bookmarkEnd w:id="31"/>
+      <w:bookmarkEnd w:id="32"/>
     </w:p>
     <w:p>
       <w:pPr>
@@ -12981,6 +13346,7 @@
     </w:tbl>
     <w:p>
       <w:r>
+        <w:lastRenderedPageBreak/>
         <w:t>成功媒体类型：</w:t>
       </w:r>
       <w:r>
@@ -13006,7 +13372,7 @@
       <w:pPr>
         <w:pStyle w:val="21"/>
       </w:pPr>
-      <w:bookmarkStart w:id="32" w:name="_Toc242965889"/>
+      <w:bookmarkStart w:id="33" w:name="_Toc242986619"/>
       <w:r>
         <w:t xml:space="preserve">6.9 </w:t>
       </w:r>
@@ -13016,7 +13382,7 @@
       <w:r>
         <w:t xml:space="preserve"> CSV</w:t>
       </w:r>
-      <w:bookmarkEnd w:id="32"/>
+      <w:bookmarkEnd w:id="33"/>
     </w:p>
     <w:p>
       <w:pPr>
@@ -13718,15 +14084,14 @@
       <w:pPr>
         <w:pStyle w:val="21"/>
       </w:pPr>
-      <w:bookmarkStart w:id="33" w:name="_Toc242965890"/>
-      <w:r>
-        <w:lastRenderedPageBreak/>
+      <w:bookmarkStart w:id="34" w:name="_Toc242986620"/>
+      <w:r>
         <w:t xml:space="preserve">6.10 </w:t>
       </w:r>
       <w:r>
         <w:t>分页提取文本、字体、颜色与坐标</w:t>
       </w:r>
-      <w:bookmarkEnd w:id="33"/>
+      <w:bookmarkEnd w:id="34"/>
     </w:p>
     <w:p>
       <w:pPr>
@@ -14087,14 +14452,15 @@
       <w:pPr>
         <w:pStyle w:val="21"/>
       </w:pPr>
-      <w:bookmarkStart w:id="34" w:name="_Toc242965891"/>
-      <w:r>
+      <w:bookmarkStart w:id="35" w:name="_Toc242986621"/>
+      <w:r>
+        <w:lastRenderedPageBreak/>
         <w:t xml:space="preserve">6.11 </w:t>
       </w:r>
       <w:r>
         <w:t>正则搜索文本</w:t>
       </w:r>
-      <w:bookmarkEnd w:id="34"/>
+      <w:bookmarkEnd w:id="35"/>
     </w:p>
     <w:p>
       <w:pPr>
@@ -14541,14 +14907,14 @@
       <w:pPr>
         <w:pStyle w:val="21"/>
       </w:pPr>
-      <w:bookmarkStart w:id="35" w:name="_Toc242965892"/>
+      <w:bookmarkStart w:id="36" w:name="_Toc242986622"/>
       <w:r>
         <w:t xml:space="preserve">6.12 </w:t>
       </w:r>
       <w:r>
         <w:t>添加文字或图片水印</w:t>
       </w:r>
-      <w:bookmarkEnd w:id="35"/>
+      <w:bookmarkEnd w:id="36"/>
     </w:p>
     <w:p>
       <w:pPr>
@@ -14988,7 +15354,6 @@
               <w:pStyle w:val="TableBody"/>
             </w:pPr>
             <w:r>
-              <w:lastRenderedPageBreak/>
               <w:t>text</w:t>
             </w:r>
           </w:p>
@@ -15698,6 +16063,7 @@
               <w:pStyle w:val="TableBody"/>
             </w:pPr>
             <w:r>
+              <w:lastRenderedPageBreak/>
               <w:t>opacity</w:t>
             </w:r>
           </w:p>
@@ -15889,14 +16255,14 @@
       <w:pPr>
         <w:pStyle w:val="21"/>
       </w:pPr>
-      <w:bookmarkStart w:id="36" w:name="_Toc242965893"/>
+      <w:bookmarkStart w:id="37" w:name="_Toc242986623"/>
       <w:r>
         <w:t xml:space="preserve">6.13 </w:t>
       </w:r>
       <w:r>
         <w:t>智能阅读接口</w:t>
       </w:r>
-      <w:bookmarkEnd w:id="36"/>
+      <w:bookmarkEnd w:id="37"/>
     </w:p>
     <w:p>
       <w:r>
@@ -16263,7 +16629,6 @@
               <w:pStyle w:val="TableBody"/>
             </w:pPr>
             <w:r>
-              <w:lastRenderedPageBreak/>
               <w:t>GET /documents/{id}</w:t>
             </w:r>
           </w:p>
@@ -16777,6 +17142,7 @@
               <w:pStyle w:val="TableBody"/>
             </w:pPr>
             <w:r>
+              <w:lastRenderedPageBreak/>
               <w:t>DELETE /conversations/{id}</w:t>
             </w:r>
           </w:p>
@@ -16994,25 +17360,16 @@
               <w:t>为</w:t>
             </w:r>
             <w:r>
-              <w:t xml:space="preserve"> ASK</w:t>
+              <w:t xml:space="preserve"> AUTO</w:t>
             </w:r>
             <w:r>
               <w:t>、</w:t>
             </w:r>
             <w:r>
-              <w:t>BRIEF</w:t>
-            </w:r>
-            <w:r>
-              <w:t>、</w:t>
-            </w:r>
-            <w:r>
-              <w:t>DETAILED</w:t>
-            </w:r>
-            <w:r>
-              <w:t>、</w:t>
-            </w:r>
-            <w:r>
-              <w:t>CHAPTER</w:t>
+              <w:t xml:space="preserve">WELCOME </w:t>
+            </w:r>
+            <w:r>
+              <w:t>或四种显式阅读模式</w:t>
             </w:r>
           </w:p>
         </w:tc>
@@ -17329,55 +17686,121 @@
         <w:t xml:space="preserve"> UUID </w:t>
       </w:r>
       <w:r>
-        <w:t>格式标识；</w:t>
+        <w:t>标识；</w:t>
       </w:r>
       <w:r>
         <w:t xml:space="preserve">mode </w:t>
       </w:r>
       <w:r>
-        <w:t>必须是</w:t>
-      </w:r>
-      <w:r>
-        <w:t xml:space="preserve"> ASK</w:t>
+        <w:t>支持</w:t>
+      </w:r>
+      <w:r>
+        <w:t xml:space="preserve"> AUTO</w:t>
       </w:r>
       <w:r>
         <w:t>、</w:t>
       </w:r>
       <w:r>
+        <w:t>WELCOME</w:t>
+      </w:r>
+      <w:r>
+        <w:t>、</w:t>
+      </w:r>
+      <w:r>
+        <w:t>ASK</w:t>
+      </w:r>
+      <w:r>
+        <w:t>、</w:t>
+      </w:r>
+      <w:r>
         <w:t>BRIEF</w:t>
       </w:r>
       <w:r>
         <w:t>、</w:t>
       </w:r>
       <w:r>
-        <w:t xml:space="preserve">DETAILED </w:t>
-      </w:r>
-      <w:r>
-        <w:t>或</w:t>
-      </w:r>
-      <w:r>
-        <w:t xml:space="preserve"> CHAPTER</w:t>
-      </w:r>
-      <w:r>
-        <w:t>；</w:t>
-      </w:r>
-      <w:r>
-        <w:t xml:space="preserve">question </w:t>
-      </w:r>
-      <w:r>
-        <w:t>必须存在且不超过</w:t>
+        <w:t>DETAILED</w:t>
+      </w:r>
+      <w:r>
+        <w:t>、</w:t>
+      </w:r>
+      <w:r>
+        <w:t>CHAPTER</w:t>
+      </w:r>
+      <w:r>
+        <w:t>。</w:t>
+      </w:r>
+      <w:r>
+        <w:t xml:space="preserve">AUTO </w:t>
+      </w:r>
+      <w:r>
+        <w:t>和</w:t>
+      </w:r>
+      <w:r>
+        <w:t xml:space="preserve"> ASK </w:t>
+      </w:r>
+      <w:r>
+        <w:t>要求非空</w:t>
+      </w:r>
+      <w:r>
+        <w:t xml:space="preserve"> question</w:t>
+      </w:r>
+      <w:r>
+        <w:t>，所有</w:t>
+      </w:r>
+      <w:r>
+        <w:t xml:space="preserve"> question </w:t>
+      </w:r>
+      <w:r>
+        <w:t>最长</w:t>
       </w:r>
       <w:r>
         <w:t xml:space="preserve"> 2000 </w:t>
       </w:r>
       <w:r>
-        <w:t>字符，</w:t>
-      </w:r>
-      <w:r>
-        <w:t xml:space="preserve">ASK </w:t>
-      </w:r>
-      <w:r>
-        <w:t>不接受空白问题。</w:t>
+        <w:t>字符。</w:t>
+      </w:r>
+      <w:r>
+        <w:t xml:space="preserve">AUTO </w:t>
+      </w:r>
+      <w:r>
+        <w:t>的</w:t>
+      </w:r>
+      <w:r>
+        <w:t xml:space="preserve"> pages/chapterId </w:t>
+      </w:r>
+      <w:r>
+        <w:t>必须为</w:t>
+      </w:r>
+      <w:r>
+        <w:t xml:space="preserve"> null</w:t>
+      </w:r>
+      <w:r>
+        <w:t>，范围由自然语言解析；</w:t>
+      </w:r>
+      <w:r>
+        <w:t xml:space="preserve">WELCOME </w:t>
+      </w:r>
+      <w:r>
+        <w:t>只接受空</w:t>
+      </w:r>
+      <w:r>
+        <w:t xml:space="preserve"> question </w:t>
+      </w:r>
+      <w:r>
+        <w:t>和</w:t>
+      </w:r>
+      <w:r>
+        <w:t xml:space="preserve"> null </w:t>
+      </w:r>
+      <w:r>
+        <w:t>范围，同一会话首次欢迎请求不创建用户消息，非首次新增欢迎请求返回</w:t>
+      </w:r>
+      <w:r>
+        <w:t xml:space="preserve"> 409</w:t>
+      </w:r>
+      <w:r>
+        <w:t>；显式重试保留原操作。</w:t>
       </w:r>
       <w:r>
         <w:t xml:space="preserve">CHAPTER </w:t>
@@ -17444,15 +17867,14 @@
       <w:pPr>
         <w:pStyle w:val="21"/>
       </w:pPr>
-      <w:bookmarkStart w:id="37" w:name="_Toc242965894"/>
-      <w:r>
-        <w:lastRenderedPageBreak/>
+      <w:bookmarkStart w:id="38" w:name="_Toc242986624"/>
+      <w:r>
         <w:t xml:space="preserve">6.14 </w:t>
       </w:r>
       <w:r>
         <w:t>异常与响应语义</w:t>
       </w:r>
-      <w:bookmarkEnd w:id="37"/>
+      <w:bookmarkEnd w:id="38"/>
     </w:p>
     <w:p>
       <w:pPr>
@@ -17799,6 +18221,7 @@
               <w:pStyle w:val="TableBody"/>
             </w:pPr>
             <w:r>
+              <w:lastRenderedPageBreak/>
               <w:t>409</w:t>
             </w:r>
           </w:p>
@@ -18244,27 +18667,27 @@
       <w:pPr>
         <w:pStyle w:val="1"/>
       </w:pPr>
-      <w:bookmarkStart w:id="38" w:name="_Toc242965895"/>
+      <w:bookmarkStart w:id="39" w:name="_Toc242986625"/>
       <w:r>
         <w:t xml:space="preserve">7 D13 </w:t>
       </w:r>
       <w:r>
         <w:t>前端组件与交互</w:t>
       </w:r>
-      <w:bookmarkEnd w:id="38"/>
+      <w:bookmarkEnd w:id="39"/>
     </w:p>
     <w:p>
       <w:pPr>
         <w:pStyle w:val="21"/>
       </w:pPr>
-      <w:bookmarkStart w:id="39" w:name="_Toc242965896"/>
+      <w:bookmarkStart w:id="40" w:name="_Toc242986626"/>
       <w:r>
         <w:t xml:space="preserve">7.1 </w:t>
       </w:r>
       <w:r>
         <w:t>工作台状态分工</w:t>
       </w:r>
-      <w:bookmarkEnd w:id="39"/>
+      <w:bookmarkEnd w:id="40"/>
     </w:p>
     <w:p>
       <w:r>
@@ -18324,85 +18747,192 @@
     </w:p>
     <w:p>
       <w:r>
+        <w:t xml:space="preserve">useAiAssistant </w:t>
+      </w:r>
+      <w:r>
+        <w:t>独立维护当前文档、会话、目录、消息、生成任务和</w:t>
+      </w:r>
+      <w:r>
+        <w:t xml:space="preserve"> EventSource</w:t>
+      </w:r>
+      <w:r>
+        <w:t>；异步返回前校验版本，防止旧文件或旧会话覆盖当前视图。</w:t>
+      </w:r>
+      <w:r>
+        <w:t xml:space="preserve">api/ai.ts </w:t>
+      </w:r>
+      <w:r>
+        <w:t>封装</w:t>
+      </w:r>
+      <w:r>
+        <w:t xml:space="preserve"> JSON </w:t>
+      </w:r>
+      <w:r>
+        <w:t>与导入请求。</w:t>
+      </w:r>
+      <w:r>
+        <w:t xml:space="preserve">AiAssistant </w:t>
+      </w:r>
+      <w:r>
+        <w:t>通过</w:t>
+      </w:r>
+      <w:r>
+        <w:t xml:space="preserve"> Teleport </w:t>
+      </w:r>
+      <w:r>
+        <w:t>挂载在</w:t>
+      </w:r>
+      <w:r>
+        <w:t xml:space="preserve"> body</w:t>
+      </w:r>
+      <w:r>
+        <w:t>，</w:t>
+      </w:r>
+      <w:r>
+        <w:t xml:space="preserve">fixed </w:t>
+      </w:r>
+      <w:r>
+        <w:t>定位与</w:t>
+      </w:r>
+      <w:r>
+        <w:t xml:space="preserve"> v-show </w:t>
+      </w:r>
+      <w:r>
+        <w:t>控制显隐；默认最大</w:t>
+      </w:r>
+      <w:r>
+        <w:t xml:space="preserve"> 520 px </w:t>
+      </w:r>
+      <w:r>
+        <w:t>宽、</w:t>
+      </w:r>
+      <w:r>
+        <w:t xml:space="preserve">800 px </w:t>
+      </w:r>
+      <w:r>
+        <w:t>高，展开最大</w:t>
+      </w:r>
+      <w:r>
+        <w:t xml:space="preserve"> 760 px</w:t>
+      </w:r>
+      <w:r>
+        <w:t>，不占工作台网格。</w:t>
+      </w:r>
+    </w:p>
+    <w:p>
+      <w:r>
+        <w:t xml:space="preserve">AiAssistant </w:t>
+      </w:r>
+      <w:r>
+        <w:t>不再维护问答、摘要或章节标签。</w:t>
+      </w:r>
+      <w:r>
+        <w:t xml:space="preserve">startWelcome </w:t>
+      </w:r>
+      <w:r>
+        <w:t>仅在已选择</w:t>
+      </w:r>
+      <w:r>
+        <w:t xml:space="preserve"> PDF</w:t>
+      </w:r>
+      <w:r>
+        <w:t>、模型可用且会话无消息时发送</w:t>
+      </w:r>
+      <w:r>
+        <w:t xml:space="preserve"> WELCOME</w:t>
+      </w:r>
+      <w:r>
+        <w:t>；</w:t>
+      </w:r>
+      <w:r>
+        <w:t xml:space="preserve">busy </w:t>
+      </w:r>
+      <w:r>
+        <w:t>和运行任务阻止重复提交。</w:t>
+      </w:r>
+      <w:r>
+        <w:t xml:space="preserve">AiSuggestions </w:t>
+      </w:r>
+      <w:r>
+        <w:t>统一维护三个建议，以完整问题文本调用</w:t>
+      </w:r>
+      <w:r>
+        <w:t xml:space="preserve"> submit</w:t>
+      </w:r>
+      <w:r>
+        <w:t>，并统一发送</w:t>
+      </w:r>
+      <w:r>
+        <w:t xml:space="preserve"> AUTO</w:t>
+      </w:r>
+      <w:r>
+        <w:t>；</w:t>
+      </w:r>
+      <w:r>
         <w:lastRenderedPageBreak/>
-        <w:t xml:space="preserve">useAiAssistant </w:t>
-      </w:r>
-      <w:r>
-        <w:t>独立维护当前文档、会话、目录、消息、生成任务和</w:t>
-      </w:r>
-      <w:r>
-        <w:t xml:space="preserve"> EventSource</w:t>
-      </w:r>
-      <w:r>
-        <w:t>；异步返回前校验版本，防止旧文件或旧会话覆盖当前视图。</w:t>
-      </w:r>
-      <w:r>
-        <w:t xml:space="preserve">api/ai.ts </w:t>
-      </w:r>
-      <w:r>
-        <w:t>封装</w:t>
-      </w:r>
-      <w:r>
-        <w:t xml:space="preserve"> JSON </w:t>
-      </w:r>
-      <w:r>
-        <w:t>与导入请求。</w:t>
-      </w:r>
-      <w:r>
-        <w:t xml:space="preserve">AiAssistant </w:t>
-      </w:r>
-      <w:r>
-        <w:t>通过</w:t>
-      </w:r>
-      <w:r>
-        <w:t xml:space="preserve"> Teleport </w:t>
-      </w:r>
-      <w:r>
-        <w:t>挂载在</w:t>
-      </w:r>
-      <w:r>
-        <w:t xml:space="preserve"> body</w:t>
-      </w:r>
-      <w:r>
-        <w:t>，</w:t>
-      </w:r>
-      <w:r>
-        <w:t xml:space="preserve">fixed </w:t>
-      </w:r>
-      <w:r>
-        <w:t>定位与</w:t>
-      </w:r>
-      <w:r>
-        <w:t xml:space="preserve"> v-show </w:t>
-      </w:r>
-      <w:r>
-        <w:t>控制显隐；默认</w:t>
-      </w:r>
-      <w:r>
-        <w:t xml:space="preserve"> 452 px </w:t>
-      </w:r>
-      <w:r>
-        <w:t>宽，展开最大</w:t>
-      </w:r>
-      <w:r>
-        <w:t xml:space="preserve"> 760 px</w:t>
-      </w:r>
-      <w:r>
-        <w:t>，不占工作台网格。</w:t>
+        <w:t>无隐藏范围字段。目录项只定位页面并填写可编辑问题，范围最终由服务端解析。输入法组合态的</w:t>
+      </w:r>
+      <w:r>
+        <w:t xml:space="preserve"> Enter </w:t>
+      </w:r>
+      <w:r>
+        <w:t>不发送消息。</w:t>
+      </w:r>
+      <w:r>
+        <w:t xml:space="preserve">WELCOME </w:t>
+      </w:r>
+      <w:r>
+        <w:t>流式更新不自动滚动正文，普通回答仅在接近底部时跟随滚动。推荐项采用</w:t>
+      </w:r>
+      <w:r>
+        <w:t xml:space="preserve"> 14 px </w:t>
+      </w:r>
+      <w:r>
+        <w:t>字号、</w:t>
+      </w:r>
+      <w:r>
+        <w:t xml:space="preserve">500 </w:t>
+      </w:r>
+      <w:r>
+        <w:t>字重、</w:t>
+      </w:r>
+      <w:r>
+        <w:t xml:space="preserve">22 px </w:t>
+      </w:r>
+      <w:r>
+        <w:t>行高及至少</w:t>
+      </w:r>
+      <w:r>
+        <w:t xml:space="preserve"> 48 px </w:t>
+      </w:r>
+      <w:r>
+        <w:t>点击高度，</w:t>
+      </w:r>
+      <w:r>
+        <w:t xml:space="preserve">8 px </w:t>
+      </w:r>
+      <w:r>
+        <w:t>间距；正文为深灰蓝，首项只使用浅底轻强调。图标复用</w:t>
+      </w:r>
+      <w:r>
+        <w:t xml:space="preserve"> AppIcon</w:t>
+      </w:r>
+      <w:r>
+        <w:t>，避免字符图标的基线和尺寸差异。</w:t>
       </w:r>
     </w:p>
     <w:p>
       <w:pPr>
         <w:pStyle w:val="21"/>
       </w:pPr>
-      <w:bookmarkStart w:id="40" w:name="_Toc242965897"/>
+      <w:bookmarkStart w:id="41" w:name="_Toc242986627"/>
       <w:r>
         <w:t xml:space="preserve">7.2 </w:t>
       </w:r>
       <w:r>
         <w:t>引用定位与历史恢复</w:t>
       </w:r>
-      <w:bookmarkEnd w:id="40"/>
+      <w:bookmarkEnd w:id="41"/>
     </w:p>
     <w:p>
       <w:r>
@@ -18487,14 +19017,14 @@
       <w:pPr>
         <w:pStyle w:val="21"/>
       </w:pPr>
-      <w:bookmarkStart w:id="41" w:name="_Toc242965898"/>
+      <w:bookmarkStart w:id="42" w:name="_Toc242986628"/>
       <w:r>
         <w:t xml:space="preserve">7.3 </w:t>
       </w:r>
       <w:r>
         <w:t>主要页面</w:t>
       </w:r>
-      <w:bookmarkEnd w:id="41"/>
+      <w:bookmarkEnd w:id="42"/>
     </w:p>
     <w:p>
       <w:r>
@@ -18517,6 +19047,23 @@
       </w:r>
       <w:r>
         <w:t>预览、参数及结果区域承担不同职责；智能阅读以浮层附加，引用证据仍在现有预览器中定位。</w:t>
+      </w:r>
+    </w:p>
+    <w:p>
+      <w:r>
+        <w:t>图</w:t>
+      </w:r>
+      <w:r>
+        <w:t xml:space="preserve"> 7-6 </w:t>
+      </w:r>
+      <w:r>
+        <w:t>展示文档读取后的欢迎态。概览来自当前</w:t>
+      </w:r>
+      <w:r>
+        <w:t xml:space="preserve"> PDF</w:t>
+      </w:r>
+      <w:r>
+        <w:t>，三个建议位于同一会话内，目录入口与输入框分别承担导航和任务输入职责。</w:t>
       </w:r>
     </w:p>
     <w:p>
@@ -18829,10 +19376,70 @@
     </w:p>
     <w:p>
       <w:pPr>
+        <w:keepNext/>
+      </w:pPr>
+      <w:r>
+        <w:rPr>
+          <w:noProof/>
+        </w:rPr>
+        <w:drawing>
+          <wp:inline distT="0" distB="0" distL="0" distR="0" wp14:anchorId="6E10D8A8" wp14:editId="1754A875">
+            <wp:extent cx="5472000" cy="3800000"/>
+            <wp:effectExtent l="0" t="0" r="0" b="0"/>
+            <wp:docPr id="10" name="Picture 10"/>
+            <wp:cNvGraphicFramePr>
+              <a:graphicFrameLocks xmlns:a="http://schemas.openxmlformats.org/drawingml/2006/main" noChangeAspect="1"/>
+            </wp:cNvGraphicFramePr>
+            <a:graphic xmlns:a="http://schemas.openxmlformats.org/drawingml/2006/main">
+              <a:graphicData uri="http://schemas.openxmlformats.org/drawingml/2006/picture">
+                <pic:pic xmlns:pic="http://schemas.openxmlformats.org/drawingml/2006/picture">
+                  <pic:nvPicPr>
+                    <pic:cNvPr id="0" name="10-ai-welcome.png"/>
+                    <pic:cNvPicPr/>
+                  </pic:nvPicPr>
+                  <pic:blipFill>
+                    <a:blip r:embed="rId16"/>
+                    <a:stretch>
+                      <a:fillRect/>
+                    </a:stretch>
+                  </pic:blipFill>
+                  <pic:spPr>
+                    <a:xfrm>
+                      <a:off x="0" y="0"/>
+                      <a:ext cx="5472000" cy="3800000"/>
+                    </a:xfrm>
+                    <a:prstGeom prst="rect">
+                      <a:avLst/>
+                    </a:prstGeom>
+                  </pic:spPr>
+                </pic:pic>
+              </a:graphicData>
+            </a:graphic>
+          </wp:inline>
+        </w:drawing>
+      </w:r>
+    </w:p>
+    <w:p>
+      <w:pPr>
+        <w:pStyle w:val="af7"/>
+      </w:pPr>
+      <w:r>
+        <w:t>图</w:t>
+      </w:r>
+      <w:r>
+        <w:t xml:space="preserve"> 7-6 </w:t>
+      </w:r>
+      <w:r>
+        <w:t>文档概览与三个推荐问题</w:t>
+      </w:r>
+    </w:p>
+    <w:p>
+      <w:pPr>
         <w:pStyle w:val="1"/>
       </w:pPr>
-      <w:bookmarkStart w:id="42" w:name="_Toc242965899"/>
-      <w:r>
+      <w:bookmarkStart w:id="43" w:name="_Toc242986629"/>
+      <w:r>
+        <w:lastRenderedPageBreak/>
         <w:t>8 D12</w:t>
       </w:r>
       <w:r>
@@ -18844,20 +19451,20 @@
       <w:r>
         <w:t>资源生命周期及安全</w:t>
       </w:r>
-      <w:bookmarkEnd w:id="42"/>
+      <w:bookmarkEnd w:id="43"/>
     </w:p>
     <w:p>
       <w:pPr>
         <w:pStyle w:val="21"/>
       </w:pPr>
-      <w:bookmarkStart w:id="43" w:name="_Toc242965900"/>
+      <w:bookmarkStart w:id="44" w:name="_Toc242986630"/>
       <w:r>
         <w:t xml:space="preserve">8.1 </w:t>
       </w:r>
       <w:r>
         <w:t>请求级资源</w:t>
       </w:r>
-      <w:bookmarkEnd w:id="43"/>
+      <w:bookmarkEnd w:id="44"/>
     </w:p>
     <w:p>
       <w:pPr>
@@ -18885,7 +19492,7 @@
                     <pic:cNvPicPr/>
                   </pic:nvPicPr>
                   <pic:blipFill>
-                    <a:blip r:embed="rId16"/>
+                    <a:blip r:embed="rId17"/>
                     <a:stretch>
                       <a:fillRect/>
                     </a:stretch>
@@ -18958,11 +19565,7 @@
         <w:t xml:space="preserve"> ZIP </w:t>
       </w:r>
       <w:r>
-        <w:t>同时检查累计条目和压缩结果。</w:t>
-      </w:r>
-      <w:r>
-        <w:lastRenderedPageBreak/>
-        <w:t>同步发送完成或抛出异常后，</w:t>
+        <w:t>同时检查累计条目和压缩结果。同步发送完成或抛出异常后，</w:t>
       </w:r>
       <w:r>
         <w:t xml:space="preserve">finally </w:t>
@@ -18987,14 +19590,14 @@
       <w:pPr>
         <w:pStyle w:val="21"/>
       </w:pPr>
-      <w:bookmarkStart w:id="44" w:name="_Toc242965901"/>
+      <w:bookmarkStart w:id="45" w:name="_Toc242986631"/>
       <w:r>
         <w:t xml:space="preserve">8.2 </w:t>
       </w:r>
       <w:r>
         <w:t>持久资源与取消</w:t>
       </w:r>
-      <w:bookmarkEnd w:id="44"/>
+      <w:bookmarkEnd w:id="45"/>
     </w:p>
     <w:p>
       <w:r>
@@ -19064,14 +19667,15 @@
       <w:pPr>
         <w:pStyle w:val="21"/>
       </w:pPr>
-      <w:bookmarkStart w:id="45" w:name="_Toc242965902"/>
-      <w:r>
+      <w:bookmarkStart w:id="46" w:name="_Toc242986632"/>
+      <w:r>
+        <w:lastRenderedPageBreak/>
         <w:t xml:space="preserve">8.3 </w:t>
       </w:r>
       <w:r>
         <w:t>访问与敏感数据边界</w:t>
       </w:r>
-      <w:bookmarkEnd w:id="45"/>
+      <w:bookmarkEnd w:id="46"/>
     </w:p>
     <w:p>
       <w:r>
@@ -19156,28 +19760,27 @@
       <w:pPr>
         <w:pStyle w:val="1"/>
       </w:pPr>
-      <w:bookmarkStart w:id="46" w:name="_Toc242965903"/>
-      <w:r>
-        <w:lastRenderedPageBreak/>
+      <w:bookmarkStart w:id="47" w:name="_Toc242986633"/>
+      <w:r>
         <w:t xml:space="preserve">9 </w:t>
       </w:r>
       <w:r>
         <w:t>工程入口与可追踪性</w:t>
       </w:r>
-      <w:bookmarkEnd w:id="46"/>
+      <w:bookmarkEnd w:id="47"/>
     </w:p>
     <w:p>
       <w:pPr>
         <w:pStyle w:val="21"/>
       </w:pPr>
-      <w:bookmarkStart w:id="47" w:name="_Toc242965904"/>
+      <w:bookmarkStart w:id="48" w:name="_Toc242986634"/>
       <w:r>
         <w:t xml:space="preserve">9.1 </w:t>
       </w:r>
       <w:r>
         <w:t>配置和独立调用</w:t>
       </w:r>
-      <w:bookmarkEnd w:id="47"/>
+      <w:bookmarkEnd w:id="48"/>
     </w:p>
     <w:p>
       <w:pPr>
@@ -19648,14 +20251,15 @@
       <w:pPr>
         <w:pStyle w:val="21"/>
       </w:pPr>
-      <w:bookmarkStart w:id="48" w:name="_Toc242965905"/>
-      <w:r>
+      <w:bookmarkStart w:id="49" w:name="_Toc242986635"/>
+      <w:r>
+        <w:lastRenderedPageBreak/>
         <w:t xml:space="preserve">9.2 </w:t>
       </w:r>
       <w:r>
         <w:t>设计实现与测试映射</w:t>
       </w:r>
-      <w:bookmarkEnd w:id="48"/>
+      <w:bookmarkEnd w:id="49"/>
     </w:p>
     <w:p>
       <w:r>
@@ -20564,7 +21168,6 @@
               <w:spacing w:before="0" w:after="20" w:line="264" w:lineRule="auto"/>
             </w:pPr>
             <w:r>
-              <w:lastRenderedPageBreak/>
               <w:t>A01</w:t>
             </w:r>
           </w:p>
@@ -21765,6 +22368,7 @@
               <w:spacing w:before="0" w:after="20" w:line="264" w:lineRule="auto"/>
             </w:pPr>
             <w:r>
+              <w:lastRenderedPageBreak/>
               <w:t>ANFR-01/03</w:t>
             </w:r>
           </w:p>
@@ -21959,15 +22563,249 @@
           </w:p>
         </w:tc>
       </w:tr>
+      <w:tr>
+        <w:trPr>
+          <w:cantSplit/>
+          <w:jc w:val="center"/>
+        </w:trPr>
+        <w:tc>
+          <w:tcPr>
+            <w:tcW w:w="1332" w:type="dxa"/>
+            <w:tcMar>
+              <w:top w:w="50" w:type="dxa"/>
+              <w:left w:w="85" w:type="dxa"/>
+              <w:bottom w:w="50" w:type="dxa"/>
+              <w:right w:w="85" w:type="dxa"/>
+            </w:tcMar>
+            <w:vAlign w:val="center"/>
+          </w:tcPr>
+          <w:p>
+            <w:pPr>
+              <w:pStyle w:val="TableBody"/>
+              <w:spacing w:before="0" w:after="20" w:line="264" w:lineRule="auto"/>
+            </w:pPr>
+            <w:r>
+              <w:t>A08</w:t>
+            </w:r>
+          </w:p>
+        </w:tc>
+        <w:tc>
+          <w:tcPr>
+            <w:tcW w:w="1587" w:type="dxa"/>
+            <w:tcMar>
+              <w:top w:w="50" w:type="dxa"/>
+              <w:left w:w="85" w:type="dxa"/>
+              <w:bottom w:w="50" w:type="dxa"/>
+              <w:right w:w="85" w:type="dxa"/>
+            </w:tcMar>
+            <w:vAlign w:val="center"/>
+          </w:tcPr>
+          <w:p>
+            <w:pPr>
+              <w:pStyle w:val="TableBody"/>
+              <w:spacing w:before="0" w:after="20" w:line="264" w:lineRule="auto"/>
+            </w:pPr>
+            <w:r>
+              <w:t xml:space="preserve">D15/D10 </w:t>
+            </w:r>
+            <w:r>
+              <w:t>自然语言阅读</w:t>
+            </w:r>
+          </w:p>
+        </w:tc>
+        <w:tc>
+          <w:tcPr>
+            <w:tcW w:w="3175" w:type="dxa"/>
+            <w:tcMar>
+              <w:top w:w="50" w:type="dxa"/>
+              <w:left w:w="85" w:type="dxa"/>
+              <w:bottom w:w="50" w:type="dxa"/>
+              <w:right w:w="85" w:type="dxa"/>
+            </w:tcMar>
+            <w:vAlign w:val="center"/>
+          </w:tcPr>
+          <w:p>
+            <w:pPr>
+              <w:pStyle w:val="TableBody"/>
+              <w:spacing w:before="0" w:after="20" w:line="264" w:lineRule="auto"/>
+            </w:pPr>
+            <w:r>
+              <w:t>AiIntent.resolve</w:t>
+            </w:r>
+            <w:r>
+              <w:t>；</w:t>
+            </w:r>
+            <w:r>
+              <w:t>AiReading.generate</w:t>
+            </w:r>
+          </w:p>
+        </w:tc>
+        <w:tc>
+          <w:tcPr>
+            <w:tcW w:w="2693" w:type="dxa"/>
+            <w:tcMar>
+              <w:top w:w="50" w:type="dxa"/>
+              <w:left w:w="85" w:type="dxa"/>
+              <w:bottom w:w="50" w:type="dxa"/>
+              <w:right w:w="85" w:type="dxa"/>
+            </w:tcMar>
+            <w:vAlign w:val="center"/>
+          </w:tcPr>
+          <w:p>
+            <w:pPr>
+              <w:pStyle w:val="TableBody"/>
+              <w:spacing w:before="0" w:after="20" w:line="264" w:lineRule="auto"/>
+            </w:pPr>
+            <w:r>
+              <w:t>AI-INT-01</w:t>
+            </w:r>
+            <w:r>
+              <w:t>；</w:t>
+            </w:r>
+            <w:r>
+              <w:t>AI-API-17</w:t>
+            </w:r>
+            <w:r>
+              <w:t>～</w:t>
+            </w:r>
+            <w:r>
+              <w:t>19</w:t>
+            </w:r>
+            <w:r>
+              <w:t>；</w:t>
+            </w:r>
+            <w:r>
+              <w:t>AI-LIVE-02</w:t>
+            </w:r>
+          </w:p>
+        </w:tc>
+      </w:tr>
+      <w:tr>
+        <w:trPr>
+          <w:cantSplit/>
+          <w:jc w:val="center"/>
+        </w:trPr>
+        <w:tc>
+          <w:tcPr>
+            <w:tcW w:w="1332" w:type="dxa"/>
+            <w:tcMar>
+              <w:top w:w="50" w:type="dxa"/>
+              <w:left w:w="85" w:type="dxa"/>
+              <w:bottom w:w="50" w:type="dxa"/>
+              <w:right w:w="85" w:type="dxa"/>
+            </w:tcMar>
+            <w:vAlign w:val="center"/>
+          </w:tcPr>
+          <w:p>
+            <w:pPr>
+              <w:pStyle w:val="TableBody"/>
+              <w:spacing w:before="0" w:after="20" w:line="264" w:lineRule="auto"/>
+            </w:pPr>
+            <w:r>
+              <w:t>A09</w:t>
+            </w:r>
+          </w:p>
+        </w:tc>
+        <w:tc>
+          <w:tcPr>
+            <w:tcW w:w="1587" w:type="dxa"/>
+            <w:tcMar>
+              <w:top w:w="50" w:type="dxa"/>
+              <w:left w:w="85" w:type="dxa"/>
+              <w:bottom w:w="50" w:type="dxa"/>
+              <w:right w:w="85" w:type="dxa"/>
+            </w:tcMar>
+            <w:vAlign w:val="center"/>
+          </w:tcPr>
+          <w:p>
+            <w:pPr>
+              <w:pStyle w:val="TableBody"/>
+              <w:spacing w:before="0" w:after="20" w:line="264" w:lineRule="auto"/>
+            </w:pPr>
+            <w:r>
+              <w:t xml:space="preserve">D11/D13 </w:t>
+            </w:r>
+            <w:r>
+              <w:t>欢迎与建议</w:t>
+            </w:r>
+          </w:p>
+        </w:tc>
+        <w:tc>
+          <w:tcPr>
+            <w:tcW w:w="3175" w:type="dxa"/>
+            <w:tcMar>
+              <w:top w:w="50" w:type="dxa"/>
+              <w:left w:w="85" w:type="dxa"/>
+              <w:bottom w:w="50" w:type="dxa"/>
+              <w:right w:w="85" w:type="dxa"/>
+            </w:tcMar>
+            <w:vAlign w:val="center"/>
+          </w:tcPr>
+          <w:p>
+            <w:pPr>
+              <w:pStyle w:val="TableBody"/>
+              <w:spacing w:before="0" w:after="20" w:line="264" w:lineRule="auto"/>
+            </w:pPr>
+            <w:r>
+              <w:t>AiRuns.start</w:t>
+            </w:r>
+            <w:r>
+              <w:t>；</w:t>
+            </w:r>
+            <w:r>
+              <w:t>useAiAssistant</w:t>
+            </w:r>
+            <w:r>
+              <w:t>；</w:t>
+            </w:r>
+            <w:r>
+              <w:t>AiSuggestions</w:t>
+            </w:r>
+          </w:p>
+        </w:tc>
+        <w:tc>
+          <w:tcPr>
+            <w:tcW w:w="2693" w:type="dxa"/>
+            <w:tcMar>
+              <w:top w:w="50" w:type="dxa"/>
+              <w:left w:w="85" w:type="dxa"/>
+              <w:bottom w:w="50" w:type="dxa"/>
+              <w:right w:w="85" w:type="dxa"/>
+            </w:tcMar>
+            <w:vAlign w:val="center"/>
+          </w:tcPr>
+          <w:p>
+            <w:pPr>
+              <w:pStyle w:val="TableBody"/>
+              <w:spacing w:before="0" w:after="20" w:line="264" w:lineRule="auto"/>
+            </w:pPr>
+            <w:r>
+              <w:t>AI-API-16</w:t>
+            </w:r>
+            <w:r>
+              <w:t>；</w:t>
+            </w:r>
+            <w:r>
+              <w:t>AI-UI-01</w:t>
+            </w:r>
+            <w:r>
+              <w:t>；</w:t>
+            </w:r>
+            <w:r>
+              <w:t>AI-E2E-01</w:t>
+            </w:r>
+          </w:p>
+        </w:tc>
+      </w:tr>
     </w:tbl>
     <w:p/>
     <w:sectPr>
-      <w:headerReference w:type="even" r:id="rId17"/>
-      <w:headerReference w:type="default" r:id="rId18"/>
-      <w:footerReference w:type="even" r:id="rId19"/>
-      <w:footerReference w:type="default" r:id="rId20"/>
-      <w:headerReference w:type="first" r:id="rId21"/>
-      <w:footerReference w:type="first" r:id="rId22"/>
+      <w:headerReference w:type="even" r:id="rId18"/>
+      <w:headerReference w:type="default" r:id="rId19"/>
+      <w:footerReference w:type="even" r:id="rId20"/>
+      <w:footerReference w:type="default" r:id="rId21"/>
+      <w:headerReference w:type="first" r:id="rId22"/>
+      <w:footerReference w:type="first" r:id="rId23"/>
       <w:pgSz w:w="11906" w:h="16838"/>
       <w:pgMar w:top="1417" w:right="1417" w:bottom="1417" w:left="1701" w:header="680" w:footer="680" w:gutter="0"/>
       <w:cols w:space="720"/>
